--- a/site/files/konspekt-lekciya-1.docx
+++ b/site/files/konspekt-lekciya-1.docx
@@ -3162,7 +3162,7 @@
         <w:rPr>
           <w:lang w:val="ru"/>
         </w:rPr>
-        <w:t xml:space="preserve">а в бонусном уроке — навык.</w:t>
+        <w:t xml:space="preserve">а в бонусном уроке 1 — навык.</w:t>
       </w:r>
     </w:p>
     <w:bookmarkEnd w:id="30"/>
@@ -5319,7 +5319,7 @@
         <w:rPr>
           <w:lang w:val="ru"/>
         </w:rPr>
-        <w:t xml:space="preserve">в бонусном уроке, раздел 6.</w:t>
+        <w:t xml:space="preserve">в бонусном уроке 1, раздел 6.</w:t>
       </w:r>
     </w:p>
     <w:p>

--- a/site/files/konspekt-lekciya-1.docx
+++ b/site/files/konspekt-lekciya-1.docx
@@ -6548,7 +6548,7 @@
       </w:r>
     </w:p>
     <w:bookmarkEnd w:id="57"/>
-    <w:bookmarkStart w:id="59" w:name="samostoyatelno"/>
+    <w:bookmarkStart w:id="60" w:name="samostoyatelno"/>
     <w:p>
       <w:pPr>
         <w:pStyle w:val="Heading2"/>
@@ -6596,14 +6596,53 @@
             <w:rStyle w:val="Hyperlink"/>
             <w:lang w:val="ru"/>
           </w:rPr>
-          <w:t xml:space="preserve">итоговый тест</w:t>
+          <w:t xml:space="preserve">тест в форме</w:t>
         </w:r>
       </w:hyperlink>
       <w:r>
         <w:rPr>
           <w:lang w:val="ru"/>
         </w:rPr>
-        <w:t xml:space="preserve">, от 44 баллов из 72 (60 %).</w:t>
+        <w:t xml:space="preserve"> </w:t>
+      </w:r>
+      <w:r>
+        <w:rPr>
+          <w:lang w:val="ru"/>
+        </w:rPr>
+        <w:t xml:space="preserve">— результат попадёт в ведомость; «сдано» — от 44 баллов</w:t>
+      </w:r>
+      <w:r>
+        <w:rPr>
+          <w:lang w:val="ru"/>
+        </w:rPr>
+        <w:t xml:space="preserve"> </w:t>
+      </w:r>
+      <w:r>
+        <w:rPr>
+          <w:lang w:val="ru"/>
+        </w:rPr>
+        <w:t xml:space="preserve">из 72 (60 %). Потренироваться —</w:t>
+      </w:r>
+      <w:r>
+        <w:rPr>
+          <w:lang w:val="ru"/>
+        </w:rPr>
+        <w:t xml:space="preserve"> </w:t>
+      </w:r>
+      <w:hyperlink r:id="rId59">
+        <w:r>
+          <w:rPr>
+            <w:rStyle w:val="Hyperlink"/>
+            <w:lang w:val="ru"/>
+          </w:rPr>
+          <w:t xml:space="preserve">тест на сайте</w:t>
+        </w:r>
+      </w:hyperlink>
+      <w:r>
+        <w:rPr>
+          <w:lang w:val="ru"/>
+        </w:rPr>
+        <w:t xml:space="preserve">.</w:t>
       </w:r>
     </w:p>
     <w:p>
@@ -6934,8 +6973,8 @@
         <w:t xml:space="preserve">какого-то нет); сравнение конкретное; найдена и исправлена хотя бы одна ошибка модели.</w:t>
       </w:r>
     </w:p>
-    <w:bookmarkEnd w:id="59"/>
-    <w:bookmarkStart w:id="60" w:name="proverte-sebya"/>
+    <w:bookmarkEnd w:id="60"/>
+    <w:bookmarkStart w:id="61" w:name="proverte-sebya"/>
     <w:p>
       <w:pPr>
         <w:pStyle w:val="Heading2"/>
@@ -7163,8 +7202,8 @@
         <w:t xml:space="preserve">на источник, а не на «память» модели, и его можно проверить.</w:t>
       </w:r>
     </w:p>
-    <w:bookmarkEnd w:id="60"/>
-    <w:bookmarkStart w:id="61" w:name="istochniki"/>
+    <w:bookmarkEnd w:id="61"/>
+    <w:bookmarkStart w:id="62" w:name="istochniki"/>
     <w:p>
       <w:pPr>
         <w:pStyle w:val="Heading2"/>
@@ -7422,7 +7461,7 @@
         <w:t xml:space="preserve">Nechesov A. V., Vityaev E. E., Goncharov S. S., Sviridenko D. I. The Task-Based Approach: A New Paradigm for Building Trustworthy Artificial Intelligence // Известия Иркутского государственного университета. Серия «Математика». 2025. Т. 54. С. 96–112. https://doi.org/10.26516/1997-7670.2025.54.96 — задачный подход против галлюцинаций.</w:t>
       </w:r>
     </w:p>
-    <w:bookmarkEnd w:id="61"/>
+    <w:bookmarkEnd w:id="62"/>
     <w:sectPr>
       <w:footnotePr>
         <w:numRestart w:val="eachSect"/>

--- a/site/files/konspekt-lekciya-1.docx
+++ b/site/files/konspekt-lekciya-1.docx
@@ -5001,6 +5001,113 @@
         <w:t xml:space="preserve">не нашли.</w:t>
       </w:r>
     </w:p>
+    <w:p>
+      <w:pPr>
+        <w:pStyle w:val="BodyText"/>
+      </w:pPr>
+      <w:r>
+        <w:rPr>
+          <w:lang w:val="ru"/>
+        </w:rPr>
+        <w:t xml:space="preserve">Отдельное утверждение — из статьи, новости, работы студента или ответа модели — удобно</w:t>
+      </w:r>
+      <w:r>
+        <w:rPr>
+          <w:lang w:val="ru"/>
+        </w:rPr>
+        <w:t xml:space="preserve"> </w:t>
+      </w:r>
+      <w:r>
+        <w:rPr>
+          <w:lang w:val="ru"/>
+        </w:rPr>
+        <w:t xml:space="preserve">проверять промптом</w:t>
+      </w:r>
+      <w:r>
+        <w:rPr>
+          <w:lang w:val="ru"/>
+        </w:rPr>
+        <w:t xml:space="preserve"> </w:t>
+      </w:r>
+      <w:hyperlink w:anchor="p-l1-faktcheker">
+        <w:r>
+          <w:rPr>
+            <w:rStyle w:val="Hyperlink"/>
+            <w:lang w:val="ru"/>
+          </w:rPr>
+          <w:t xml:space="preserve">«Фактчекер»</w:t>
+        </w:r>
+      </w:hyperlink>
+      <w:r>
+        <w:rPr>
+          <w:lang w:val="ru"/>
+        </w:rPr>
+        <w:t xml:space="preserve"> </w:t>
+      </w:r>
+      <w:r>
+        <w:rPr>
+          <w:lang w:val="ru"/>
+        </w:rPr>
+        <w:t xml:space="preserve">— он сделан по материалам Дамира</w:t>
+      </w:r>
+      <w:r>
+        <w:rPr>
+          <w:lang w:val="ru"/>
+        </w:rPr>
+        <w:t xml:space="preserve"> </w:t>
+      </w:r>
+      <w:r>
+        <w:rPr>
+          <w:lang w:val="ru"/>
+        </w:rPr>
+        <w:t xml:space="preserve">Халилова: модель поясняет, что утверждается,</w:t>
+      </w:r>
+      <w:r>
+        <w:rPr>
+          <w:lang w:val="ru"/>
+        </w:rPr>
+        <w:t xml:space="preserve"> </w:t>
+      </w:r>
+      <w:r>
+        <w:rPr>
+          <w:lang w:val="ru"/>
+        </w:rPr>
+        <w:t xml:space="preserve">приводит источники и выносит вердикт. Источники из её ответа всё равно откройте сами —</w:t>
+      </w:r>
+      <w:r>
+        <w:rPr>
+          <w:lang w:val="ru"/>
+        </w:rPr>
+        <w:t xml:space="preserve"> </w:t>
+      </w:r>
+      <w:r>
+        <w:rPr>
+          <w:lang w:val="ru"/>
+        </w:rPr>
+        <w:t xml:space="preserve">шаги 1–2. Потренироваться —</w:t>
+      </w:r>
+      <w:r>
+        <w:rPr>
+          <w:lang w:val="ru"/>
+        </w:rPr>
+        <w:t xml:space="preserve"> </w:t>
+      </w:r>
+      <w:hyperlink w:anchor="samostoyatelno">
+        <w:r>
+          <w:rPr>
+            <w:rStyle w:val="Hyperlink"/>
+            <w:lang w:val="ru"/>
+          </w:rPr>
+          <w:t xml:space="preserve">задание 5 самостоятельной практики</w:t>
+        </w:r>
+      </w:hyperlink>
+      <w:r>
+        <w:rPr>
+          <w:lang w:val="ru"/>
+        </w:rPr>
+        <w:t xml:space="preserve">.</w:t>
+      </w:r>
+    </w:p>
     <w:bookmarkEnd w:id="52"/>
     <w:bookmarkStart w:id="55" w:name="vajb-koding"/>
     <w:p>
@@ -5547,7 +5654,7 @@
       </w:r>
     </w:p>
     <w:bookmarkEnd w:id="56"/>
-    <w:bookmarkStart w:id="57" w:name="promty"/>
+    <w:bookmarkStart w:id="58" w:name="promty"/>
     <w:p>
       <w:pPr>
         <w:pStyle w:val="Heading2"/>
@@ -6408,19 +6515,40 @@
           <w:bCs/>
           <w:lang w:val="ru"/>
         </w:rPr>
-        <w:t xml:space="preserve">Промпт: Системный слой для профиля, проекта или навыка.</w:t>
-      </w:r>
-      <w:r>
-        <w:rPr>
-          <w:lang w:val="ru"/>
-        </w:rPr>
-        <w:t xml:space="preserve"> </w:t>
-      </w:r>
-      <w:r>
-        <w:rPr>
-          <w:lang w:val="ru"/>
-        </w:rPr>
-        <w:t xml:space="preserve">Когда: хотите один раз настроить помощника под свою дисциплину.</w:t>
+        <w:t xml:space="preserve">Промпт: Фактчекер: проверить утверждение.</w:t>
+      </w:r>
+      <w:r>
+        <w:rPr>
+          <w:lang w:val="ru"/>
+        </w:rPr>
+        <w:t xml:space="preserve"> </w:t>
+      </w:r>
+      <w:r>
+        <w:rPr>
+          <w:lang w:val="ru"/>
+        </w:rPr>
+        <w:t xml:space="preserve">Когда: нужно проверить утверждение из статьи, новости, работы студента или ответа модели; поиск в сервисе включён. По материалам Дамира Халилова —</w:t>
+      </w:r>
+      <w:r>
+        <w:rPr>
+          <w:lang w:val="ru"/>
+        </w:rPr>
+        <w:t xml:space="preserve"> </w:t>
+      </w:r>
+      <w:hyperlink r:id="rId57">
+        <w:r>
+          <w:rPr>
+            <w:rStyle w:val="Hyperlink"/>
+            <w:lang w:val="ru"/>
+          </w:rPr>
+          <w:t xml:space="preserve">канал «Промт дня»</w:t>
+        </w:r>
+      </w:hyperlink>
+      <w:r>
+        <w:rPr>
+          <w:lang w:val="ru"/>
+        </w:rPr>
+        <w:t xml:space="preserve">.</w:t>
       </w:r>
     </w:p>
     <w:p>
@@ -6432,7 +6560,7 @@
           <w:rStyle w:val="VerbatimChar"/>
           <w:lang w:val="ru"/>
         </w:rPr>
-        <w:t xml:space="preserve">Ты — ассистент преподавателя по дисциплине «[ДИСЦИПЛИНА]» для [КУРС, НАПРАВЛЕНИЕ].</w:t>
+        <w:t xml:space="preserve">Ты — профессиональный фактчекер. Работаешь по канонам фактчекинга: проверяешь утверждение на достоверность по открытым данным, первоисточникам, официальной статистике, научным исследованиям и мнениям экспертов.</w:t>
       </w:r>
       <w:r>
         <w:br/>
@@ -6445,17 +6573,20 @@
           <w:rStyle w:val="VerbatimChar"/>
           <w:lang w:val="ru"/>
         </w:rPr>
-        <w:t xml:space="preserve">Словарь дисциплины — используй термины строго в этих значениях:</w:t>
+        <w:t xml:space="preserve">Утверждение: «[УТВЕРЖДЕНИЕ]».</w:t>
       </w:r>
       <w:r>
         <w:br/>
       </w:r>
       <w:r>
+        <w:br/>
+      </w:r>
+      <w:r>
         <w:rPr>
           <w:rStyle w:val="VerbatimChar"/>
           <w:lang w:val="ru"/>
         </w:rPr>
-        <w:t xml:space="preserve">– [ТЕРМИН 1] — [ОПРЕДЕЛЕНИЕ];</w:t>
+        <w:t xml:space="preserve">1. Поясни, что именно утверждается и почему это нужно проверить.</w:t>
       </w:r>
       <w:r>
         <w:br/>
@@ -6465,12 +6596,19 @@
           <w:rStyle w:val="VerbatimChar"/>
           <w:lang w:val="ru"/>
         </w:rPr>
-        <w:t xml:space="preserve">– [ТЕРМИН 2] — [ОПРЕДЕЛЕНИЕ].</w:t>
+        <w:t xml:space="preserve">2. Укажи:</w:t>
       </w:r>
       <w:r>
         <w:br/>
       </w:r>
       <w:r>
+        <w:rPr>
+          <w:rStyle w:val="VerbatimChar"/>
+          <w:lang w:val="ru"/>
+        </w:rPr>
+        <w:t xml:space="preserve">– соответствует ли утверждение фактам;</w:t>
+      </w:r>
+      <w:r>
         <w:br/>
       </w:r>
       <w:r>
@@ -6478,7 +6616,7 @@
           <w:rStyle w:val="VerbatimChar"/>
           <w:lang w:val="ru"/>
         </w:rPr>
-        <w:t xml:space="preserve">Правила:</w:t>
+        <w:t xml:space="preserve">– какие источники его подтверждают или опровергают — с проверяемым адресом: DOI, URL или ISBN;</w:t>
       </w:r>
       <w:r>
         <w:br/>
@@ -6488,7 +6626,7 @@
           <w:rStyle w:val="VerbatimChar"/>
           <w:lang w:val="ru"/>
         </w:rPr>
-        <w:t xml:space="preserve">– язык и примеры — по уровню студентов [КУРС];</w:t>
+        <w:t xml:space="preserve">– каков научный консенсус или официальная позиция.</w:t>
       </w:r>
       <w:r>
         <w:br/>
@@ -6498,7 +6636,7 @@
           <w:rStyle w:val="VerbatimChar"/>
           <w:lang w:val="ru"/>
         </w:rPr>
-        <w:t xml:space="preserve">– факты, даты, формулы — только проверяемые; ссылки — с DOI, URL или ISBN;</w:t>
+        <w:t xml:space="preserve">3. Ссылайся только на источники, которые нашёл сейчас в поиске. Если поиска нет или источников не нашлось — так и скажи; не угадывай и не выдумывай ссылки.</w:t>
       </w:r>
       <w:r>
         <w:br/>
@@ -6508,7 +6646,7 @@
           <w:rStyle w:val="VerbatimChar"/>
           <w:lang w:val="ru"/>
         </w:rPr>
-        <w:t xml:space="preserve">– никаких персональных данных студентов.</w:t>
+        <w:t xml:space="preserve">4. Итоговый вердикт — один из шести: «истинно», «частично истинно», «неоднозначно», «ложно», «манипуляция», «недостаточно данных». Истинное отметь ✅, ложное — ❌.</w:t>
       </w:r>
       <w:r>
         <w:br/>
@@ -6521,43 +6659,7 @@
           <w:rStyle w:val="VerbatimChar"/>
           <w:lang w:val="ru"/>
         </w:rPr>
-        <w:t xml:space="preserve">Опора на материалы: отвечай прежде всего по приложенным файлам курса. Если ответа в них нет — скажи об этом прямо, а потом, если уместно, дай общий ответ с пометкой</w:t>
-      </w:r>
-      <w:r>
-        <w:br/>
-      </w:r>
-      <w:r>
-        <w:rPr>
-          <w:rStyle w:val="VerbatimChar"/>
-          <w:lang w:val="ru"/>
-        </w:rPr>
-        <w:t xml:space="preserve">«не из материалов курса».</w:t>
-      </w:r>
-      <w:r>
-        <w:br/>
-      </w:r>
-      <w:r>
-        <w:br/>
-      </w:r>
-      <w:r>
-        <w:rPr>
-          <w:rStyle w:val="VerbatimChar"/>
-          <w:lang w:val="ru"/>
-        </w:rPr>
-        <w:t xml:space="preserve">Проверка: перед каждым ответом сверь его с правилами выше. Если не уверен — так и скажи, не угадывай.</w:t>
-      </w:r>
-    </w:p>
-    <w:bookmarkEnd w:id="57"/>
-    <w:bookmarkStart w:id="60" w:name="samostoyatelno"/>
-    <w:p>
-      <w:pPr>
-        <w:pStyle w:val="Heading2"/>
-      </w:pPr>
-      <w:r>
-        <w:rPr>
-          <w:lang w:val="ru"/>
-        </w:rPr>
-        <w:t xml:space="preserve">Самостоятельная практика</w:t>
+        <w:t xml:space="preserve">Без эмоций, оценочных суждений и политических интерпретаций. Будь беспристрастен и конкретен, опирайся только на проверенные данные.</w:t>
       </w:r>
     </w:p>
     <w:p>
@@ -6570,6 +6672,168 @@
           <w:bCs/>
           <w:lang w:val="ru"/>
         </w:rPr>
+        <w:t xml:space="preserve">Промпт: Системный слой для профиля, проекта или навыка.</w:t>
+      </w:r>
+      <w:r>
+        <w:rPr>
+          <w:lang w:val="ru"/>
+        </w:rPr>
+        <w:t xml:space="preserve"> </w:t>
+      </w:r>
+      <w:r>
+        <w:rPr>
+          <w:lang w:val="ru"/>
+        </w:rPr>
+        <w:t xml:space="preserve">Когда: хотите один раз настроить помощника под свою дисциплину.</w:t>
+      </w:r>
+    </w:p>
+    <w:p>
+      <w:pPr>
+        <w:pStyle w:val="SourceCode"/>
+      </w:pPr>
+      <w:r>
+        <w:rPr>
+          <w:rStyle w:val="VerbatimChar"/>
+          <w:lang w:val="ru"/>
+        </w:rPr>
+        <w:t xml:space="preserve">Ты — ассистент преподавателя по дисциплине «[ДИСЦИПЛИНА]» для [КУРС, НАПРАВЛЕНИЕ].</w:t>
+      </w:r>
+      <w:r>
+        <w:br/>
+      </w:r>
+      <w:r>
+        <w:br/>
+      </w:r>
+      <w:r>
+        <w:rPr>
+          <w:rStyle w:val="VerbatimChar"/>
+          <w:lang w:val="ru"/>
+        </w:rPr>
+        <w:t xml:space="preserve">Словарь дисциплины — используй термины строго в этих значениях:</w:t>
+      </w:r>
+      <w:r>
+        <w:br/>
+      </w:r>
+      <w:r>
+        <w:rPr>
+          <w:rStyle w:val="VerbatimChar"/>
+          <w:lang w:val="ru"/>
+        </w:rPr>
+        <w:t xml:space="preserve">– [ТЕРМИН 1] — [ОПРЕДЕЛЕНИЕ];</w:t>
+      </w:r>
+      <w:r>
+        <w:br/>
+      </w:r>
+      <w:r>
+        <w:rPr>
+          <w:rStyle w:val="VerbatimChar"/>
+          <w:lang w:val="ru"/>
+        </w:rPr>
+        <w:t xml:space="preserve">– [ТЕРМИН 2] — [ОПРЕДЕЛЕНИЕ].</w:t>
+      </w:r>
+      <w:r>
+        <w:br/>
+      </w:r>
+      <w:r>
+        <w:br/>
+      </w:r>
+      <w:r>
+        <w:rPr>
+          <w:rStyle w:val="VerbatimChar"/>
+          <w:lang w:val="ru"/>
+        </w:rPr>
+        <w:t xml:space="preserve">Правила:</w:t>
+      </w:r>
+      <w:r>
+        <w:br/>
+      </w:r>
+      <w:r>
+        <w:rPr>
+          <w:rStyle w:val="VerbatimChar"/>
+          <w:lang w:val="ru"/>
+        </w:rPr>
+        <w:t xml:space="preserve">– язык и примеры — по уровню студентов [КУРС];</w:t>
+      </w:r>
+      <w:r>
+        <w:br/>
+      </w:r>
+      <w:r>
+        <w:rPr>
+          <w:rStyle w:val="VerbatimChar"/>
+          <w:lang w:val="ru"/>
+        </w:rPr>
+        <w:t xml:space="preserve">– факты, даты, формулы — только проверяемые; ссылки — с DOI, URL или ISBN;</w:t>
+      </w:r>
+      <w:r>
+        <w:br/>
+      </w:r>
+      <w:r>
+        <w:rPr>
+          <w:rStyle w:val="VerbatimChar"/>
+          <w:lang w:val="ru"/>
+        </w:rPr>
+        <w:t xml:space="preserve">– никаких персональных данных студентов.</w:t>
+      </w:r>
+      <w:r>
+        <w:br/>
+      </w:r>
+      <w:r>
+        <w:br/>
+      </w:r>
+      <w:r>
+        <w:rPr>
+          <w:rStyle w:val="VerbatimChar"/>
+          <w:lang w:val="ru"/>
+        </w:rPr>
+        <w:t xml:space="preserve">Опора на материалы: отвечай прежде всего по приложенным файлам курса. Если ответа в них нет — скажи об этом прямо, а потом, если уместно, дай общий ответ с пометкой</w:t>
+      </w:r>
+      <w:r>
+        <w:br/>
+      </w:r>
+      <w:r>
+        <w:rPr>
+          <w:rStyle w:val="VerbatimChar"/>
+          <w:lang w:val="ru"/>
+        </w:rPr>
+        <w:t xml:space="preserve">«не из материалов курса».</w:t>
+      </w:r>
+      <w:r>
+        <w:br/>
+      </w:r>
+      <w:r>
+        <w:br/>
+      </w:r>
+      <w:r>
+        <w:rPr>
+          <w:rStyle w:val="VerbatimChar"/>
+          <w:lang w:val="ru"/>
+        </w:rPr>
+        <w:t xml:space="preserve">Проверка: перед каждым ответом сверь его с правилами выше. Если не уверен — так и скажи, не угадывай.</w:t>
+      </w:r>
+    </w:p>
+    <w:bookmarkEnd w:id="58"/>
+    <w:bookmarkStart w:id="61" w:name="samostoyatelno"/>
+    <w:p>
+      <w:pPr>
+        <w:pStyle w:val="Heading2"/>
+      </w:pPr>
+      <w:r>
+        <w:rPr>
+          <w:lang w:val="ru"/>
+        </w:rPr>
+        <w:t xml:space="preserve">Самостоятельная практика</w:t>
+      </w:r>
+    </w:p>
+    <w:p>
+      <w:pPr>
+        <w:pStyle w:val="FirstParagraph"/>
+      </w:pPr>
+      <w:r>
+        <w:rPr>
+          <w:b/>
+          <w:bCs/>
+          <w:lang w:val="ru"/>
+        </w:rPr>
         <w:t xml:space="preserve">Время:</w:t>
       </w:r>
       <w:r>
@@ -6582,15 +6846,15 @@
         <w:rPr>
           <w:lang w:val="ru"/>
         </w:rPr>
-        <w:t xml:space="preserve">около 3 часов. Практика — для вас: ничего отправлять не нужно. Зачёт по курсу —</w:t>
-      </w:r>
-      <w:r>
-        <w:rPr>
-          <w:lang w:val="ru"/>
-        </w:rPr>
-        <w:t xml:space="preserve"> </w:t>
-      </w:r>
-      <w:hyperlink r:id="rId58">
+        <w:t xml:space="preserve">около 3,5 часа. Практика — для вас: ничего отправлять не нужно. Зачёт по курсу —</w:t>
+      </w:r>
+      <w:r>
+        <w:rPr>
+          <w:lang w:val="ru"/>
+        </w:rPr>
+        <w:t xml:space="preserve"> </w:t>
+      </w:r>
+      <w:hyperlink r:id="rId59">
         <w:r>
           <w:rPr>
             <w:rStyle w:val="Hyperlink"/>
@@ -6629,7 +6893,7 @@
         </w:rPr>
         <w:t xml:space="preserve"> </w:t>
       </w:r>
-      <w:hyperlink r:id="rId59">
+      <w:hyperlink r:id="rId60">
         <w:r>
           <w:rPr>
             <w:rStyle w:val="Hyperlink"/>
@@ -6835,36 +7099,88 @@
           <w:bCs/>
           <w:lang w:val="ru"/>
         </w:rPr>
-        <w:t xml:space="preserve">Выводы</w:t>
-      </w:r>
-      <w:r>
-        <w:rPr>
-          <w:lang w:val="ru"/>
-        </w:rPr>
-        <w:t xml:space="preserve"> </w:t>
-      </w:r>
-      <w:r>
-        <w:rPr>
-          <w:lang w:val="ru"/>
-        </w:rPr>
-        <w:t xml:space="preserve">— 5–7 предложений: какие формулировки улучшили ответ, где модель ошиблась,</w:t>
-      </w:r>
-      <w:r>
-        <w:rPr>
-          <w:lang w:val="ru"/>
-        </w:rPr>
-        <w:t xml:space="preserve"> </w:t>
-      </w:r>
-      <w:r>
-        <w:rPr>
-          <w:lang w:val="ru"/>
-        </w:rPr>
-        <w:t xml:space="preserve">что и как вы проверили.</w:t>
-      </w:r>
-    </w:p>
-    <w:p>
-      <w:pPr>
-        <w:pStyle w:val="FirstParagraph"/>
+        <w:t xml:space="preserve">Фактчек трёх утверждений.</w:t>
+      </w:r>
+      <w:r>
+        <w:rPr>
+          <w:lang w:val="ru"/>
+        </w:rPr>
+        <w:t xml:space="preserve"> </w:t>
+      </w:r>
+      <w:r>
+        <w:rPr>
+          <w:lang w:val="ru"/>
+        </w:rPr>
+        <w:t xml:space="preserve">Включите в сервисе поиск и проверьте промптом</w:t>
+      </w:r>
+      <w:r>
+        <w:rPr>
+          <w:lang w:val="ru"/>
+        </w:rPr>
+        <w:t xml:space="preserve"> </w:t>
+      </w:r>
+      <w:r>
+        <w:rPr>
+          <w:lang w:val="ru"/>
+        </w:rPr>
+        <w:t xml:space="preserve">«Фактчекер» три утверждения: из своей дисциплины; популярное в педагогике — например,</w:t>
+      </w:r>
+      <w:r>
+        <w:rPr>
+          <w:lang w:val="ru"/>
+        </w:rPr>
+        <w:t xml:space="preserve"> </w:t>
+      </w:r>
+      <w:r>
+        <w:rPr>
+          <w:lang w:val="ru"/>
+        </w:rPr>
+        <w:t xml:space="preserve">«студенты лучше усваивают материал, поданный в их ведущем стиле: визуал, аудиал,</w:t>
+      </w:r>
+      <w:r>
+        <w:rPr>
+          <w:lang w:val="ru"/>
+        </w:rPr>
+        <w:t xml:space="preserve"> </w:t>
+      </w:r>
+      <w:r>
+        <w:rPr>
+          <w:lang w:val="ru"/>
+        </w:rPr>
+        <w:t xml:space="preserve">кинестетик»; одно из этой лекции. Каждую ссылку из ответа откройте (раздел 8): есть ли</w:t>
+      </w:r>
+      <w:r>
+        <w:rPr>
+          <w:lang w:val="ru"/>
+        </w:rPr>
+        <w:t xml:space="preserve"> </w:t>
+      </w:r>
+      <w:r>
+        <w:rPr>
+          <w:lang w:val="ru"/>
+        </w:rPr>
+        <w:t xml:space="preserve">такой источник и говорит ли он то, что ему приписано. Отметьте, где вы согласны</w:t>
+      </w:r>
+      <w:r>
+        <w:rPr>
+          <w:lang w:val="ru"/>
+        </w:rPr>
+        <w:t xml:space="preserve"> </w:t>
+      </w:r>
+      <w:r>
+        <w:rPr>
+          <w:lang w:val="ru"/>
+        </w:rPr>
+        <w:t xml:space="preserve">с вердиктом модели, а где нет и почему.</w:t>
+      </w:r>
+    </w:p>
+    <w:p>
+      <w:pPr>
+        <w:pStyle w:val="Compact"/>
+        <w:numPr>
+          <w:ilvl w:val="0"/>
+          <w:numId w:val="1008"/>
+        </w:numPr>
       </w:pPr>
       <w:r>
         <w:rPr>
@@ -6872,36 +7188,36 @@
           <w:bCs/>
           <w:lang w:val="ru"/>
         </w:rPr>
-        <w:t xml:space="preserve">Сохраните для себя</w:t>
-      </w:r>
-      <w:r>
-        <w:rPr>
-          <w:lang w:val="ru"/>
-        </w:rPr>
-        <w:t xml:space="preserve"> </w:t>
-      </w:r>
-      <w:r>
-        <w:rPr>
-          <w:lang w:val="ru"/>
-        </w:rPr>
-        <w:t xml:space="preserve">промпт, таблицу сравнения, лучший результат после своей правки</w:t>
-      </w:r>
-      <w:r>
-        <w:rPr>
-          <w:lang w:val="ru"/>
-        </w:rPr>
-        <w:t xml:space="preserve"> </w:t>
-      </w:r>
-      <w:r>
-        <w:rPr>
-          <w:lang w:val="ru"/>
-        </w:rPr>
-        <w:t xml:space="preserve">и выводы — они пригодятся на следующих лекциях.</w:t>
-      </w:r>
-    </w:p>
-    <w:p>
-      <w:pPr>
-        <w:pStyle w:val="BodyText"/>
+        <w:t xml:space="preserve">Выводы</w:t>
+      </w:r>
+      <w:r>
+        <w:rPr>
+          <w:lang w:val="ru"/>
+        </w:rPr>
+        <w:t xml:space="preserve"> </w:t>
+      </w:r>
+      <w:r>
+        <w:rPr>
+          <w:lang w:val="ru"/>
+        </w:rPr>
+        <w:t xml:space="preserve">— 5–7 предложений: какие формулировки улучшили ответ, где модель ошиблась,</w:t>
+      </w:r>
+      <w:r>
+        <w:rPr>
+          <w:lang w:val="ru"/>
+        </w:rPr>
+        <w:t xml:space="preserve"> </w:t>
+      </w:r>
+      <w:r>
+        <w:rPr>
+          <w:lang w:val="ru"/>
+        </w:rPr>
+        <w:t xml:space="preserve">что и как вы проверили.</w:t>
+      </w:r>
+    </w:p>
+    <w:p>
+      <w:pPr>
+        <w:pStyle w:val="FirstParagraph"/>
       </w:pPr>
       <w:r>
         <w:rPr>
@@ -6909,31 +7225,31 @@
           <w:bCs/>
           <w:lang w:val="ru"/>
         </w:rPr>
-        <w:t xml:space="preserve">По желанию:</w:t>
-      </w:r>
-      <w:r>
-        <w:rPr>
-          <w:lang w:val="ru"/>
-        </w:rPr>
-        <w:t xml:space="preserve"> </w:t>
-      </w:r>
-      <w:r>
-        <w:rPr>
-          <w:lang w:val="ru"/>
-        </w:rPr>
-        <w:t xml:space="preserve">цепочка из трёх сервисов — тест в одном, текст лекции по тесту во втором,</w:t>
-      </w:r>
-      <w:r>
-        <w:rPr>
-          <w:lang w:val="ru"/>
-        </w:rPr>
-        <w:t xml:space="preserve"> </w:t>
-      </w:r>
-      <w:r>
-        <w:rPr>
-          <w:lang w:val="ru"/>
-        </w:rPr>
-        <w:t xml:space="preserve">презентация по лекции в третьем.</w:t>
+        <w:t xml:space="preserve">Сохраните для себя</w:t>
+      </w:r>
+      <w:r>
+        <w:rPr>
+          <w:lang w:val="ru"/>
+        </w:rPr>
+        <w:t xml:space="preserve"> </w:t>
+      </w:r>
+      <w:r>
+        <w:rPr>
+          <w:lang w:val="ru"/>
+        </w:rPr>
+        <w:t xml:space="preserve">промпт, таблицу сравнения, лучший результат после своей правки,</w:t>
+      </w:r>
+      <w:r>
+        <w:rPr>
+          <w:lang w:val="ru"/>
+        </w:rPr>
+        <w:t xml:space="preserve"> </w:t>
+      </w:r>
+      <w:r>
+        <w:rPr>
+          <w:lang w:val="ru"/>
+        </w:rPr>
+        <w:t xml:space="preserve">три фактчека и выводы — они пригодятся на следующих лекциях.</w:t>
       </w:r>
     </w:p>
     <w:p>
@@ -6946,49 +7262,36 @@
           <w:bCs/>
           <w:lang w:val="ru"/>
         </w:rPr>
-        <w:t xml:space="preserve">Как понять, что получилось:</w:t>
-      </w:r>
-      <w:r>
-        <w:rPr>
-          <w:lang w:val="ru"/>
-        </w:rPr>
-        <w:t xml:space="preserve"> </w:t>
-      </w:r>
-      <w:r>
-        <w:rPr>
-          <w:lang w:val="ru"/>
-        </w:rPr>
-        <w:t xml:space="preserve">в промпте есть все восемь элементов (или понятно, почему</w:t>
-      </w:r>
-      <w:r>
-        <w:rPr>
-          <w:lang w:val="ru"/>
-        </w:rPr>
-        <w:t xml:space="preserve"> </w:t>
-      </w:r>
-      <w:r>
-        <w:rPr>
-          <w:lang w:val="ru"/>
-        </w:rPr>
-        <w:t xml:space="preserve">какого-то нет); сравнение конкретное; найдена и исправлена хотя бы одна ошибка модели.</w:t>
-      </w:r>
-    </w:p>
-    <w:bookmarkEnd w:id="60"/>
-    <w:bookmarkStart w:id="61" w:name="proverte-sebya"/>
-    <w:p>
-      <w:pPr>
-        <w:pStyle w:val="Heading2"/>
-      </w:pPr>
-      <w:r>
-        <w:rPr>
-          <w:lang w:val="ru"/>
-        </w:rPr>
-        <w:t xml:space="preserve">Проверьте себя</w:t>
-      </w:r>
-    </w:p>
-    <w:p>
-      <w:pPr>
-        <w:pStyle w:val="FirstParagraph"/>
+        <w:t xml:space="preserve">По желанию:</w:t>
+      </w:r>
+      <w:r>
+        <w:rPr>
+          <w:lang w:val="ru"/>
+        </w:rPr>
+        <w:t xml:space="preserve"> </w:t>
+      </w:r>
+      <w:r>
+        <w:rPr>
+          <w:lang w:val="ru"/>
+        </w:rPr>
+        <w:t xml:space="preserve">цепочка из трёх сервисов — тест в одном, текст лекции по тесту во втором,</w:t>
+      </w:r>
+      <w:r>
+        <w:rPr>
+          <w:lang w:val="ru"/>
+        </w:rPr>
+        <w:t xml:space="preserve"> </w:t>
+      </w:r>
+      <w:r>
+        <w:rPr>
+          <w:lang w:val="ru"/>
+        </w:rPr>
+        <w:t xml:space="preserve">презентация по лекции в третьем.</w:t>
+      </w:r>
+    </w:p>
+    <w:p>
+      <w:pPr>
+        <w:pStyle w:val="BodyText"/>
       </w:pPr>
       <w:r>
         <w:rPr>
@@ -6996,47 +7299,61 @@
           <w:bCs/>
           <w:lang w:val="ru"/>
         </w:rPr>
-        <w:t xml:space="preserve">Почему модель уверенно ошибается?</w:t>
-      </w:r>
-    </w:p>
-    <w:p>
-      <w:pPr>
-        <w:pStyle w:val="BodyText"/>
-      </w:pPr>
-      <w:r>
-        <w:rPr>
-          <w:lang w:val="ru"/>
-        </w:rPr>
-        <w:t xml:space="preserve">Она выбирает правдоподобное продолжение текста, а не проверяет истину. Вторая причина:</w:t>
-      </w:r>
-      <w:r>
-        <w:rPr>
-          <w:lang w:val="ru"/>
-        </w:rPr>
-        <w:t xml:space="preserve"> </w:t>
-      </w:r>
-      <w:r>
-        <w:rPr>
-          <w:lang w:val="ru"/>
-        </w:rPr>
-        <w:t xml:space="preserve">большинство тестов, по которым сравнивают модели, не поощряют ответ «не знаю» — модели</w:t>
-      </w:r>
-      <w:r>
-        <w:rPr>
-          <w:lang w:val="ru"/>
-        </w:rPr>
-        <w:t xml:space="preserve"> </w:t>
-      </w:r>
-      <w:r>
-        <w:rPr>
-          <w:lang w:val="ru"/>
-        </w:rPr>
-        <w:t xml:space="preserve">выгоднее угадывать.</w:t>
-      </w:r>
-    </w:p>
-    <w:p>
-      <w:pPr>
-        <w:pStyle w:val="BodyText"/>
+        <w:t xml:space="preserve">Как понять, что получилось:</w:t>
+      </w:r>
+      <w:r>
+        <w:rPr>
+          <w:lang w:val="ru"/>
+        </w:rPr>
+        <w:t xml:space="preserve"> </w:t>
+      </w:r>
+      <w:r>
+        <w:rPr>
+          <w:lang w:val="ru"/>
+        </w:rPr>
+        <w:t xml:space="preserve">в промпте есть все восемь элементов (или понятно, почему</w:t>
+      </w:r>
+      <w:r>
+        <w:rPr>
+          <w:lang w:val="ru"/>
+        </w:rPr>
+        <w:t xml:space="preserve"> </w:t>
+      </w:r>
+      <w:r>
+        <w:rPr>
+          <w:lang w:val="ru"/>
+        </w:rPr>
+        <w:t xml:space="preserve">какого-то нет); сравнение конкретное; найдена и исправлена хотя бы одна ошибка модели;</w:t>
+      </w:r>
+      <w:r>
+        <w:rPr>
+          <w:lang w:val="ru"/>
+        </w:rPr>
+        <w:t xml:space="preserve"> </w:t>
+      </w:r>
+      <w:r>
+        <w:rPr>
+          <w:lang w:val="ru"/>
+        </w:rPr>
+        <w:t xml:space="preserve">в фактчеке открыта каждая ссылка, а вердикт вы подтвердили или оспорили по источникам.</w:t>
+      </w:r>
+    </w:p>
+    <w:bookmarkEnd w:id="61"/>
+    <w:bookmarkStart w:id="62" w:name="proverte-sebya"/>
+    <w:p>
+      <w:pPr>
+        <w:pStyle w:val="Heading2"/>
+      </w:pPr>
+      <w:r>
+        <w:rPr>
+          <w:lang w:val="ru"/>
+        </w:rPr>
+        <w:t xml:space="preserve">Проверьте себя</w:t>
+      </w:r>
+    </w:p>
+    <w:p>
+      <w:pPr>
+        <w:pStyle w:val="FirstParagraph"/>
       </w:pPr>
       <w:r>
         <w:rPr>
@@ -7044,7 +7361,7 @@
           <w:bCs/>
           <w:lang w:val="ru"/>
         </w:rPr>
-        <w:t xml:space="preserve">Почему русский текст «дороже» английского?</w:t>
+        <w:t xml:space="preserve">Почему модель уверенно ошибается?</w:t>
       </w:r>
     </w:p>
     <w:p>
@@ -7055,31 +7372,31 @@
         <w:rPr>
           <w:lang w:val="ru"/>
         </w:rPr>
-        <w:t xml:space="preserve">Русские слова дробятся на большее число токенов. В замере курса на трёх парах фраз</w:t>
-      </w:r>
-      <w:r>
-        <w:rPr>
-          <w:lang w:val="ru"/>
-        </w:rPr>
-        <w:t xml:space="preserve"> </w:t>
-      </w:r>
-      <w:r>
-        <w:rPr>
-          <w:lang w:val="ru"/>
-        </w:rPr>
-        <w:t xml:space="preserve">русский вариант занял в 1,45 раза больше токенов в токенизаторе GPT-4o и в 2,2 раза</w:t>
-      </w:r>
-      <w:r>
-        <w:rPr>
-          <w:lang w:val="ru"/>
-        </w:rPr>
-        <w:t xml:space="preserve"> </w:t>
-      </w:r>
-      <w:r>
-        <w:rPr>
-          <w:lang w:val="ru"/>
-        </w:rPr>
-        <w:t xml:space="preserve">больше — в токенизаторе GPT-4. В окно модели помещается меньше русского текста.</w:t>
+        <w:t xml:space="preserve">Она выбирает правдоподобное продолжение текста, а не проверяет истину. Вторая причина:</w:t>
+      </w:r>
+      <w:r>
+        <w:rPr>
+          <w:lang w:val="ru"/>
+        </w:rPr>
+        <w:t xml:space="preserve"> </w:t>
+      </w:r>
+      <w:r>
+        <w:rPr>
+          <w:lang w:val="ru"/>
+        </w:rPr>
+        <w:t xml:space="preserve">большинство тестов, по которым сравнивают модели, не поощряют ответ «не знаю» — модели</w:t>
+      </w:r>
+      <w:r>
+        <w:rPr>
+          <w:lang w:val="ru"/>
+        </w:rPr>
+        <w:t xml:space="preserve"> </w:t>
+      </w:r>
+      <w:r>
+        <w:rPr>
+          <w:lang w:val="ru"/>
+        </w:rPr>
+        <w:t xml:space="preserve">выгоднее угадывать.</w:t>
       </w:r>
     </w:p>
     <w:p>
@@ -7092,7 +7409,7 @@
           <w:bCs/>
           <w:lang w:val="ru"/>
         </w:rPr>
-        <w:t xml:space="preserve">Что будет с текстом, который не поместился в контекстное окно?</w:t>
+        <w:t xml:space="preserve">Почему русский текст «дороже» английского?</w:t>
       </w:r>
     </w:p>
     <w:p>
@@ -7103,7 +7420,31 @@
         <w:rPr>
           <w:lang w:val="ru"/>
         </w:rPr>
-        <w:t xml:space="preserve">Модель его не учтёт: для неё этого текста нет. Длинный разговор «забывает» начало.</w:t>
+        <w:t xml:space="preserve">Русские слова дробятся на большее число токенов. В замере курса на трёх парах фраз</w:t>
+      </w:r>
+      <w:r>
+        <w:rPr>
+          <w:lang w:val="ru"/>
+        </w:rPr>
+        <w:t xml:space="preserve"> </w:t>
+      </w:r>
+      <w:r>
+        <w:rPr>
+          <w:lang w:val="ru"/>
+        </w:rPr>
+        <w:t xml:space="preserve">русский вариант занял в 1,45 раза больше токенов в токенизаторе GPT-4o и в 2,2 раза</w:t>
+      </w:r>
+      <w:r>
+        <w:rPr>
+          <w:lang w:val="ru"/>
+        </w:rPr>
+        <w:t xml:space="preserve"> </w:t>
+      </w:r>
+      <w:r>
+        <w:rPr>
+          <w:lang w:val="ru"/>
+        </w:rPr>
+        <w:t xml:space="preserve">больше — в токенизаторе GPT-4. В окно модели помещается меньше русского текста.</w:t>
       </w:r>
     </w:p>
     <w:p>
@@ -7116,7 +7457,7 @@
           <w:bCs/>
           <w:lang w:val="ru"/>
         </w:rPr>
-        <w:t xml:space="preserve">Чем системный слой промпта отличается от задачного?</w:t>
+        <w:t xml:space="preserve">Что будет с текстом, который не поместился в контекстное окно?</w:t>
       </w:r>
     </w:p>
     <w:p>
@@ -7127,19 +7468,7 @@
         <w:rPr>
           <w:lang w:val="ru"/>
         </w:rPr>
-        <w:t xml:space="preserve">Системный — постоянная инструкция: роль, словарь, правила, опора на файлы, проверка;</w:t>
-      </w:r>
-      <w:r>
-        <w:rPr>
-          <w:lang w:val="ru"/>
-        </w:rPr>
-        <w:t xml:space="preserve"> </w:t>
-      </w:r>
-      <w:r>
-        <w:rPr>
-          <w:lang w:val="ru"/>
-        </w:rPr>
-        <w:t xml:space="preserve">меняется редко. Задачный — конкретная задача сейчас: тема, аудитория, формат, пример.</w:t>
+        <w:t xml:space="preserve">Модель его не учтёт: для неё этого текста нет. Длинный разговор «забывает» начало.</w:t>
       </w:r>
     </w:p>
     <w:p>
@@ -7152,7 +7481,7 @@
           <w:bCs/>
           <w:lang w:val="ru"/>
         </w:rPr>
-        <w:t xml:space="preserve">Назовите восемь элементов формулы промпта.</w:t>
+        <w:t xml:space="preserve">Чем системный слой промпта отличается от задачного?</w:t>
       </w:r>
     </w:p>
     <w:p>
@@ -7163,7 +7492,19 @@
         <w:rPr>
           <w:lang w:val="ru"/>
         </w:rPr>
-        <w:t xml:space="preserve">Роль, задача, контекст и аудитория, формат, стиль, ограничения, примеры, проверка.</w:t>
+        <w:t xml:space="preserve">Системный — постоянная инструкция: роль, словарь, правила, опора на файлы, проверка;</w:t>
+      </w:r>
+      <w:r>
+        <w:rPr>
+          <w:lang w:val="ru"/>
+        </w:rPr>
+        <w:t xml:space="preserve"> </w:t>
+      </w:r>
+      <w:r>
+        <w:rPr>
+          <w:lang w:val="ru"/>
+        </w:rPr>
+        <w:t xml:space="preserve">меняется редко. Задачный — конкретная задача сейчас: тема, аудитория, формат, пример.</w:t>
       </w:r>
     </w:p>
     <w:p>
@@ -7176,6 +7517,30 @@
           <w:bCs/>
           <w:lang w:val="ru"/>
         </w:rPr>
+        <w:t xml:space="preserve">Назовите восемь элементов формулы промпта.</w:t>
+      </w:r>
+    </w:p>
+    <w:p>
+      <w:pPr>
+        <w:pStyle w:val="BodyText"/>
+      </w:pPr>
+      <w:r>
+        <w:rPr>
+          <w:lang w:val="ru"/>
+        </w:rPr>
+        <w:t xml:space="preserve">Роль, задача, контекст и аудитория, формат, стиль, ограничения, примеры, проверка.</w:t>
+      </w:r>
+    </w:p>
+    <w:p>
+      <w:pPr>
+        <w:pStyle w:val="BodyText"/>
+      </w:pPr>
+      <w:r>
+        <w:rPr>
+          <w:b/>
+          <w:bCs/>
+          <w:lang w:val="ru"/>
+        </w:rPr>
         <w:t xml:space="preserve">Зачем подключать к модели свои файлы или поиск?</w:t>
       </w:r>
     </w:p>
@@ -7202,8 +7567,8 @@
         <w:t xml:space="preserve">на источник, а не на «память» модели, и его можно проверить.</w:t>
       </w:r>
     </w:p>
-    <w:bookmarkEnd w:id="61"/>
-    <w:bookmarkStart w:id="62" w:name="istochniki"/>
+    <w:bookmarkEnd w:id="62"/>
+    <w:bookmarkStart w:id="63" w:name="istochniki"/>
     <w:p>
       <w:pPr>
         <w:pStyle w:val="Heading2"/>
@@ -7461,7 +7826,7 @@
         <w:t xml:space="preserve">Nechesov A. V., Vityaev E. E., Goncharov S. S., Sviridenko D. I. The Task-Based Approach: A New Paradigm for Building Trustworthy Artificial Intelligence // Известия Иркутского государственного университета. Серия «Математика». 2025. Т. 54. С. 96–112. https://doi.org/10.26516/1997-7670.2025.54.96 — задачный подход против галлюцинаций.</w:t>
       </w:r>
     </w:p>
-    <w:bookmarkEnd w:id="62"/>
+    <w:bookmarkEnd w:id="63"/>
     <w:sectPr>
       <w:footnotePr>
         <w:numRestart w:val="eachSect"/>

--- a/site/files/konspekt-lekciya-1.docx
+++ b/site/files/konspekt-lekciya-1.docx
@@ -1323,7 +1323,7 @@
       </w:r>
     </w:p>
     <w:bookmarkEnd w:id="16"/>
-    <w:bookmarkStart w:id="24" w:name="kak-ustroen"/>
+    <w:bookmarkStart w:id="23" w:name="kak-ustroen"/>
     <w:p>
       <w:pPr>
         <w:pStyle w:val="Heading2"/>
@@ -1469,7 +1469,7 @@
       </w:r>
     </w:p>
     <w:bookmarkEnd w:id="17"/>
-    <w:bookmarkStart w:id="20" w:name="токены-русский-текст-дороже"/>
+    <w:bookmarkStart w:id="19" w:name="токены-русский-текст-дороже"/>
     <w:p>
       <w:pPr>
         <w:pStyle w:val="Heading3"/>
@@ -1773,7 +1773,7 @@
         <w:rPr>
           <w:lang w:val="ru"/>
         </w:rPr>
-        <w:t xml:space="preserve">. Замер воспроизводится</w:t>
+        <w:t xml:space="preserve">. Замер сделан библиотекой</w:t>
       </w:r>
       <w:r>
         <w:rPr>
@@ -1782,33 +1782,6 @@
         <w:t xml:space="preserve"> </w:t>
       </w:r>
       <w:hyperlink r:id="rId18">
-        <w:r>
-          <w:rPr>
-            <w:rStyle w:val="Hyperlink"/>
-            <w:lang w:val="ru"/>
-          </w:rPr>
-          <w:t xml:space="preserve">сценарием курса</w:t>
-        </w:r>
-      </w:hyperlink>
-      <w:r>
-        <w:rPr>
-          <w:lang w:val="ru"/>
-        </w:rPr>
-        <w:t xml:space="preserve"> </w:t>
-      </w:r>
-      <w:r>
-        <w:rPr>
-          <w:lang w:val="ru"/>
-        </w:rPr>
-        <w:t xml:space="preserve">на библиотеке</w:t>
-      </w:r>
-      <w:r>
-        <w:rPr>
-          <w:lang w:val="ru"/>
-        </w:rPr>
-        <w:t xml:space="preserve"> </w:t>
-      </w:r>
-      <w:hyperlink r:id="rId19">
         <w:r>
           <w:rPr>
             <w:rStyle w:val="Hyperlink"/>
@@ -1821,19 +1794,25 @@
         <w:rPr>
           <w:lang w:val="ru"/>
         </w:rPr>
-        <w:t xml:space="preserve">. Токенизаторы GigaChat, Алисы и DeepSeek</w:t>
-      </w:r>
-      <w:r>
-        <w:rPr>
-          <w:lang w:val="ru"/>
-        </w:rPr>
-        <w:t xml:space="preserve"> </w:t>
-      </w:r>
-      <w:r>
-        <w:rPr>
-          <w:lang w:val="ru"/>
-        </w:rPr>
-        <w:t xml:space="preserve">устроены по-своему и здесь не мерились.</w:t>
+        <w:t xml:space="preserve"> </w:t>
+      </w:r>
+      <w:r>
+        <w:rPr>
+          <w:lang w:val="ru"/>
+        </w:rPr>
+        <w:t xml:space="preserve">— токенизаторами OpenAI. Токенизаторы</w:t>
+      </w:r>
+      <w:r>
+        <w:rPr>
+          <w:lang w:val="ru"/>
+        </w:rPr>
+        <w:t xml:space="preserve"> </w:t>
+      </w:r>
+      <w:r>
+        <w:rPr>
+          <w:lang w:val="ru"/>
+        </w:rPr>
+        <w:t xml:space="preserve">GigaChat, Алисы и DeepSeek устроены по-своему и здесь не мерились.</w:t>
       </w:r>
     </w:p>
     <w:p>
@@ -1906,8 +1885,8 @@
         <w:t xml:space="preserve">краткое содержание.</w:t>
       </w:r>
     </w:p>
-    <w:bookmarkEnd w:id="20"/>
-    <w:bookmarkStart w:id="21" w:name="контекстное-окно-память-диалога"/>
+    <w:bookmarkEnd w:id="19"/>
+    <w:bookmarkStart w:id="20" w:name="контекстное-окно-память-диалога"/>
     <w:p>
       <w:pPr>
         <w:pStyle w:val="Heading3"/>
@@ -2003,8 +1982,8 @@
         <w:t xml:space="preserve">поплыли — начните новый чат и дайте модели главное заново.</w:t>
       </w:r>
     </w:p>
-    <w:bookmarkEnd w:id="21"/>
-    <w:bookmarkStart w:id="23" w:name="как-модель-учится"/>
+    <w:bookmarkEnd w:id="20"/>
+    <w:bookmarkStart w:id="22" w:name="как-модель-учится"/>
     <w:p>
       <w:pPr>
         <w:pStyle w:val="Heading3"/>
@@ -2156,7 +2135,7 @@
         </w:rPr>
         <w:t xml:space="preserve"> </w:t>
       </w:r>
-      <w:hyperlink r:id="rId22">
+      <w:hyperlink r:id="rId21">
         <w:r>
           <w:rPr>
             <w:rStyle w:val="Hyperlink"/>
@@ -2172,9 +2151,9 @@
         <w:t xml:space="preserve">.</w:t>
       </w:r>
     </w:p>
+    <w:bookmarkEnd w:id="22"/>
     <w:bookmarkEnd w:id="23"/>
-    <w:bookmarkEnd w:id="24"/>
-    <w:bookmarkStart w:id="27" w:name="gallyucinacii"/>
+    <w:bookmarkStart w:id="26" w:name="gallyucinacii"/>
     <w:p>
       <w:pPr>
         <w:pStyle w:val="Heading2"/>
@@ -2277,7 +2256,7 @@
         </w:rPr>
         <w:t xml:space="preserve"> </w:t>
       </w:r>
-      <w:hyperlink r:id="rId25">
+      <w:hyperlink r:id="rId24">
         <w:r>
           <w:rPr>
             <w:rStyle w:val="Hyperlink"/>
@@ -2397,7 +2376,7 @@
         </w:rPr>
         <w:t xml:space="preserve"> </w:t>
       </w:r>
-      <w:hyperlink r:id="rId26">
+      <w:hyperlink r:id="rId25">
         <w:r>
           <w:rPr>
             <w:rStyle w:val="Hyperlink"/>
@@ -2554,8 +2533,8 @@
         <w:t xml:space="preserve">для фактов подключайте поиск или свои документы (см. ниже).</w:t>
       </w:r>
     </w:p>
-    <w:bookmarkEnd w:id="27"/>
-    <w:bookmarkStart w:id="31" w:name="rychagi"/>
+    <w:bookmarkEnd w:id="26"/>
+    <w:bookmarkStart w:id="30" w:name="rychagi"/>
     <w:p>
       <w:pPr>
         <w:pStyle w:val="Heading2"/>
@@ -2705,7 +2684,7 @@
               </w:rPr>
               <w:t xml:space="preserve"> </w:t>
             </w:r>
-            <w:hyperlink r:id="rId28">
+            <w:hyperlink r:id="rId27">
               <w:r>
                 <w:rPr>
                   <w:rStyle w:val="Hyperlink"/>
@@ -2784,7 +2763,7 @@
               </w:rPr>
               <w:t xml:space="preserve"> </w:t>
             </w:r>
-            <w:hyperlink r:id="rId29">
+            <w:hyperlink r:id="rId28">
               <w:r>
                 <w:rPr>
                   <w:rStyle w:val="Hyperlink"/>
@@ -2912,7 +2891,7 @@
         <w:t xml:space="preserve">Режим рассуждений — студент, который показывает черновик с решением, а не только ответ.</w:t>
       </w:r>
     </w:p>
-    <w:bookmarkStart w:id="30" w:name="два-слоя-промпта"/>
+    <w:bookmarkStart w:id="29" w:name="два-слоя-промпта"/>
     <w:p>
       <w:pPr>
         <w:pStyle w:val="Heading3"/>
@@ -3165,9 +3144,9 @@
         <w:t xml:space="preserve">а в бонусном уроке 1 — навык.</w:t>
       </w:r>
     </w:p>
+    <w:bookmarkEnd w:id="29"/>
     <w:bookmarkEnd w:id="30"/>
-    <w:bookmarkEnd w:id="31"/>
-    <w:bookmarkStart w:id="32" w:name="formula"/>
+    <w:bookmarkStart w:id="31" w:name="formula"/>
     <w:p>
       <w:pPr>
         <w:pStyle w:val="Heading2"/>
@@ -3874,8 +3853,8 @@
         <w:t xml:space="preserve">, заполненный пример по истории — второй.</w:t>
       </w:r>
     </w:p>
-    <w:bookmarkEnd w:id="32"/>
-    <w:bookmarkStart w:id="51" w:name="instrumenty"/>
+    <w:bookmarkEnd w:id="31"/>
+    <w:bookmarkStart w:id="50" w:name="instrumenty"/>
     <w:p>
       <w:pPr>
         <w:pStyle w:val="Heading2"/>
@@ -4012,7 +3991,7 @@
             <w:pPr>
               <w:pStyle w:val="Compact"/>
             </w:pPr>
-            <w:hyperlink r:id="rId33">
+            <w:hyperlink r:id="rId32">
               <w:r>
                 <w:rPr>
                   <w:rStyle w:val="Hyperlink"/>
@@ -4053,7 +4032,7 @@
               </w:rPr>
               <w:t xml:space="preserve"> </w:t>
             </w:r>
-            <w:hyperlink r:id="rId34">
+            <w:hyperlink r:id="rId33">
               <w:r>
                 <w:rPr>
                   <w:rStyle w:val="Hyperlink"/>
@@ -4068,7 +4047,7 @@
               </w:rPr>
               <w:t xml:space="preserve">, нужен российский IP; PDF — до 20 МБ или первые 50 страниц (</w:t>
             </w:r>
-            <w:hyperlink r:id="rId35">
+            <w:hyperlink r:id="rId34">
               <w:r>
                 <w:rPr>
                   <w:rStyle w:val="Hyperlink"/>
@@ -4107,7 +4086,7 @@
             <w:pPr>
               <w:pStyle w:val="Compact"/>
             </w:pPr>
-            <w:hyperlink r:id="rId36">
+            <w:hyperlink r:id="rId35">
               <w:r>
                 <w:rPr>
                   <w:rStyle w:val="Hyperlink"/>
@@ -4136,7 +4115,7 @@
             <w:pPr>
               <w:pStyle w:val="Compact"/>
             </w:pPr>
-            <w:hyperlink r:id="rId37">
+            <w:hyperlink r:id="rId36">
               <w:r>
                 <w:rPr>
                   <w:rStyle w:val="Hyperlink"/>
@@ -4157,7 +4136,7 @@
               </w:rPr>
               <w:t xml:space="preserve"> </w:t>
             </w:r>
-            <w:hyperlink r:id="rId38">
+            <w:hyperlink r:id="rId37">
               <w:r>
                 <w:rPr>
                   <w:rStyle w:val="Hyperlink"/>
@@ -4198,7 +4177,7 @@
               </w:rPr>
               <w:t xml:space="preserve"> </w:t>
             </w:r>
-            <w:hyperlink r:id="rId39">
+            <w:hyperlink r:id="rId38">
               <w:r>
                 <w:rPr>
                   <w:rStyle w:val="Hyperlink"/>
@@ -4223,7 +4202,7 @@
             <w:pPr>
               <w:pStyle w:val="Compact"/>
             </w:pPr>
-            <w:hyperlink r:id="rId40">
+            <w:hyperlink r:id="rId39">
               <w:r>
                 <w:rPr>
                   <w:rStyle w:val="Hyperlink"/>
@@ -4252,7 +4231,7 @@
               </w:rPr>
               <w:t xml:space="preserve"> </w:t>
             </w:r>
-            <w:hyperlink r:id="rId41">
+            <w:hyperlink r:id="rId40">
               <w:r>
                 <w:rPr>
                   <w:rStyle w:val="Hyperlink"/>
@@ -4297,7 +4276,7 @@
             <w:pPr>
               <w:pStyle w:val="Compact"/>
             </w:pPr>
-            <w:hyperlink r:id="rId42">
+            <w:hyperlink r:id="rId41">
               <w:r>
                 <w:rPr>
                   <w:rStyle w:val="Hyperlink"/>
@@ -4326,7 +4305,7 @@
               </w:rPr>
               <w:t xml:space="preserve"> </w:t>
             </w:r>
-            <w:hyperlink r:id="rId43">
+            <w:hyperlink r:id="rId42">
               <w:r>
                 <w:rPr>
                   <w:rStyle w:val="Hyperlink"/>
@@ -4385,7 +4364,7 @@
             <w:pPr>
               <w:pStyle w:val="Compact"/>
             </w:pPr>
-            <w:hyperlink r:id="rId44">
+            <w:hyperlink r:id="rId43">
               <w:r>
                 <w:rPr>
                   <w:rStyle w:val="Hyperlink"/>
@@ -4444,7 +4423,7 @@
             <w:pPr>
               <w:pStyle w:val="Compact"/>
             </w:pPr>
-            <w:hyperlink r:id="rId45">
+            <w:hyperlink r:id="rId44">
               <w:r>
                 <w:rPr>
                   <w:rStyle w:val="Hyperlink"/>
@@ -4473,7 +4452,7 @@
               </w:rPr>
               <w:t xml:space="preserve"> </w:t>
             </w:r>
-            <w:hyperlink r:id="rId46">
+            <w:hyperlink r:id="rId45">
               <w:r>
                 <w:rPr>
                   <w:rStyle w:val="Hyperlink"/>
@@ -4560,7 +4539,7 @@
         </w:rPr>
         <w:t xml:space="preserve"> </w:t>
       </w:r>
-      <w:hyperlink r:id="rId47">
+      <w:hyperlink r:id="rId46">
         <w:r>
           <w:rPr>
             <w:rStyle w:val="Hyperlink"/>
@@ -4643,7 +4622,7 @@
           <w:numId w:val="1005"/>
         </w:numPr>
       </w:pPr>
-      <w:hyperlink r:id="rId48">
+      <w:hyperlink r:id="rId47">
         <w:r>
           <w:rPr>
             <w:rStyle w:val="Hyperlink"/>
@@ -4711,7 +4690,7 @@
           <w:numId w:val="1005"/>
         </w:numPr>
       </w:pPr>
-      <w:hyperlink r:id="rId49">
+      <w:hyperlink r:id="rId48">
         <w:r>
           <w:rPr>
             <w:rStyle w:val="Hyperlink"/>
@@ -4796,7 +4775,7 @@
         <w:t xml:space="preserve">и тот же промпт в двух-трёх сервисах и сравните — это и есть первая самостоятельная практика.</w:t>
       </w:r>
     </w:p>
-    <w:bookmarkStart w:id="50" w:name="проекты-и-пространства"/>
+    <w:bookmarkStart w:id="49" w:name="проекты-и-пространства"/>
     <w:p>
       <w:pPr>
         <w:pStyle w:val="Heading3"/>
@@ -4881,9 +4860,9 @@
         <w:t xml:space="preserve">приложенные файлы. Подробно — в лекции 3.</w:t>
       </w:r>
     </w:p>
+    <w:bookmarkEnd w:id="49"/>
     <w:bookmarkEnd w:id="50"/>
-    <w:bookmarkEnd w:id="51"/>
-    <w:bookmarkStart w:id="52" w:name="proverka"/>
+    <w:bookmarkStart w:id="51" w:name="proverka"/>
     <w:p>
       <w:pPr>
         <w:pStyle w:val="Heading2"/>
@@ -5108,8 +5087,8 @@
         <w:t xml:space="preserve">.</w:t>
       </w:r>
     </w:p>
-    <w:bookmarkEnd w:id="52"/>
-    <w:bookmarkStart w:id="55" w:name="vajb-koding"/>
+    <w:bookmarkEnd w:id="51"/>
+    <w:bookmarkStart w:id="54" w:name="vajb-koding"/>
     <w:p>
       <w:pPr>
         <w:pStyle w:val="Heading2"/>
@@ -5163,7 +5142,7 @@
         </w:rPr>
         <w:t xml:space="preserve"> </w:t>
       </w:r>
-      <w:hyperlink r:id="rId53">
+      <w:hyperlink r:id="rId52">
         <w:r>
           <w:rPr>
             <w:rStyle w:val="Hyperlink"/>
@@ -5332,7 +5311,7 @@
         </w:tc>
       </w:tr>
     </w:tbl>
-    <w:bookmarkStart w:id="54" w:name="X911a34e629bc769a0fd4a983a438b5d68058669"/>
+    <w:bookmarkStart w:id="53" w:name="X911a34e629bc769a0fd4a983a438b5d68058669"/>
     <w:p>
       <w:pPr>
         <w:pStyle w:val="Heading3"/>
@@ -5499,9 +5478,9 @@
         <w:t xml:space="preserve">бонусного урока про навыки.</w:t>
       </w:r>
     </w:p>
+    <w:bookmarkEnd w:id="53"/>
     <w:bookmarkEnd w:id="54"/>
-    <w:bookmarkEnd w:id="55"/>
-    <w:bookmarkStart w:id="56" w:name="bezopasnost"/>
+    <w:bookmarkStart w:id="55" w:name="bezopasnost"/>
     <w:p>
       <w:pPr>
         <w:pStyle w:val="Heading2"/>
@@ -5653,8 +5632,8 @@
         <w:t xml:space="preserve">в лекции 3.</w:t>
       </w:r>
     </w:p>
-    <w:bookmarkEnd w:id="56"/>
-    <w:bookmarkStart w:id="58" w:name="promty"/>
+    <w:bookmarkEnd w:id="55"/>
+    <w:bookmarkStart w:id="57" w:name="promty"/>
     <w:p>
       <w:pPr>
         <w:pStyle w:val="Heading2"/>
@@ -6535,7 +6514,7 @@
         </w:rPr>
         <w:t xml:space="preserve"> </w:t>
       </w:r>
-      <w:hyperlink r:id="rId57">
+      <w:hyperlink r:id="rId56">
         <w:r>
           <w:rPr>
             <w:rStyle w:val="Hyperlink"/>
@@ -6811,8 +6790,8 @@
         <w:t xml:space="preserve">Проверка: перед каждым ответом сверь его с правилами выше. Если не уверен — так и скажи, не угадывай.</w:t>
       </w:r>
     </w:p>
-    <w:bookmarkEnd w:id="58"/>
-    <w:bookmarkStart w:id="61" w:name="samostoyatelno"/>
+    <w:bookmarkEnd w:id="57"/>
+    <w:bookmarkStart w:id="60" w:name="samostoyatelno"/>
     <w:p>
       <w:pPr>
         <w:pStyle w:val="Heading2"/>
@@ -6854,7 +6833,7 @@
         </w:rPr>
         <w:t xml:space="preserve"> </w:t>
       </w:r>
-      <w:hyperlink r:id="rId59">
+      <w:hyperlink r:id="rId58">
         <w:r>
           <w:rPr>
             <w:rStyle w:val="Hyperlink"/>
@@ -6893,7 +6872,7 @@
         </w:rPr>
         <w:t xml:space="preserve"> </w:t>
       </w:r>
-      <w:hyperlink r:id="rId60">
+      <w:hyperlink r:id="rId59">
         <w:r>
           <w:rPr>
             <w:rStyle w:val="Hyperlink"/>
@@ -7338,8 +7317,8 @@
         <w:t xml:space="preserve">в фактчеке открыта каждая ссылка, а вердикт вы подтвердили или оспорили по источникам.</w:t>
       </w:r>
     </w:p>
-    <w:bookmarkEnd w:id="61"/>
-    <w:bookmarkStart w:id="62" w:name="proverte-sebya"/>
+    <w:bookmarkEnd w:id="60"/>
+    <w:bookmarkStart w:id="61" w:name="proverte-sebya"/>
     <w:p>
       <w:pPr>
         <w:pStyle w:val="Heading2"/>
@@ -7567,8 +7546,8 @@
         <w:t xml:space="preserve">на источник, а не на «память» модели, и его можно проверить.</w:t>
       </w:r>
     </w:p>
-    <w:bookmarkEnd w:id="62"/>
-    <w:bookmarkStart w:id="63" w:name="istochniki"/>
+    <w:bookmarkEnd w:id="61"/>
+    <w:bookmarkStart w:id="62" w:name="istochniki"/>
     <w:p>
       <w:pPr>
         <w:pStyle w:val="Heading2"/>
@@ -7727,28 +7706,7 @@
         <w:rPr>
           <w:lang w:val="ru"/>
         </w:rPr>
-        <w:t xml:space="preserve">Замер токенов курса:</w:t>
-      </w:r>
-      <w:r>
-        <w:rPr>
-          <w:lang w:val="ru"/>
-        </w:rPr>
-        <w:t xml:space="preserve"> </w:t>
-      </w:r>
-      <w:hyperlink r:id="rId18">
-        <w:r>
-          <w:rPr>
-            <w:rStyle w:val="Hyperlink"/>
-            <w:lang w:val="ru"/>
-          </w:rPr>
-          <w:t xml:space="preserve">сценарий</w:t>
-        </w:r>
-      </w:hyperlink>
-      <w:r>
-        <w:rPr>
-          <w:lang w:val="ru"/>
-        </w:rPr>
-        <w:t xml:space="preserve">, 28.09.2026.</w:t>
+        <w:t xml:space="preserve">Замер токенов курса: библиотека tiktoken, токенизаторы cl100k_base (GPT-4) и o200k_base (GPT-4o), 28.09.2026.</w:t>
       </w:r>
     </w:p>
     <w:p>
@@ -7826,7 +7784,7 @@
         <w:t xml:space="preserve">Nechesov A. V., Vityaev E. E., Goncharov S. S., Sviridenko D. I. The Task-Based Approach: A New Paradigm for Building Trustworthy Artificial Intelligence // Известия Иркутского государственного университета. Серия «Математика». 2025. Т. 54. С. 96–112. https://doi.org/10.26516/1997-7670.2025.54.96 — задачный подход против галлюцинаций.</w:t>
       </w:r>
     </w:p>
-    <w:bookmarkEnd w:id="63"/>
+    <w:bookmarkEnd w:id="62"/>
     <w:sectPr>
       <w:footnotePr>
         <w:numRestart w:val="eachSect"/>

--- a/site/files/konspekt-lekciya-1.docx
+++ b/site/files/konspekt-lekciya-1.docx
@@ -135,7 +135,22 @@
         <w:rPr>
           <w:lang w:val="ru"/>
         </w:rPr>
-        <w:t xml:space="preserve">как проверять ответы и источники.</w:t>
+        <w:t xml:space="preserve">как проверять ответы и источники;</w:t>
+      </w:r>
+    </w:p>
+    <w:p>
+      <w:pPr>
+        <w:pStyle w:val="Compact"/>
+        <w:numPr>
+          <w:ilvl w:val="0"/>
+          <w:numId w:val="1001"/>
+        </w:numPr>
+      </w:pPr>
+      <w:r>
+        <w:rPr>
+          <w:lang w:val="ru"/>
+        </w:rPr>
+        <w:t xml:space="preserve">свой профиль преподавателя по четырём ролям и план на две недели — самодиагностика в конце лекции.</w:t>
       </w:r>
     </w:p>
     <w:bookmarkEnd w:id="9"/>
@@ -6833,13 +6848,25 @@
         </w:rPr>
         <w:t xml:space="preserve"> </w:t>
       </w:r>
+      <w:r>
+        <w:rPr>
+          <w:lang w:val="ru"/>
+        </w:rPr>
+        <w:t xml:space="preserve">на сайте НГУ: итоговый тест из 10 вопросов. Проверить себя здесь — тесты</w:t>
+      </w:r>
+      <w:r>
+        <w:rPr>
+          <w:lang w:val="ru"/>
+        </w:rPr>
+        <w:t xml:space="preserve"> </w:t>
+      </w:r>
       <w:hyperlink r:id="rId58">
         <w:r>
           <w:rPr>
             <w:rStyle w:val="Hyperlink"/>
             <w:lang w:val="ru"/>
           </w:rPr>
-          <w:t xml:space="preserve">тест в форме</w:t>
+          <w:t xml:space="preserve">среднего уровня</w:t>
         </w:r>
       </w:hyperlink>
       <w:r>
@@ -6852,19 +6879,7 @@
         <w:rPr>
           <w:lang w:val="ru"/>
         </w:rPr>
-        <w:t xml:space="preserve">— результат попадёт в ведомость; «сдано» — от 44 баллов</w:t>
-      </w:r>
-      <w:r>
-        <w:rPr>
-          <w:lang w:val="ru"/>
-        </w:rPr>
-        <w:t xml:space="preserve"> </w:t>
-      </w:r>
-      <w:r>
-        <w:rPr>
-          <w:lang w:val="ru"/>
-        </w:rPr>
-        <w:t xml:space="preserve">из 72 (60 %). Потренироваться —</w:t>
+        <w:t xml:space="preserve">и</w:t>
       </w:r>
       <w:r>
         <w:rPr>
@@ -6878,7 +6893,7 @@
             <w:rStyle w:val="Hyperlink"/>
             <w:lang w:val="ru"/>
           </w:rPr>
-          <w:t xml:space="preserve">тест на сайте</w:t>
+          <w:t xml:space="preserve">повышенной сложности</w:t>
         </w:r>
       </w:hyperlink>
       <w:r>
@@ -7547,7 +7562,7 @@
       </w:r>
     </w:p>
     <w:bookmarkEnd w:id="61"/>
-    <w:bookmarkStart w:id="62" w:name="istochniki"/>
+    <w:bookmarkStart w:id="62" w:name="samodiagnostika"/>
     <w:p>
       <w:pPr>
         <w:pStyle w:val="Heading2"/>
@@ -7556,7 +7571,66 @@
         <w:rPr>
           <w:lang w:val="ru"/>
         </w:rPr>
-        <w:t xml:space="preserve">Источники</w:t>
+        <w:t xml:space="preserve">Самодиагностика: ваш профиль преподавателя</w:t>
+      </w:r>
+    </w:p>
+    <w:p>
+      <w:pPr>
+        <w:pStyle w:val="FirstParagraph"/>
+      </w:pPr>
+      <w:r>
+        <w:rPr>
+          <w:lang w:val="ru"/>
+        </w:rPr>
+        <w:t xml:space="preserve">Последний шаг занятия — посмотреть на свою работу со стороны. Промпт ниже проводит</w:t>
+      </w:r>
+      <w:r>
+        <w:rPr>
+          <w:lang w:val="ru"/>
+        </w:rPr>
+        <w:t xml:space="preserve"> </w:t>
+      </w:r>
+      <w:r>
+        <w:rPr>
+          <w:lang w:val="ru"/>
+        </w:rPr>
+        <w:t xml:space="preserve">короткую самодиагностику по четырём ролям. Основа — модель PAEI Ицхака Адизеса: в ней</w:t>
+      </w:r>
+      <w:r>
+        <w:rPr>
+          <w:lang w:val="ru"/>
+        </w:rPr>
+        <w:t xml:space="preserve"> </w:t>
+      </w:r>
+      <w:r>
+        <w:rPr>
+          <w:lang w:val="ru"/>
+        </w:rPr>
+        <w:t xml:space="preserve">руководитель совмещает роли производителя результата, администратора, предпринимателя</w:t>
+      </w:r>
+      <w:r>
+        <w:rPr>
+          <w:lang w:val="ru"/>
+        </w:rPr>
+        <w:t xml:space="preserve"> </w:t>
+      </w:r>
+      <w:r>
+        <w:rPr>
+          <w:lang w:val="ru"/>
+        </w:rPr>
+        <w:t xml:space="preserve">и интегратора. Для преподавателя это эксперт-практик, методист-организатор,</w:t>
+      </w:r>
+      <w:r>
+        <w:rPr>
+          <w:lang w:val="ru"/>
+        </w:rPr>
+        <w:t xml:space="preserve"> </w:t>
+      </w:r>
+      <w:r>
+        <w:rPr>
+          <w:lang w:val="ru"/>
+        </w:rPr>
+        <w:t xml:space="preserve">инноватор-проектировщик и педагог-наставник.</w:t>
       </w:r>
     </w:p>
     <w:p>
@@ -7571,7 +7645,19 @@
         <w:rPr>
           <w:lang w:val="ru"/>
         </w:rPr>
-        <w:t xml:space="preserve">Vaswani A. и др. Attention Is All You Need. 2017. https://arxiv.org/abs/1706.03762 — статья, с которой начались трансформеры.</w:t>
+        <w:t xml:space="preserve">Нажмите «Копировать» или «Открыть в…» и вставьте промпт в любую бесплатную</w:t>
+      </w:r>
+      <w:r>
+        <w:rPr>
+          <w:lang w:val="ru"/>
+        </w:rPr>
+        <w:t xml:space="preserve"> </w:t>
+      </w:r>
+      <w:r>
+        <w:rPr>
+          <w:lang w:val="ru"/>
+        </w:rPr>
+        <w:t xml:space="preserve">нейросеть: GigaChat, Алису AI, DeepSeek или Kimi.</w:t>
       </w:r>
     </w:p>
     <w:p>
@@ -7586,7 +7672,19 @@
         <w:rPr>
           <w:lang w:val="ru"/>
         </w:rPr>
-        <w:t xml:space="preserve">Lewis P. и др. Retrieval-Augmented Generation for Knowledge-Intensive NLP Tasks. 2020. https://arxiv.org/abs/2005.11401 — поиск с дополнением (RAG).</w:t>
+        <w:t xml:space="preserve">Ответьте на 12 вопросов по одному: «Да», «Скорее да», «Скорее нет» или «Нет».</w:t>
+      </w:r>
+      <w:r>
+        <w:rPr>
+          <w:lang w:val="ru"/>
+        </w:rPr>
+        <w:t xml:space="preserve"> </w:t>
+      </w:r>
+      <w:r>
+        <w:rPr>
+          <w:lang w:val="ru"/>
+        </w:rPr>
+        <w:t xml:space="preserve">Это 5–7 минут.</w:t>
       </w:r>
     </w:p>
     <w:p>
@@ -7601,7 +7699,2081 @@
         <w:rPr>
           <w:lang w:val="ru"/>
         </w:rPr>
-        <w:t xml:space="preserve">Wei J. и др. Chain-of-Thought Prompting Elicits Reasoning in Large Language Models. 2022. https://arxiv.org/abs/2201.11903 — рассуждения по шагам.</w:t>
+        <w:t xml:space="preserve">Сохраните отчёт: профиль из двух ведущих ролей, карту компетенций, сильные стороны</w:t>
+      </w:r>
+      <w:r>
+        <w:rPr>
+          <w:lang w:val="ru"/>
+        </w:rPr>
+        <w:t xml:space="preserve"> </w:t>
+      </w:r>
+      <w:r>
+        <w:rPr>
+          <w:lang w:val="ru"/>
+        </w:rPr>
+        <w:t xml:space="preserve">и риски, два готовых запроса к ИИ для ролей, которые стоит усилить, и план на две недели.</w:t>
+      </w:r>
+    </w:p>
+    <w:p>
+      <w:pPr>
+        <w:pStyle w:val="FirstParagraph"/>
+      </w:pPr>
+      <w:r>
+        <w:rPr>
+          <w:lang w:val="ru"/>
+        </w:rPr>
+        <w:t xml:space="preserve">Диагностика нужна для саморефлексии: это не психологический тест и не аттестация.</w:t>
+      </w:r>
+      <w:r>
+        <w:rPr>
+          <w:lang w:val="ru"/>
+        </w:rPr>
+        <w:t xml:space="preserve"> </w:t>
+      </w:r>
+      <w:r>
+        <w:rPr>
+          <w:lang w:val="ru"/>
+        </w:rPr>
+        <w:t xml:space="preserve">Персональные данные не нужны — только ваши ответы. В конце курса пройдите её ещё раз</w:t>
+      </w:r>
+      <w:r>
+        <w:rPr>
+          <w:lang w:val="ru"/>
+        </w:rPr>
+        <w:t xml:space="preserve"> </w:t>
+      </w:r>
+      <w:r>
+        <w:rPr>
+          <w:lang w:val="ru"/>
+        </w:rPr>
+        <w:t xml:space="preserve">и сравните профили.</w:t>
+      </w:r>
+    </w:p>
+    <w:p>
+      <w:pPr>
+        <w:pStyle w:val="BodyText"/>
+      </w:pPr>
+      <w:r>
+        <w:rPr>
+          <w:b/>
+          <w:bCs/>
+          <w:lang w:val="ru"/>
+        </w:rPr>
+        <w:t xml:space="preserve">Промпт: Самодиагностика: профиль преподавателя по четырём ролям.</w:t>
+      </w:r>
+      <w:r>
+        <w:rPr>
+          <w:lang w:val="ru"/>
+        </w:rPr>
+        <w:t xml:space="preserve"> </w:t>
+      </w:r>
+      <w:r>
+        <w:rPr>
+          <w:lang w:val="ru"/>
+        </w:rPr>
+        <w:t xml:space="preserve">Когда: в конце занятия — увидеть свои сильные роли и что поручить ИИ; 12 вопросов, 5–7 минут.</w:t>
+      </w:r>
+    </w:p>
+    <w:p>
+      <w:pPr>
+        <w:pStyle w:val="SourceCode"/>
+      </w:pPr>
+      <w:r>
+        <w:rPr>
+          <w:rStyle w:val="VerbatimChar"/>
+          <w:lang w:val="ru"/>
+        </w:rPr>
+        <w:t xml:space="preserve"># Роль и задача</w:t>
+      </w:r>
+      <w:r>
+        <w:br/>
+      </w:r>
+      <w:r>
+        <w:br/>
+      </w:r>
+      <w:r>
+        <w:rPr>
+          <w:rStyle w:val="VerbatimChar"/>
+          <w:lang w:val="ru"/>
+        </w:rPr>
+        <w:t xml:space="preserve">Ты — методист-диагност и консультант по внедрению искусственного интеллекта в образование.</w:t>
+      </w:r>
+      <w:r>
+        <w:br/>
+      </w:r>
+      <w:r>
+        <w:br/>
+      </w:r>
+      <w:r>
+        <w:rPr>
+          <w:rStyle w:val="VerbatimChar"/>
+          <w:lang w:val="ru"/>
+        </w:rPr>
+        <w:t xml:space="preserve">Твоя задача — провести короткую самодиагностику преподавателя по четырём ролевым компетенциям, адаптированным из модели PAEI Ицхака Адизеса:</w:t>
+      </w:r>
+      <w:r>
+        <w:br/>
+      </w:r>
+      <w:r>
+        <w:br/>
+      </w:r>
+      <w:r>
+        <w:rPr>
+          <w:rStyle w:val="VerbatimChar"/>
+          <w:lang w:val="ru"/>
+        </w:rPr>
+        <w:t xml:space="preserve">- P — Эксперт-практик: глубина предметных знаний, ориентация на результат, профессиональная точность</w:t>
+      </w:r>
+      <w:r>
+        <w:br/>
+      </w:r>
+      <w:r>
+        <w:rPr>
+          <w:rStyle w:val="VerbatimChar"/>
+          <w:lang w:val="ru"/>
+        </w:rPr>
+        <w:t xml:space="preserve">- A — Методист-организатор: структура курса, регламенты, критерии, последовательность и контроль</w:t>
+      </w:r>
+      <w:r>
+        <w:br/>
+      </w:r>
+      <w:r>
+        <w:rPr>
+          <w:rStyle w:val="VerbatimChar"/>
+          <w:lang w:val="ru"/>
+        </w:rPr>
+        <w:t xml:space="preserve">- E — Инноватор-проектировщик: обновление курса, эксперименты, новые форматы, междисциплинарность</w:t>
+      </w:r>
+      <w:r>
+        <w:br/>
+      </w:r>
+      <w:r>
+        <w:rPr>
+          <w:rStyle w:val="VerbatimChar"/>
+          <w:lang w:val="ru"/>
+        </w:rPr>
+        <w:t xml:space="preserve">- I — Педагог-наставник: поддержка студентов, обратная связь, включённость, групповая динамика</w:t>
+      </w:r>
+      <w:r>
+        <w:br/>
+      </w:r>
+      <w:r>
+        <w:br/>
+      </w:r>
+      <w:r>
+        <w:rPr>
+          <w:rStyle w:val="VerbatimChar"/>
+          <w:lang w:val="ru"/>
+        </w:rPr>
+        <w:t xml:space="preserve">Цель диагностики — не оценить «хорошего» или «плохого» преподавателя, а определить:</w:t>
+      </w:r>
+      <w:r>
+        <w:br/>
+      </w:r>
+      <w:r>
+        <w:rPr>
+          <w:rStyle w:val="VerbatimChar"/>
+          <w:lang w:val="ru"/>
+        </w:rPr>
+        <w:t xml:space="preserve">1. Какие роли у преподавателя выражены сильнее.</w:t>
+      </w:r>
+      <w:r>
+        <w:br/>
+      </w:r>
+      <w:r>
+        <w:rPr>
+          <w:rStyle w:val="VerbatimChar"/>
+          <w:lang w:val="ru"/>
+        </w:rPr>
+        <w:t xml:space="preserve">2. Какие компетенции требуют поддержки.</w:t>
+      </w:r>
+      <w:r>
+        <w:br/>
+      </w:r>
+      <w:r>
+        <w:rPr>
+          <w:rStyle w:val="VerbatimChar"/>
+          <w:lang w:val="ru"/>
+        </w:rPr>
+        <w:t xml:space="preserve">3. Какие задачи можно делегировать ИИ.</w:t>
+      </w:r>
+      <w:r>
+        <w:br/>
+      </w:r>
+      <w:r>
+        <w:rPr>
+          <w:rStyle w:val="VerbatimChar"/>
+          <w:lang w:val="ru"/>
+        </w:rPr>
+        <w:t xml:space="preserve">4. Какие навыки стоит развивать самостоятельно, а не только компенсировать нейросетью.</w:t>
+      </w:r>
+      <w:r>
+        <w:br/>
+      </w:r>
+      <w:r>
+        <w:br/>
+      </w:r>
+      <w:r>
+        <w:rPr>
+          <w:rStyle w:val="VerbatimChar"/>
+          <w:lang w:val="ru"/>
+        </w:rPr>
+        <w:t xml:space="preserve">Важно: это инструмент саморефлексии, а не психологический тест и не аттестация сотрудника.</w:t>
+      </w:r>
+      <w:r>
+        <w:br/>
+      </w:r>
+      <w:r>
+        <w:br/>
+      </w:r>
+      <w:r>
+        <w:rPr>
+          <w:rStyle w:val="VerbatimChar"/>
+          <w:lang w:val="ru"/>
+        </w:rPr>
+        <w:t xml:space="preserve"># Правила проведения</w:t>
+      </w:r>
+      <w:r>
+        <w:br/>
+      </w:r>
+      <w:r>
+        <w:br/>
+      </w:r>
+      <w:r>
+        <w:rPr>
+          <w:rStyle w:val="VerbatimChar"/>
+          <w:lang w:val="ru"/>
+        </w:rPr>
+        <w:t xml:space="preserve">1. Проводи диагностику в диалоговом режиме.</w:t>
+      </w:r>
+      <w:r>
+        <w:br/>
+      </w:r>
+      <w:r>
+        <w:rPr>
+          <w:rStyle w:val="VerbatimChar"/>
+          <w:lang w:val="ru"/>
+        </w:rPr>
+        <w:t xml:space="preserve">2. Задавай строго один вопрос за раз.</w:t>
+      </w:r>
+      <w:r>
+        <w:br/>
+      </w:r>
+      <w:r>
+        <w:rPr>
+          <w:rStyle w:val="VerbatimChar"/>
+          <w:lang w:val="ru"/>
+        </w:rPr>
+        <w:t xml:space="preserve">3. Не показывай пользователю весь список вопросов, систему подсчёта и будущие выводы до завершения опроса.</w:t>
+      </w:r>
+      <w:r>
+        <w:br/>
+      </w:r>
+      <w:r>
+        <w:rPr>
+          <w:rStyle w:val="VerbatimChar"/>
+          <w:lang w:val="ru"/>
+        </w:rPr>
+        <w:t xml:space="preserve">4. После каждого ответа кратко подтверждай его получение: «Принято» или «Спасибо, зафиксировал».</w:t>
+      </w:r>
+      <w:r>
+        <w:br/>
+      </w:r>
+      <w:r>
+        <w:rPr>
+          <w:rStyle w:val="VerbatimChar"/>
+          <w:lang w:val="ru"/>
+        </w:rPr>
+        <w:t xml:space="preserve">5. Затем сразу задавай следующий вопрос.</w:t>
+      </w:r>
+      <w:r>
+        <w:br/>
+      </w:r>
+      <w:r>
+        <w:rPr>
+          <w:rStyle w:val="VerbatimChar"/>
+          <w:lang w:val="ru"/>
+        </w:rPr>
+        <w:t xml:space="preserve">6. Не спорь с ответом пользователя и не интерпретируй его до окончания основной части опроса.</w:t>
+      </w:r>
+      <w:r>
+        <w:br/>
+      </w:r>
+      <w:r>
+        <w:rPr>
+          <w:rStyle w:val="VerbatimChar"/>
+          <w:lang w:val="ru"/>
+        </w:rPr>
+        <w:t xml:space="preserve">7. Используй только четыре варианта ответа:</w:t>
+      </w:r>
+      <w:r>
+        <w:br/>
+      </w:r>
+      <w:r>
+        <w:rPr>
+          <w:rStyle w:val="VerbatimChar"/>
+          <w:lang w:val="ru"/>
+        </w:rPr>
+        <w:t xml:space="preserve">   - Да</w:t>
+      </w:r>
+      <w:r>
+        <w:br/>
+      </w:r>
+      <w:r>
+        <w:rPr>
+          <w:rStyle w:val="VerbatimChar"/>
+          <w:lang w:val="ru"/>
+        </w:rPr>
+        <w:t xml:space="preserve">   - Скорее да</w:t>
+      </w:r>
+      <w:r>
+        <w:br/>
+      </w:r>
+      <w:r>
+        <w:rPr>
+          <w:rStyle w:val="VerbatimChar"/>
+          <w:lang w:val="ru"/>
+        </w:rPr>
+        <w:t xml:space="preserve">   - Скорее нет</w:t>
+      </w:r>
+      <w:r>
+        <w:br/>
+      </w:r>
+      <w:r>
+        <w:rPr>
+          <w:rStyle w:val="VerbatimChar"/>
+          <w:lang w:val="ru"/>
+        </w:rPr>
+        <w:t xml:space="preserve">   - Нет</w:t>
+      </w:r>
+      <w:r>
+        <w:br/>
+      </w:r>
+      <w:r>
+        <w:rPr>
+          <w:rStyle w:val="VerbatimChar"/>
+          <w:lang w:val="ru"/>
+        </w:rPr>
+        <w:t xml:space="preserve">8. Если пользователь отвечает свободным текстом, соотнеси ответ с ближайшим вариантом и уточни только при реальной неоднозначности:</w:t>
+      </w:r>
+      <w:r>
+        <w:br/>
+      </w:r>
+      <w:r>
+        <w:rPr>
+          <w:rStyle w:val="VerbatimChar"/>
+          <w:lang w:val="ru"/>
+        </w:rPr>
+        <w:t xml:space="preserve">   «Правильно ли я понимаю, что ваш ответ ближе к варианту „Скорее да“?»</w:t>
+      </w:r>
+      <w:r>
+        <w:br/>
+      </w:r>
+      <w:r>
+        <w:rPr>
+          <w:rStyle w:val="VerbatimChar"/>
+          <w:lang w:val="ru"/>
+        </w:rPr>
+        <w:t xml:space="preserve">9. Не задавай несколько вопросов в одном сообщении.</w:t>
+      </w:r>
+      <w:r>
+        <w:br/>
+      </w:r>
+      <w:r>
+        <w:rPr>
+          <w:rStyle w:val="VerbatimChar"/>
+          <w:lang w:val="ru"/>
+        </w:rPr>
+        <w:t xml:space="preserve">10. Не используй сложную психологическую терминологию. Формулируй всё ясно, уважительно и по-деловому.</w:t>
+      </w:r>
+      <w:r>
+        <w:br/>
+      </w:r>
+      <w:r>
+        <w:rPr>
+          <w:rStyle w:val="VerbatimChar"/>
+          <w:lang w:val="ru"/>
+        </w:rPr>
+        <w:t xml:space="preserve">11. Не делай выводов о личности, возрасте, профессиональной пригодности или психическом состоянии пользователя.</w:t>
+      </w:r>
+      <w:r>
+        <w:br/>
+      </w:r>
+      <w:r>
+        <w:br/>
+      </w:r>
+      <w:r>
+        <w:rPr>
+          <w:rStyle w:val="VerbatimChar"/>
+          <w:lang w:val="ru"/>
+        </w:rPr>
+        <w:t xml:space="preserve"># Шкала подсчёта</w:t>
+      </w:r>
+      <w:r>
+        <w:br/>
+      </w:r>
+      <w:r>
+        <w:br/>
+      </w:r>
+      <w:r>
+        <w:rPr>
+          <w:rStyle w:val="VerbatimChar"/>
+          <w:lang w:val="ru"/>
+        </w:rPr>
+        <w:t xml:space="preserve">Для обычных вопросов:</w:t>
+      </w:r>
+      <w:r>
+        <w:br/>
+      </w:r>
+      <w:r>
+        <w:rPr>
+          <w:rStyle w:val="VerbatimChar"/>
+          <w:lang w:val="ru"/>
+        </w:rPr>
+        <w:t xml:space="preserve">- Да = 3 балла</w:t>
+      </w:r>
+      <w:r>
+        <w:br/>
+      </w:r>
+      <w:r>
+        <w:rPr>
+          <w:rStyle w:val="VerbatimChar"/>
+          <w:lang w:val="ru"/>
+        </w:rPr>
+        <w:t xml:space="preserve">- Скорее да = 2 балла</w:t>
+      </w:r>
+      <w:r>
+        <w:br/>
+      </w:r>
+      <w:r>
+        <w:rPr>
+          <w:rStyle w:val="VerbatimChar"/>
+          <w:lang w:val="ru"/>
+        </w:rPr>
+        <w:t xml:space="preserve">- Скорее нет = 1 балл</w:t>
+      </w:r>
+      <w:r>
+        <w:br/>
+      </w:r>
+      <w:r>
+        <w:rPr>
+          <w:rStyle w:val="VerbatimChar"/>
+          <w:lang w:val="ru"/>
+        </w:rPr>
+        <w:t xml:space="preserve">- Нет = 0 баллов</w:t>
+      </w:r>
+      <w:r>
+        <w:br/>
+      </w:r>
+      <w:r>
+        <w:br/>
+      </w:r>
+      <w:r>
+        <w:rPr>
+          <w:rStyle w:val="VerbatimChar"/>
+          <w:lang w:val="ru"/>
+        </w:rPr>
+        <w:t xml:space="preserve">Для обратных вопросов, отмеченных словом «ОБРАТНЫЙ», используй обратное начисление:</w:t>
+      </w:r>
+      <w:r>
+        <w:br/>
+      </w:r>
+      <w:r>
+        <w:rPr>
+          <w:rStyle w:val="VerbatimChar"/>
+          <w:lang w:val="ru"/>
+        </w:rPr>
+        <w:t xml:space="preserve">- Да = 0 баллов</w:t>
+      </w:r>
+      <w:r>
+        <w:br/>
+      </w:r>
+      <w:r>
+        <w:rPr>
+          <w:rStyle w:val="VerbatimChar"/>
+          <w:lang w:val="ru"/>
+        </w:rPr>
+        <w:t xml:space="preserve">- Скорее да = 1 балл</w:t>
+      </w:r>
+      <w:r>
+        <w:br/>
+      </w:r>
+      <w:r>
+        <w:rPr>
+          <w:rStyle w:val="VerbatimChar"/>
+          <w:lang w:val="ru"/>
+        </w:rPr>
+        <w:t xml:space="preserve">- Скорее нет = 2 балла</w:t>
+      </w:r>
+      <w:r>
+        <w:br/>
+      </w:r>
+      <w:r>
+        <w:rPr>
+          <w:rStyle w:val="VerbatimChar"/>
+          <w:lang w:val="ru"/>
+        </w:rPr>
+        <w:t xml:space="preserve">- Нет = 3 балла</w:t>
+      </w:r>
+      <w:r>
+        <w:br/>
+      </w:r>
+      <w:r>
+        <w:br/>
+      </w:r>
+      <w:r>
+        <w:rPr>
+          <w:rStyle w:val="VerbatimChar"/>
+          <w:lang w:val="ru"/>
+        </w:rPr>
+        <w:t xml:space="preserve">После 12 основных вопросов рассчитай для каждой роли сумму от 0 до 9 баллов и процент выраженности:</w:t>
+      </w:r>
+      <w:r>
+        <w:br/>
+      </w:r>
+      <w:r>
+        <w:br/>
+      </w:r>
+      <w:r>
+        <w:rPr>
+          <w:rStyle w:val="VerbatimChar"/>
+          <w:lang w:val="ru"/>
+        </w:rPr>
+        <w:t xml:space="preserve">Процент роли = округли((баллы роли / 9) × 100) до целого числа.</w:t>
+      </w:r>
+      <w:r>
+        <w:br/>
+      </w:r>
+      <w:r>
+        <w:br/>
+      </w:r>
+      <w:r>
+        <w:rPr>
+          <w:rStyle w:val="VerbatimChar"/>
+          <w:lang w:val="ru"/>
+        </w:rPr>
+        <w:t xml:space="preserve">Не показывай промежуточные расчёты до окончания диагностики.</w:t>
+      </w:r>
+      <w:r>
+        <w:br/>
+      </w:r>
+      <w:r>
+        <w:br/>
+      </w:r>
+      <w:r>
+        <w:rPr>
+          <w:rStyle w:val="VerbatimChar"/>
+          <w:lang w:val="ru"/>
+        </w:rPr>
+        <w:t xml:space="preserve"># Основная анкета</w:t>
+      </w:r>
+      <w:r>
+        <w:br/>
+      </w:r>
+      <w:r>
+        <w:br/>
+      </w:r>
+      <w:r>
+        <w:rPr>
+          <w:rStyle w:val="VerbatimChar"/>
+          <w:lang w:val="ru"/>
+        </w:rPr>
+        <w:t xml:space="preserve">Задавай вопросы строго в указанном порядке.</w:t>
+      </w:r>
+      <w:r>
+        <w:br/>
+      </w:r>
+      <w:r>
+        <w:br/>
+      </w:r>
+      <w:r>
+        <w:rPr>
+          <w:rStyle w:val="VerbatimChar"/>
+          <w:lang w:val="ru"/>
+        </w:rPr>
+        <w:t xml:space="preserve">## Роль P — Эксперт-практик</w:t>
+      </w:r>
+      <w:r>
+        <w:br/>
+      </w:r>
+      <w:r>
+        <w:br/>
+      </w:r>
+      <w:r>
+        <w:rPr>
+          <w:rStyle w:val="VerbatimChar"/>
+          <w:lang w:val="ru"/>
+        </w:rPr>
+        <w:t xml:space="preserve">Вопрос 1.</w:t>
+      </w:r>
+      <w:r>
+        <w:br/>
+      </w:r>
+      <w:r>
+        <w:rPr>
+          <w:rStyle w:val="VerbatimChar"/>
+          <w:lang w:val="ru"/>
+        </w:rPr>
+        <w:t xml:space="preserve">«Вас беспокоит, если в учебном материале по вашей дисциплине есть фактическая неточность, даже небольшая?»</w:t>
+      </w:r>
+      <w:r>
+        <w:br/>
+      </w:r>
+      <w:r>
+        <w:br/>
+      </w:r>
+      <w:r>
+        <w:rPr>
+          <w:rStyle w:val="VerbatimChar"/>
+          <w:lang w:val="ru"/>
+        </w:rPr>
+        <w:t xml:space="preserve">Вопрос 2.</w:t>
+      </w:r>
+      <w:r>
+        <w:br/>
+      </w:r>
+      <w:r>
+        <w:rPr>
+          <w:rStyle w:val="VerbatimChar"/>
+          <w:lang w:val="ru"/>
+        </w:rPr>
+        <w:t xml:space="preserve">«Вы готовы скорректировать план занятия, если видите, что у студентов есть пробел в базовом понятии или ключевом навыке?»</w:t>
+      </w:r>
+      <w:r>
+        <w:br/>
+      </w:r>
+      <w:r>
+        <w:br/>
+      </w:r>
+      <w:r>
+        <w:rPr>
+          <w:rStyle w:val="VerbatimChar"/>
+          <w:lang w:val="ru"/>
+        </w:rPr>
+        <w:t xml:space="preserve">Вопрос 3. ОБРАТНЫЙ.</w:t>
+      </w:r>
+      <w:r>
+        <w:br/>
+      </w:r>
+      <w:r>
+        <w:rPr>
+          <w:rStyle w:val="VerbatimChar"/>
+          <w:lang w:val="ru"/>
+        </w:rPr>
+        <w:t xml:space="preserve">«Вам комфортно объяснять профессиональную тему в общих чертах, не вникая в детали, примеры и ограничения?»</w:t>
+      </w:r>
+      <w:r>
+        <w:br/>
+      </w:r>
+      <w:r>
+        <w:br/>
+      </w:r>
+      <w:r>
+        <w:rPr>
+          <w:rStyle w:val="VerbatimChar"/>
+          <w:lang w:val="ru"/>
+        </w:rPr>
+        <w:t xml:space="preserve">## Роль A — Методист-организатор</w:t>
+      </w:r>
+      <w:r>
+        <w:br/>
+      </w:r>
+      <w:r>
+        <w:br/>
+      </w:r>
+      <w:r>
+        <w:rPr>
+          <w:rStyle w:val="VerbatimChar"/>
+          <w:lang w:val="ru"/>
+        </w:rPr>
+        <w:t xml:space="preserve">Вопрос 4.</w:t>
+      </w:r>
+      <w:r>
+        <w:br/>
+      </w:r>
+      <w:r>
+        <w:rPr>
+          <w:rStyle w:val="VerbatimChar"/>
+          <w:lang w:val="ru"/>
+        </w:rPr>
+        <w:t xml:space="preserve">«Вам легче проводить курс, когда у него есть понятная последовательность тем, заданий и ожидаемых результатов?»</w:t>
+      </w:r>
+      <w:r>
+        <w:br/>
+      </w:r>
+      <w:r>
+        <w:br/>
+      </w:r>
+      <w:r>
+        <w:rPr>
+          <w:rStyle w:val="VerbatimChar"/>
+          <w:lang w:val="ru"/>
+        </w:rPr>
+        <w:t xml:space="preserve">Вопрос 5.</w:t>
+      </w:r>
+      <w:r>
+        <w:br/>
+      </w:r>
+      <w:r>
+        <w:rPr>
+          <w:rStyle w:val="VerbatimChar"/>
+          <w:lang w:val="ru"/>
+        </w:rPr>
+        <w:t xml:space="preserve">«Вы обычно заранее формулируете критерии, по которым будете оценивать студенческие работы?»</w:t>
+      </w:r>
+      <w:r>
+        <w:br/>
+      </w:r>
+      <w:r>
+        <w:br/>
+      </w:r>
+      <w:r>
+        <w:rPr>
+          <w:rStyle w:val="VerbatimChar"/>
+          <w:lang w:val="ru"/>
+        </w:rPr>
+        <w:t xml:space="preserve">Вопрос 6. ОБРАТНЫЙ.</w:t>
+      </w:r>
+      <w:r>
+        <w:br/>
+      </w:r>
+      <w:r>
+        <w:rPr>
+          <w:rStyle w:val="VerbatimChar"/>
+          <w:lang w:val="ru"/>
+        </w:rPr>
+        <w:t xml:space="preserve">«Вы спокойно относитесь к тому, что требования к заданию можно уточнить уже после того, как студенты начали его выполнять?»</w:t>
+      </w:r>
+      <w:r>
+        <w:br/>
+      </w:r>
+      <w:r>
+        <w:br/>
+      </w:r>
+      <w:r>
+        <w:rPr>
+          <w:rStyle w:val="VerbatimChar"/>
+          <w:lang w:val="ru"/>
+        </w:rPr>
+        <w:t xml:space="preserve">## Роль E — Инноватор-проектировщик</w:t>
+      </w:r>
+      <w:r>
+        <w:br/>
+      </w:r>
+      <w:r>
+        <w:br/>
+      </w:r>
+      <w:r>
+        <w:rPr>
+          <w:rStyle w:val="VerbatimChar"/>
+          <w:lang w:val="ru"/>
+        </w:rPr>
+        <w:t xml:space="preserve">Вопрос 7.</w:t>
+      </w:r>
+      <w:r>
+        <w:br/>
+      </w:r>
+      <w:r>
+        <w:rPr>
+          <w:rStyle w:val="VerbatimChar"/>
+          <w:lang w:val="ru"/>
+        </w:rPr>
+        <w:t xml:space="preserve">«Вам интересно регулярно обновлять примеры, кейсы или задания, даже если прежняя версия курса в целом работает?»</w:t>
+      </w:r>
+      <w:r>
+        <w:br/>
+      </w:r>
+      <w:r>
+        <w:br/>
+      </w:r>
+      <w:r>
+        <w:rPr>
+          <w:rStyle w:val="VerbatimChar"/>
+          <w:lang w:val="ru"/>
+        </w:rPr>
+        <w:t xml:space="preserve">Вопрос 8.</w:t>
+      </w:r>
+      <w:r>
+        <w:br/>
+      </w:r>
+      <w:r>
+        <w:rPr>
+          <w:rStyle w:val="VerbatimChar"/>
+          <w:lang w:val="ru"/>
+        </w:rPr>
+        <w:t xml:space="preserve">«Вы охотно пробуете новые образовательные форматы: проектную работу, симуляции, деловые игры, ИИ-инструменты или междисциплинарные кейсы?»</w:t>
+      </w:r>
+      <w:r>
+        <w:br/>
+      </w:r>
+      <w:r>
+        <w:br/>
+      </w:r>
+      <w:r>
+        <w:rPr>
+          <w:rStyle w:val="VerbatimChar"/>
+          <w:lang w:val="ru"/>
+        </w:rPr>
+        <w:t xml:space="preserve">Вопрос 9. ОБРАТНЫЙ.</w:t>
+      </w:r>
+      <w:r>
+        <w:br/>
+      </w:r>
+      <w:r>
+        <w:rPr>
+          <w:rStyle w:val="VerbatimChar"/>
+          <w:lang w:val="ru"/>
+        </w:rPr>
+        <w:t xml:space="preserve">«Вы предпочитаете не менять привычный формат курса, пока внешние обстоятельства не вынудят это сделать?»</w:t>
+      </w:r>
+      <w:r>
+        <w:br/>
+      </w:r>
+      <w:r>
+        <w:br/>
+      </w:r>
+      <w:r>
+        <w:rPr>
+          <w:rStyle w:val="VerbatimChar"/>
+          <w:lang w:val="ru"/>
+        </w:rPr>
+        <w:t xml:space="preserve">## Роль I — Педагог-наставник</w:t>
+      </w:r>
+      <w:r>
+        <w:br/>
+      </w:r>
+      <w:r>
+        <w:br/>
+      </w:r>
+      <w:r>
+        <w:rPr>
+          <w:rStyle w:val="VerbatimChar"/>
+          <w:lang w:val="ru"/>
+        </w:rPr>
+        <w:t xml:space="preserve">Вопрос 10.</w:t>
+      </w:r>
+      <w:r>
+        <w:br/>
+      </w:r>
+      <w:r>
+        <w:rPr>
+          <w:rStyle w:val="VerbatimChar"/>
+          <w:lang w:val="ru"/>
+        </w:rPr>
+        <w:t xml:space="preserve">«Вы стараетесь понять причину затруднений студента, прежде чем оценивать его результат?»</w:t>
+      </w:r>
+      <w:r>
+        <w:br/>
+      </w:r>
+      <w:r>
+        <w:br/>
+      </w:r>
+      <w:r>
+        <w:rPr>
+          <w:rStyle w:val="VerbatimChar"/>
+          <w:lang w:val="ru"/>
+        </w:rPr>
+        <w:t xml:space="preserve">Вопрос 11.</w:t>
+      </w:r>
+      <w:r>
+        <w:br/>
+      </w:r>
+      <w:r>
+        <w:rPr>
+          <w:rStyle w:val="VerbatimChar"/>
+          <w:lang w:val="ru"/>
+        </w:rPr>
+        <w:t xml:space="preserve">«Вы сознательно создаёте условия, в которых студентам безопасно задавать вопросы и признавать, что они чего-то не понимают?»</w:t>
+      </w:r>
+      <w:r>
+        <w:br/>
+      </w:r>
+      <w:r>
+        <w:br/>
+      </w:r>
+      <w:r>
+        <w:rPr>
+          <w:rStyle w:val="VerbatimChar"/>
+          <w:lang w:val="ru"/>
+        </w:rPr>
+        <w:t xml:space="preserve">Вопрос 12. ОБРАТНЫЙ.</w:t>
+      </w:r>
+      <w:r>
+        <w:br/>
+      </w:r>
+      <w:r>
+        <w:rPr>
+          <w:rStyle w:val="VerbatimChar"/>
+          <w:lang w:val="ru"/>
+        </w:rPr>
+        <w:t xml:space="preserve">«Вы считаете, что преподавателю достаточно передать материал и выставить оценки, а вовлечённость студентов — в основном их личная ответственность?»</w:t>
+      </w:r>
+      <w:r>
+        <w:br/>
+      </w:r>
+      <w:r>
+        <w:br/>
+      </w:r>
+      <w:r>
+        <w:rPr>
+          <w:rStyle w:val="VerbatimChar"/>
+          <w:lang w:val="ru"/>
+        </w:rPr>
+        <w:t xml:space="preserve"># Проверка результата</w:t>
+      </w:r>
+      <w:r>
+        <w:br/>
+      </w:r>
+      <w:r>
+        <w:br/>
+      </w:r>
+      <w:r>
+        <w:rPr>
+          <w:rStyle w:val="VerbatimChar"/>
+          <w:lang w:val="ru"/>
+        </w:rPr>
+        <w:t xml:space="preserve">После ответа на вопрос 12:</w:t>
+      </w:r>
+      <w:r>
+        <w:br/>
+      </w:r>
+      <w:r>
+        <w:br/>
+      </w:r>
+      <w:r>
+        <w:rPr>
+          <w:rStyle w:val="VerbatimChar"/>
+          <w:lang w:val="ru"/>
+        </w:rPr>
+        <w:t xml:space="preserve">1. Поблагодари пользователя.</w:t>
+      </w:r>
+      <w:r>
+        <w:br/>
+      </w:r>
+      <w:r>
+        <w:rPr>
+          <w:rStyle w:val="VerbatimChar"/>
+          <w:lang w:val="ru"/>
+        </w:rPr>
+        <w:t xml:space="preserve">2. Рассчитай баллы и проценты по P, A, E, I.</w:t>
+      </w:r>
+      <w:r>
+        <w:br/>
+      </w:r>
+      <w:r>
+        <w:rPr>
+          <w:rStyle w:val="VerbatimChar"/>
+          <w:lang w:val="ru"/>
+        </w:rPr>
+        <w:t xml:space="preserve">3. Определи две ведущие роли.</w:t>
+      </w:r>
+      <w:r>
+        <w:br/>
+      </w:r>
+      <w:r>
+        <w:rPr>
+          <w:rStyle w:val="VerbatimChar"/>
+          <w:lang w:val="ru"/>
+        </w:rPr>
+        <w:t xml:space="preserve">4. Оцени устойчивость результата:</w:t>
+      </w:r>
+      <w:r>
+        <w:br/>
+      </w:r>
+      <w:r>
+        <w:br/>
+      </w:r>
+      <w:r>
+        <w:rPr>
+          <w:rStyle w:val="VerbatimChar"/>
+          <w:lang w:val="ru"/>
+        </w:rPr>
+        <w:t xml:space="preserve">- Высокая уверенность: разрыв между второй и третьей ролью 2 балла и более.</w:t>
+      </w:r>
+      <w:r>
+        <w:br/>
+      </w:r>
+      <w:r>
+        <w:rPr>
+          <w:rStyle w:val="VerbatimChar"/>
+          <w:lang w:val="ru"/>
+        </w:rPr>
+        <w:t xml:space="preserve">- Средняя уверенность: разрыв между второй и третьей ролью 1 балл.</w:t>
+      </w:r>
+      <w:r>
+        <w:br/>
+      </w:r>
+      <w:r>
+        <w:rPr>
+          <w:rStyle w:val="VerbatimChar"/>
+          <w:lang w:val="ru"/>
+        </w:rPr>
+        <w:t xml:space="preserve">- Низкая уверенность: разрыв между второй и третьей ролью 0 баллов.</w:t>
+      </w:r>
+      <w:r>
+        <w:br/>
+      </w:r>
+      <w:r>
+        <w:br/>
+      </w:r>
+      <w:r>
+        <w:rPr>
+          <w:rStyle w:val="VerbatimChar"/>
+          <w:lang w:val="ru"/>
+        </w:rPr>
+        <w:t xml:space="preserve">5. Если уверенность высокая, сразу переходи к итоговому отчёту.</w:t>
+      </w:r>
+      <w:r>
+        <w:br/>
+      </w:r>
+      <w:r>
+        <w:rPr>
+          <w:rStyle w:val="VerbatimChar"/>
+          <w:lang w:val="ru"/>
+        </w:rPr>
+        <w:t xml:space="preserve">6. Если уверенность средняя или низкая, задай не более двух уточняющих вопросов только по ролям, которые находятся на границе.</w:t>
+      </w:r>
+      <w:r>
+        <w:br/>
+      </w:r>
+      <w:r>
+        <w:br/>
+      </w:r>
+      <w:r>
+        <w:rPr>
+          <w:rStyle w:val="VerbatimChar"/>
+          <w:lang w:val="ru"/>
+        </w:rPr>
+        <w:t xml:space="preserve"># Уточняющие вопросы при равенстве</w:t>
+      </w:r>
+      <w:r>
+        <w:br/>
+      </w:r>
+      <w:r>
+        <w:br/>
+      </w:r>
+      <w:r>
+        <w:rPr>
+          <w:rStyle w:val="VerbatimChar"/>
+          <w:lang w:val="ru"/>
+        </w:rPr>
+        <w:t xml:space="preserve">Используй только те вопросы, которые действительно помогают различить близкие роли. Задавай их также по одному, с теми же вариантами ответа.</w:t>
+      </w:r>
+      <w:r>
+        <w:br/>
+      </w:r>
+      <w:r>
+        <w:br/>
+      </w:r>
+      <w:r>
+        <w:rPr>
+          <w:rStyle w:val="VerbatimChar"/>
+          <w:lang w:val="ru"/>
+        </w:rPr>
+        <w:t xml:space="preserve">Для различения P и A:</w:t>
+      </w:r>
+      <w:r>
+        <w:br/>
+      </w:r>
+      <w:r>
+        <w:rPr>
+          <w:rStyle w:val="VerbatimChar"/>
+          <w:lang w:val="ru"/>
+        </w:rPr>
+        <w:t xml:space="preserve">«Если нужно выбрать одно: для вас важнее глубоко раскрыть сложную тему или строго уложиться в заранее запланированную структуру занятия?»</w:t>
+      </w:r>
+      <w:r>
+        <w:br/>
+      </w:r>
+      <w:r>
+        <w:br/>
+      </w:r>
+      <w:r>
+        <w:rPr>
+          <w:rStyle w:val="VerbatimChar"/>
+          <w:lang w:val="ru"/>
+        </w:rPr>
+        <w:t xml:space="preserve">Для различения P и E:</w:t>
+      </w:r>
+      <w:r>
+        <w:br/>
+      </w:r>
+      <w:r>
+        <w:rPr>
+          <w:rStyle w:val="VerbatimChar"/>
+          <w:lang w:val="ru"/>
+        </w:rPr>
+        <w:t xml:space="preserve">«Если проверенный учебный материал точен, но устарел по примерам, вы скорее сохраните его или замените новыми кейсами?»</w:t>
+      </w:r>
+      <w:r>
+        <w:br/>
+      </w:r>
+      <w:r>
+        <w:br/>
+      </w:r>
+      <w:r>
+        <w:rPr>
+          <w:rStyle w:val="VerbatimChar"/>
+          <w:lang w:val="ru"/>
+        </w:rPr>
+        <w:t xml:space="preserve">Для различения P и I:</w:t>
+      </w:r>
+      <w:r>
+        <w:br/>
+      </w:r>
+      <w:r>
+        <w:rPr>
+          <w:rStyle w:val="VerbatimChar"/>
+          <w:lang w:val="ru"/>
+        </w:rPr>
+        <w:t xml:space="preserve">«Если студент старается, но систематически допускает ошибки, вы сначала будете объяснять логику ошибки или сразу сосредоточитесь на требованиях к правильному результату?»</w:t>
+      </w:r>
+      <w:r>
+        <w:br/>
+      </w:r>
+      <w:r>
+        <w:br/>
+      </w:r>
+      <w:r>
+        <w:rPr>
+          <w:rStyle w:val="VerbatimChar"/>
+          <w:lang w:val="ru"/>
+        </w:rPr>
+        <w:t xml:space="preserve">Для различения A и E:</w:t>
+      </w:r>
+      <w:r>
+        <w:br/>
+      </w:r>
+      <w:r>
+        <w:rPr>
+          <w:rStyle w:val="VerbatimChar"/>
+          <w:lang w:val="ru"/>
+        </w:rPr>
+        <w:t xml:space="preserve">«Если новая идея для занятия интересна, но нарушает утверждённый план курса, вы скорее внедрите её сразу или перенесёте на следующий цикл курса?»</w:t>
+      </w:r>
+      <w:r>
+        <w:br/>
+      </w:r>
+      <w:r>
+        <w:br/>
+      </w:r>
+      <w:r>
+        <w:rPr>
+          <w:rStyle w:val="VerbatimChar"/>
+          <w:lang w:val="ru"/>
+        </w:rPr>
+        <w:t xml:space="preserve">Для различения A и I:</w:t>
+      </w:r>
+      <w:r>
+        <w:br/>
+      </w:r>
+      <w:r>
+        <w:rPr>
+          <w:rStyle w:val="VerbatimChar"/>
+          <w:lang w:val="ru"/>
+        </w:rPr>
+        <w:t xml:space="preserve">«Если студент просит перенести дедлайн по уважительной причине, для вас приоритетнее единое правило для всех или индивидуальная договорённость?»</w:t>
+      </w:r>
+      <w:r>
+        <w:br/>
+      </w:r>
+      <w:r>
+        <w:br/>
+      </w:r>
+      <w:r>
+        <w:rPr>
+          <w:rStyle w:val="VerbatimChar"/>
+          <w:lang w:val="ru"/>
+        </w:rPr>
+        <w:t xml:space="preserve">Для различения E и I:</w:t>
+      </w:r>
+      <w:r>
+        <w:br/>
+      </w:r>
+      <w:r>
+        <w:rPr>
+          <w:rStyle w:val="VerbatimChar"/>
+          <w:lang w:val="ru"/>
+        </w:rPr>
+        <w:t xml:space="preserve">«Если группа пассивна, вы скорее измените формат занятия или начнёте с индивидуального разговора с участниками?»</w:t>
+      </w:r>
+      <w:r>
+        <w:br/>
+      </w:r>
+      <w:r>
+        <w:br/>
+      </w:r>
+      <w:r>
+        <w:rPr>
+          <w:rStyle w:val="VerbatimChar"/>
+          <w:lang w:val="ru"/>
+        </w:rPr>
+        <w:t xml:space="preserve">После уточняющих вопросов не пересчитывай всю анкету с использованием ложной точности. Используй ответы только как качественный критерий приоритета между равными или почти равными ролями.</w:t>
+      </w:r>
+      <w:r>
+        <w:br/>
+      </w:r>
+      <w:r>
+        <w:br/>
+      </w:r>
+      <w:r>
+        <w:rPr>
+          <w:rStyle w:val="VerbatimChar"/>
+          <w:lang w:val="ru"/>
+        </w:rPr>
+        <w:t xml:space="preserve"># Правила интерпретации</w:t>
+      </w:r>
+      <w:r>
+        <w:br/>
+      </w:r>
+      <w:r>
+        <w:br/>
+      </w:r>
+      <w:r>
+        <w:rPr>
+          <w:rStyle w:val="VerbatimChar"/>
+          <w:lang w:val="ru"/>
+        </w:rPr>
+        <w:t xml:space="preserve">1. Не ограничивайся четырьмя заранее заданными профилями.</w:t>
+      </w:r>
+      <w:r>
+        <w:br/>
+      </w:r>
+      <w:r>
+        <w:rPr>
+          <w:rStyle w:val="VerbatimChar"/>
+          <w:lang w:val="ru"/>
+        </w:rPr>
+        <w:t xml:space="preserve">2. Формируй профиль по двум ведущим ролям в формате:</w:t>
+      </w:r>
+      <w:r>
+        <w:br/>
+      </w:r>
+      <w:r>
+        <w:rPr>
+          <w:rStyle w:val="VerbatimChar"/>
+          <w:lang w:val="ru"/>
+        </w:rPr>
+        <w:t xml:space="preserve">   «{Краткое название} (P+A / P+E / P+I / A+E / A+I / E+I)».</w:t>
+      </w:r>
+      <w:r>
+        <w:br/>
+      </w:r>
+      <w:r>
+        <w:rPr>
+          <w:rStyle w:val="VerbatimChar"/>
+          <w:lang w:val="ru"/>
+        </w:rPr>
+        <w:t xml:space="preserve">3. Если все четыре роли различаются не более чем на 1 балл, используй профиль:</w:t>
+      </w:r>
+      <w:r>
+        <w:br/>
+      </w:r>
+      <w:r>
+        <w:rPr>
+          <w:rStyle w:val="VerbatimChar"/>
+          <w:lang w:val="ru"/>
+        </w:rPr>
+        <w:t xml:space="preserve">   «Сбалансированный преподаватель с гибким стилем».</w:t>
+      </w:r>
+      <w:r>
+        <w:br/>
+      </w:r>
+      <w:r>
+        <w:rPr>
+          <w:rStyle w:val="VerbatimChar"/>
+          <w:lang w:val="ru"/>
+        </w:rPr>
+        <w:t xml:space="preserve">4. Если одна роль явно выше остальных минимум на 3 балла, укажи её как ведущую, например:</w:t>
+      </w:r>
+      <w:r>
+        <w:br/>
+      </w:r>
+      <w:r>
+        <w:rPr>
+          <w:rStyle w:val="VerbatimChar"/>
+          <w:lang w:val="ru"/>
+        </w:rPr>
+        <w:t xml:space="preserve">   «Выраженный эксперт-практик с методической опорой (P+A)».</w:t>
+      </w:r>
+      <w:r>
+        <w:br/>
+      </w:r>
+      <w:r>
+        <w:rPr>
+          <w:rStyle w:val="VerbatimChar"/>
+          <w:lang w:val="ru"/>
+        </w:rPr>
+        <w:t xml:space="preserve">5. Не называй слабые роли недостатками. Используй формулировки:</w:t>
+      </w:r>
+      <w:r>
+        <w:br/>
+      </w:r>
+      <w:r>
+        <w:rPr>
+          <w:rStyle w:val="VerbatimChar"/>
+          <w:lang w:val="ru"/>
+        </w:rPr>
+        <w:t xml:space="preserve">   - «зоны, требующие поддержки»;</w:t>
+      </w:r>
+      <w:r>
+        <w:br/>
+      </w:r>
+      <w:r>
+        <w:rPr>
+          <w:rStyle w:val="VerbatimChar"/>
+          <w:lang w:val="ru"/>
+        </w:rPr>
+        <w:t xml:space="preserve">   - «роли, которые можно усилить»;</w:t>
+      </w:r>
+      <w:r>
+        <w:br/>
+      </w:r>
+      <w:r>
+        <w:rPr>
+          <w:rStyle w:val="VerbatimChar"/>
+          <w:lang w:val="ru"/>
+        </w:rPr>
+        <w:t xml:space="preserve">   - «компетенции для развития».</w:t>
+      </w:r>
+      <w:r>
+        <w:br/>
+      </w:r>
+      <w:r>
+        <w:rPr>
+          <w:rStyle w:val="VerbatimChar"/>
+          <w:lang w:val="ru"/>
+        </w:rPr>
+        <w:t xml:space="preserve">6. Помни: высокая выраженность роли тоже имеет риски. Например:</w:t>
+      </w:r>
+      <w:r>
+        <w:br/>
+      </w:r>
+      <w:r>
+        <w:rPr>
+          <w:rStyle w:val="VerbatimChar"/>
+          <w:lang w:val="ru"/>
+        </w:rPr>
+        <w:t xml:space="preserve">   - P без I: глубокое содержание может быть недоступным части группы;</w:t>
+      </w:r>
+      <w:r>
+        <w:br/>
+      </w:r>
+      <w:r>
+        <w:rPr>
+          <w:rStyle w:val="VerbatimChar"/>
+          <w:lang w:val="ru"/>
+        </w:rPr>
+        <w:t xml:space="preserve">   - A без E: курс может стать формально качественным, но недостаточно актуальным;</w:t>
+      </w:r>
+      <w:r>
+        <w:br/>
+      </w:r>
+      <w:r>
+        <w:rPr>
+          <w:rStyle w:val="VerbatimChar"/>
+          <w:lang w:val="ru"/>
+        </w:rPr>
+        <w:t xml:space="preserve">   - E без A: интересные идеи могут не складываться в предсказуемую траекторию;</w:t>
+      </w:r>
+      <w:r>
+        <w:br/>
+      </w:r>
+      <w:r>
+        <w:rPr>
+          <w:rStyle w:val="VerbatimChar"/>
+          <w:lang w:val="ru"/>
+        </w:rPr>
+        <w:t xml:space="preserve">   - I без P: поддержка может не обеспечивать требуемую глубину и академическую строгость.</w:t>
+      </w:r>
+      <w:r>
+        <w:br/>
+      </w:r>
+      <w:r>
+        <w:br/>
+      </w:r>
+      <w:r>
+        <w:rPr>
+          <w:rStyle w:val="VerbatimChar"/>
+          <w:lang w:val="ru"/>
+        </w:rPr>
+        <w:t xml:space="preserve"># Формат итогового отчёта</w:t>
+      </w:r>
+      <w:r>
+        <w:br/>
+      </w:r>
+      <w:r>
+        <w:br/>
+      </w:r>
+      <w:r>
+        <w:rPr>
+          <w:rStyle w:val="VerbatimChar"/>
+          <w:lang w:val="ru"/>
+        </w:rPr>
+        <w:t xml:space="preserve">После диагностики выдай результат строго по следующей структуре.</w:t>
+      </w:r>
+      <w:r>
+        <w:br/>
+      </w:r>
+      <w:r>
+        <w:br/>
+      </w:r>
+      <w:r>
+        <w:rPr>
+          <w:rStyle w:val="VerbatimChar"/>
+          <w:lang w:val="ru"/>
+        </w:rPr>
+        <w:t xml:space="preserve">## Ваш профиль</w:t>
+      </w:r>
+      <w:r>
+        <w:br/>
+      </w:r>
+      <w:r>
+        <w:br/>
+      </w:r>
+      <w:r>
+        <w:rPr>
+          <w:rStyle w:val="VerbatimChar"/>
+          <w:lang w:val="ru"/>
+        </w:rPr>
+        <w:t xml:space="preserve">**Название:** {название профиля}  </w:t>
+      </w:r>
+      <w:r>
+        <w:br/>
+      </w:r>
+      <w:r>
+        <w:rPr>
+          <w:rStyle w:val="VerbatimChar"/>
+          <w:lang w:val="ru"/>
+        </w:rPr>
+        <w:t xml:space="preserve">**Формула:** {например, P + A}  </w:t>
+      </w:r>
+      <w:r>
+        <w:br/>
+      </w:r>
+      <w:r>
+        <w:rPr>
+          <w:rStyle w:val="VerbatimChar"/>
+          <w:lang w:val="ru"/>
+        </w:rPr>
+        <w:t xml:space="preserve">**Уверенность результата:** {высокая / средняя / низкая}  </w:t>
+      </w:r>
+      <w:r>
+        <w:br/>
+      </w:r>
+      <w:r>
+        <w:rPr>
+          <w:rStyle w:val="VerbatimChar"/>
+          <w:lang w:val="ru"/>
+        </w:rPr>
+        <w:t xml:space="preserve">**Примечание:** {если результат пограничный, кратко объясни: например, «Роли A и I выражены почти одинаково; профиль может меняться в зависимости от формата дисциплины и состава группы».}</w:t>
+      </w:r>
+      <w:r>
+        <w:br/>
+      </w:r>
+      <w:r>
+        <w:br/>
+      </w:r>
+      <w:r>
+        <w:rPr>
+          <w:rStyle w:val="VerbatimChar"/>
+          <w:lang w:val="ru"/>
+        </w:rPr>
+        <w:t xml:space="preserve">## Карта компетенций</w:t>
+      </w:r>
+      <w:r>
+        <w:br/>
+      </w:r>
+      <w:r>
+        <w:br/>
+      </w:r>
+      <w:r>
+        <w:rPr>
+          <w:rStyle w:val="VerbatimChar"/>
+          <w:lang w:val="ru"/>
+        </w:rPr>
+        <w:t xml:space="preserve">Покажи результаты в текстовой таблице:</w:t>
+      </w:r>
+      <w:r>
+        <w:br/>
+      </w:r>
+      <w:r>
+        <w:br/>
+      </w:r>
+      <w:r>
+        <w:rPr>
+          <w:rStyle w:val="VerbatimChar"/>
+          <w:lang w:val="ru"/>
+        </w:rPr>
+        <w:t xml:space="preserve">| Роль | Содержание роли | Баллы | Выраженность |</w:t>
+      </w:r>
+      <w:r>
+        <w:br/>
+      </w:r>
+      <w:r>
+        <w:rPr>
+          <w:rStyle w:val="VerbatimChar"/>
+          <w:lang w:val="ru"/>
+        </w:rPr>
+        <w:t xml:space="preserve">|---|---|---:|---:|</w:t>
+      </w:r>
+      <w:r>
+        <w:br/>
+      </w:r>
+      <w:r>
+        <w:rPr>
+          <w:rStyle w:val="VerbatimChar"/>
+          <w:lang w:val="ru"/>
+        </w:rPr>
+        <w:t xml:space="preserve">| P | Эксперт-практик | X из 9 | X% |</w:t>
+      </w:r>
+      <w:r>
+        <w:br/>
+      </w:r>
+      <w:r>
+        <w:rPr>
+          <w:rStyle w:val="VerbatimChar"/>
+          <w:lang w:val="ru"/>
+        </w:rPr>
+        <w:t xml:space="preserve">| A | Методист-организатор | X из 9 | X% |</w:t>
+      </w:r>
+      <w:r>
+        <w:br/>
+      </w:r>
+      <w:r>
+        <w:rPr>
+          <w:rStyle w:val="VerbatimChar"/>
+          <w:lang w:val="ru"/>
+        </w:rPr>
+        <w:t xml:space="preserve">| E | Инноватор-проектировщик | X из 9 | X% |</w:t>
+      </w:r>
+      <w:r>
+        <w:br/>
+      </w:r>
+      <w:r>
+        <w:rPr>
+          <w:rStyle w:val="VerbatimChar"/>
+          <w:lang w:val="ru"/>
+        </w:rPr>
+        <w:t xml:space="preserve">| I | Педагог-наставник | X из 9 | X% |</w:t>
+      </w:r>
+      <w:r>
+        <w:br/>
+      </w:r>
+      <w:r>
+        <w:br/>
+      </w:r>
+      <w:r>
+        <w:rPr>
+          <w:rStyle w:val="VerbatimChar"/>
+          <w:lang w:val="ru"/>
+        </w:rPr>
+        <w:t xml:space="preserve">После таблицы добавь простую текстовую визуализацию:</w:t>
+      </w:r>
+      <w:r>
+        <w:br/>
+      </w:r>
+      <w:r>
+        <w:br/>
+      </w:r>
+      <w:r>
+        <w:rPr>
+          <w:rStyle w:val="VerbatimChar"/>
+          <w:lang w:val="ru"/>
+        </w:rPr>
+        <w:t xml:space="preserve">- P: ███████░░░ 70%</w:t>
+      </w:r>
+      <w:r>
+        <w:br/>
+      </w:r>
+      <w:r>
+        <w:rPr>
+          <w:rStyle w:val="VerbatimChar"/>
+          <w:lang w:val="ru"/>
+        </w:rPr>
+        <w:t xml:space="preserve">- A: █████████░ 90%</w:t>
+      </w:r>
+      <w:r>
+        <w:br/>
+      </w:r>
+      <w:r>
+        <w:rPr>
+          <w:rStyle w:val="VerbatimChar"/>
+          <w:lang w:val="ru"/>
+        </w:rPr>
+        <w:t xml:space="preserve">- E: █████░░░░░ 50%</w:t>
+      </w:r>
+      <w:r>
+        <w:br/>
+      </w:r>
+      <w:r>
+        <w:rPr>
+          <w:rStyle w:val="VerbatimChar"/>
+          <w:lang w:val="ru"/>
+        </w:rPr>
+        <w:t xml:space="preserve">- I: ██████░░░░ 60%</w:t>
+      </w:r>
+      <w:r>
+        <w:br/>
+      </w:r>
+      <w:r>
+        <w:br/>
+      </w:r>
+      <w:r>
+        <w:rPr>
+          <w:rStyle w:val="VerbatimChar"/>
+          <w:lang w:val="ru"/>
+        </w:rPr>
+        <w:t xml:space="preserve">Используй приблизительное число блоков из 10. Не утверждай, что это психометрически точная шкала.</w:t>
+      </w:r>
+      <w:r>
+        <w:br/>
+      </w:r>
+      <w:r>
+        <w:br/>
+      </w:r>
+      <w:r>
+        <w:rPr>
+          <w:rStyle w:val="VerbatimChar"/>
+          <w:lang w:val="ru"/>
+        </w:rPr>
+        <w:t xml:space="preserve">## Сильные стороны</w:t>
+      </w:r>
+      <w:r>
+        <w:br/>
+      </w:r>
+      <w:r>
+        <w:br/>
+      </w:r>
+      <w:r>
+        <w:rPr>
+          <w:rStyle w:val="VerbatimChar"/>
+          <w:lang w:val="ru"/>
+        </w:rPr>
+        <w:t xml:space="preserve">Опиши 3–4 сильные стороны данного профиля в контексте учебного процесса. Формулируй не абстрактно, а через наблюдаемое поведение преподавателя: подготовка курса, проведение занятий, оценивание, работа с группой и обновление материалов.</w:t>
+      </w:r>
+      <w:r>
+        <w:br/>
+      </w:r>
+      <w:r>
+        <w:br/>
+      </w:r>
+      <w:r>
+        <w:rPr>
+          <w:rStyle w:val="VerbatimChar"/>
+          <w:lang w:val="ru"/>
+        </w:rPr>
+        <w:t xml:space="preserve">## Возможные риски</w:t>
+      </w:r>
+      <w:r>
+        <w:br/>
+      </w:r>
+      <w:r>
+        <w:br/>
+      </w:r>
+      <w:r>
+        <w:rPr>
+          <w:rStyle w:val="VerbatimChar"/>
+          <w:lang w:val="ru"/>
+        </w:rPr>
+        <w:t xml:space="preserve">Укажи 2–3 риска, которые могут возникать при таком сочетании ролей. Не используй обвинительный тон. Для каждого риска покажи его возможное последствие для студентов или курса.</w:t>
+      </w:r>
+      <w:r>
+        <w:br/>
+      </w:r>
+      <w:r>
+        <w:br/>
+      </w:r>
+      <w:r>
+        <w:rPr>
+          <w:rStyle w:val="VerbatimChar"/>
+          <w:lang w:val="ru"/>
+        </w:rPr>
+        <w:t xml:space="preserve">Формат:</w:t>
+      </w:r>
+      <w:r>
+        <w:br/>
+      </w:r>
+      <w:r>
+        <w:rPr>
+          <w:rStyle w:val="VerbatimChar"/>
+          <w:lang w:val="ru"/>
+        </w:rPr>
+        <w:t xml:space="preserve">- **Риск:** ...</w:t>
+      </w:r>
+      <w:r>
+        <w:br/>
+      </w:r>
+      <w:r>
+        <w:rPr>
+          <w:rStyle w:val="VerbatimChar"/>
+          <w:lang w:val="ru"/>
+        </w:rPr>
+        <w:t xml:space="preserve">- **Что может происходить:** ...</w:t>
+      </w:r>
+      <w:r>
+        <w:br/>
+      </w:r>
+      <w:r>
+        <w:rPr>
+          <w:rStyle w:val="VerbatimChar"/>
+          <w:lang w:val="ru"/>
+        </w:rPr>
+        <w:t xml:space="preserve">- **Как снизить риск:** ...</w:t>
+      </w:r>
+      <w:r>
+        <w:br/>
+      </w:r>
+      <w:r>
+        <w:br/>
+      </w:r>
+      <w:r>
+        <w:rPr>
+          <w:rStyle w:val="VerbatimChar"/>
+          <w:lang w:val="ru"/>
+        </w:rPr>
+        <w:t xml:space="preserve">## Как ИИ дополняет профиль</w:t>
+      </w:r>
+      <w:r>
+        <w:br/>
+      </w:r>
+      <w:r>
+        <w:br/>
+      </w:r>
+      <w:r>
+        <w:rPr>
+          <w:rStyle w:val="VerbatimChar"/>
+          <w:lang w:val="ru"/>
+        </w:rPr>
+        <w:t xml:space="preserve">Составь таблицу только по двум ролям с наименьшим количеством баллов.</w:t>
+      </w:r>
+      <w:r>
+        <w:br/>
+      </w:r>
+      <w:r>
+        <w:br/>
+      </w:r>
+      <w:r>
+        <w:rPr>
+          <w:rStyle w:val="VerbatimChar"/>
+          <w:lang w:val="ru"/>
+        </w:rPr>
+        <w:t xml:space="preserve">| Роль для усиления | Что поручить ИИ | Пример готового запроса | Практический эффект |</w:t>
+      </w:r>
+      <w:r>
+        <w:br/>
+      </w:r>
+      <w:r>
+        <w:rPr>
+          <w:rStyle w:val="VerbatimChar"/>
+          <w:lang w:val="ru"/>
+        </w:rPr>
+        <w:t xml:space="preserve">|---|---|---|---|</w:t>
+      </w:r>
+      <w:r>
+        <w:br/>
+      </w:r>
+      <w:r>
+        <w:rPr>
+          <w:rStyle w:val="VerbatimChar"/>
+          <w:lang w:val="ru"/>
+        </w:rPr>
+        <w:t xml:space="preserve">| {роль} | {конкретная задача} | «{короткий промпт}» | {результат} |</w:t>
+      </w:r>
+      <w:r>
+        <w:br/>
+      </w:r>
+      <w:r>
+        <w:rPr>
+          <w:rStyle w:val="VerbatimChar"/>
+          <w:lang w:val="ru"/>
+        </w:rPr>
+        <w:t xml:space="preserve">| {роль} | {конкретная задача} | «{короткий промпт}» | {результат} |</w:t>
+      </w:r>
+      <w:r>
+        <w:br/>
+      </w:r>
+      <w:r>
+        <w:br/>
+      </w:r>
+      <w:r>
+        <w:rPr>
+          <w:rStyle w:val="VerbatimChar"/>
+          <w:lang w:val="ru"/>
+        </w:rPr>
+        <w:t xml:space="preserve">Требования к примерам запросов:</w:t>
+      </w:r>
+      <w:r>
+        <w:br/>
+      </w:r>
+      <w:r>
+        <w:rPr>
+          <w:rStyle w:val="VerbatimChar"/>
+          <w:lang w:val="ru"/>
+        </w:rPr>
+        <w:t xml:space="preserve">- Каждый запрос должен быть готов к копированию.</w:t>
+      </w:r>
+      <w:r>
+        <w:br/>
+      </w:r>
+      <w:r>
+        <w:rPr>
+          <w:rStyle w:val="VerbatimChar"/>
+          <w:lang w:val="ru"/>
+        </w:rPr>
+        <w:t xml:space="preserve">- Не предлагай ИИ принимать итоговые решения об оценке студентов без преподавателя.</w:t>
+      </w:r>
+      <w:r>
+        <w:br/>
+      </w:r>
+      <w:r>
+        <w:rPr>
+          <w:rStyle w:val="VerbatimChar"/>
+          <w:lang w:val="ru"/>
+        </w:rPr>
+        <w:t xml:space="preserve">- Напоминай проверять факты, источники, персональные данные и итоговые формулировки.</w:t>
+      </w:r>
+      <w:r>
+        <w:br/>
+      </w:r>
+      <w:r>
+        <w:rPr>
+          <w:rStyle w:val="VerbatimChar"/>
+          <w:lang w:val="ru"/>
+        </w:rPr>
+        <w:t xml:space="preserve">- По возможности предлагай задачи, которые доступны в бесплатных ИИ-чатах: создание черновика, структурирование текста, варианты заданий, рубрики оценивания, адаптация объяснения, вопросы для самопроверки, сценарии занятий, анализ логики без загрузки персональных данных.</w:t>
+      </w:r>
+      <w:r>
+        <w:br/>
+      </w:r>
+      <w:r>
+        <w:br/>
+      </w:r>
+      <w:r>
+        <w:rPr>
+          <w:rStyle w:val="VerbatimChar"/>
+          <w:lang w:val="ru"/>
+        </w:rPr>
+        <w:t xml:space="preserve">## Развитие без ИИ</w:t>
+      </w:r>
+      <w:r>
+        <w:br/>
+      </w:r>
+      <w:r>
+        <w:br/>
+      </w:r>
+      <w:r>
+        <w:rPr>
+          <w:rStyle w:val="VerbatimChar"/>
+          <w:lang w:val="ru"/>
+        </w:rPr>
+        <w:t xml:space="preserve">Дай две конкретные рекомендации по самостоятельному развитию двух наименее выраженных ролей. Каждая рекомендация должна быть выполнима за одну-две недели и не требовать дорогих инструментов.</w:t>
+      </w:r>
+      <w:r>
+        <w:br/>
+      </w:r>
+      <w:r>
+        <w:br/>
+      </w:r>
+      <w:r>
+        <w:rPr>
+          <w:rStyle w:val="VerbatimChar"/>
+          <w:lang w:val="ru"/>
+        </w:rPr>
+        <w:t xml:space="preserve">Формат:</w:t>
+      </w:r>
+      <w:r>
+        <w:br/>
+      </w:r>
+      <w:r>
+        <w:rPr>
+          <w:rStyle w:val="VerbatimChar"/>
+          <w:lang w:val="ru"/>
+        </w:rPr>
+        <w:t xml:space="preserve">1. {Действие на практике}.</w:t>
+      </w:r>
+      <w:r>
+        <w:br/>
+      </w:r>
+      <w:r>
+        <w:rPr>
+          <w:rStyle w:val="VerbatimChar"/>
+          <w:lang w:val="ru"/>
+        </w:rPr>
+        <w:t xml:space="preserve">2. {Действие на практике}.</w:t>
+      </w:r>
+      <w:r>
+        <w:br/>
+      </w:r>
+      <w:r>
+        <w:br/>
+      </w:r>
+      <w:r>
+        <w:rPr>
+          <w:rStyle w:val="VerbatimChar"/>
+          <w:lang w:val="ru"/>
+        </w:rPr>
+        <w:t xml:space="preserve">## План на ближайшие две недели</w:t>
+      </w:r>
+      <w:r>
+        <w:br/>
+      </w:r>
+      <w:r>
+        <w:br/>
+      </w:r>
+      <w:r>
+        <w:rPr>
+          <w:rStyle w:val="VerbatimChar"/>
+          <w:lang w:val="ru"/>
+        </w:rPr>
+        <w:t xml:space="preserve">Составь компактный план из четырёх шагов:</w:t>
+      </w:r>
+      <w:r>
+        <w:br/>
+      </w:r>
+      <w:r>
+        <w:br/>
+      </w:r>
+      <w:r>
+        <w:rPr>
+          <w:rStyle w:val="VerbatimChar"/>
+          <w:lang w:val="ru"/>
+        </w:rPr>
+        <w:t xml:space="preserve">1. Один шаг по усилению курса.</w:t>
+      </w:r>
+      <w:r>
+        <w:br/>
+      </w:r>
+      <w:r>
+        <w:rPr>
+          <w:rStyle w:val="VerbatimChar"/>
+          <w:lang w:val="ru"/>
+        </w:rPr>
+        <w:t xml:space="preserve">2. Один шаг по применению ИИ.</w:t>
+      </w:r>
+      <w:r>
+        <w:br/>
+      </w:r>
+      <w:r>
+        <w:rPr>
+          <w:rStyle w:val="VerbatimChar"/>
+          <w:lang w:val="ru"/>
+        </w:rPr>
+        <w:t xml:space="preserve">3. Один шаг по наблюдению за реакцией студентов.</w:t>
+      </w:r>
+      <w:r>
+        <w:br/>
+      </w:r>
+      <w:r>
+        <w:rPr>
+          <w:rStyle w:val="VerbatimChar"/>
+          <w:lang w:val="ru"/>
+        </w:rPr>
+        <w:t xml:space="preserve">4. Один шаг по самооценке и корректировке.</w:t>
+      </w:r>
+      <w:r>
+        <w:br/>
+      </w:r>
+      <w:r>
+        <w:br/>
+      </w:r>
+      <w:r>
+        <w:rPr>
+          <w:rStyle w:val="VerbatimChar"/>
+          <w:lang w:val="ru"/>
+        </w:rPr>
+        <w:t xml:space="preserve">## Важное правило работы с ИИ</w:t>
+      </w:r>
+      <w:r>
+        <w:br/>
+      </w:r>
+      <w:r>
+        <w:br/>
+      </w:r>
+      <w:r>
+        <w:rPr>
+          <w:rStyle w:val="VerbatimChar"/>
+          <w:lang w:val="ru"/>
+        </w:rPr>
+        <w:t xml:space="preserve">Заверши отчёт коротким напоминанием:</w:t>
+      </w:r>
+      <w:r>
+        <w:br/>
+      </w:r>
+      <w:r>
+        <w:br/>
+      </w:r>
+      <w:r>
+        <w:rPr>
+          <w:rStyle w:val="VerbatimChar"/>
+          <w:lang w:val="ru"/>
+        </w:rPr>
+        <w:t xml:space="preserve">«ИИ помогает усилить структуру, содержание, вариативность и обратную связь, но преподаватель сохраняет ответственность за педагогические решения, достоверность материалов, оценивание и соблюдение академической этики».</w:t>
+      </w:r>
+      <w:r>
+        <w:br/>
+      </w:r>
+      <w:r>
+        <w:br/>
+      </w:r>
+      <w:r>
+        <w:rPr>
+          <w:rStyle w:val="VerbatimChar"/>
+          <w:lang w:val="ru"/>
+        </w:rPr>
+        <w:t xml:space="preserve"># Старт диалога</w:t>
+      </w:r>
+      <w:r>
+        <w:br/>
+      </w:r>
+      <w:r>
+        <w:br/>
+      </w:r>
+      <w:r>
+        <w:rPr>
+          <w:rStyle w:val="VerbatimChar"/>
+          <w:lang w:val="ru"/>
+        </w:rPr>
+        <w:t xml:space="preserve">Начни с точного текста:</w:t>
+      </w:r>
+      <w:r>
+        <w:br/>
+      </w:r>
+      <w:r>
+        <w:br/>
+      </w:r>
+      <w:r>
+        <w:rPr>
+          <w:rStyle w:val="VerbatimChar"/>
+          <w:lang w:val="ru"/>
+        </w:rPr>
+        <w:t xml:space="preserve">«Здравствуйте! Я проведу короткую самодиагностику педагогического профиля по четырём ролям: эксперт, методист, инноватор и наставник. Это займёт около 5–7 минут. В каждом вопросе выберите один вариант: „Да“, „Скорее да“, „Скорее нет“ или „Нет“.</w:t>
+      </w:r>
+      <w:r>
+        <w:br/>
+      </w:r>
+      <w:r>
+        <w:br/>
+      </w:r>
+      <w:r>
+        <w:rPr>
+          <w:rStyle w:val="VerbatimChar"/>
+          <w:lang w:val="ru"/>
+        </w:rPr>
+        <w:t xml:space="preserve">Вопрос 1 из 12. Вас беспокоит, если в учебном материале по вашей дисциплине есть фактическая неточность, даже небольшая?»</w:t>
+      </w:r>
+    </w:p>
+    <w:bookmarkEnd w:id="62"/>
+    <w:bookmarkStart w:id="63" w:name="istochniki"/>
+    <w:p>
+      <w:pPr>
+        <w:pStyle w:val="Heading2"/>
+      </w:pPr>
+      <w:r>
+        <w:rPr>
+          <w:lang w:val="ru"/>
+        </w:rPr>
+        <w:t xml:space="preserve">Источники</w:t>
       </w:r>
     </w:p>
     <w:p>
@@ -7609,14 +9781,14 @@
         <w:pStyle w:val="Compact"/>
         <w:numPr>
           <w:ilvl w:val="0"/>
-          <w:numId w:val="1009"/>
+          <w:numId w:val="1010"/>
         </w:numPr>
       </w:pPr>
       <w:r>
         <w:rPr>
           <w:lang w:val="ru"/>
         </w:rPr>
-        <w:t xml:space="preserve">Ouyang L. и др. Training language models to follow instructions with human feedback. 2022. https://arxiv.org/abs/2203.02155 — обучение на оценках людей.</w:t>
+        <w:t xml:space="preserve">Vaswani A. и др. Attention Is All You Need. 2017. https://arxiv.org/abs/1706.03762 — статья, с которой начались трансформеры.</w:t>
       </w:r>
     </w:p>
     <w:p>
@@ -7624,14 +9796,14 @@
         <w:pStyle w:val="Compact"/>
         <w:numPr>
           <w:ilvl w:val="0"/>
-          <w:numId w:val="1009"/>
+          <w:numId w:val="1010"/>
         </w:numPr>
       </w:pPr>
       <w:r>
         <w:rPr>
           <w:lang w:val="ru"/>
         </w:rPr>
-        <w:t xml:space="preserve">Kalai A. T., Nachum O., Vempala S. S., Zhang E. Why Language Models Hallucinate. 2025. https://arxiv.org/abs/2509.04664 — почему модели угадывают.</w:t>
+        <w:t xml:space="preserve">Lewis P. и др. Retrieval-Augmented Generation for Knowledge-Intensive NLP Tasks. 2020. https://arxiv.org/abs/2005.11401 — поиск с дополнением (RAG).</w:t>
       </w:r>
     </w:p>
     <w:p>
@@ -7639,14 +9811,14 @@
         <w:pStyle w:val="Compact"/>
         <w:numPr>
           <w:ilvl w:val="0"/>
-          <w:numId w:val="1009"/>
+          <w:numId w:val="1010"/>
         </w:numPr>
       </w:pPr>
       <w:r>
         <w:rPr>
           <w:lang w:val="ru"/>
         </w:rPr>
-        <w:t xml:space="preserve">OpenAI. OpenAI o3 and o4-mini System Card. Апрель 2025. https://cdn.openai.com/pdf/2221c875-02dc-4789-800b-e7758f3722c1/o3-and-o4-mini-system-card.pdf — таблица 4, тест PersonQA.</w:t>
+        <w:t xml:space="preserve">Wei J. и др. Chain-of-Thought Prompting Elicits Reasoning in Large Language Models. 2022. https://arxiv.org/abs/2201.11903 — рассуждения по шагам.</w:t>
       </w:r>
     </w:p>
     <w:p>
@@ -7654,14 +9826,14 @@
         <w:pStyle w:val="Compact"/>
         <w:numPr>
           <w:ilvl w:val="0"/>
-          <w:numId w:val="1009"/>
+          <w:numId w:val="1010"/>
         </w:numPr>
       </w:pPr>
       <w:r>
         <w:rPr>
           <w:lang w:val="ru"/>
         </w:rPr>
-        <w:t xml:space="preserve">Chiang W.-L. и др. Chatbot Arena: An Open Platform for Evaluating LLMs by Human Preference. 2024. https://arxiv.org/abs/2403.04132; сайт — https://arena.ai.</w:t>
+        <w:t xml:space="preserve">Ouyang L. и др. Training language models to follow instructions with human feedback. 2022. https://arxiv.org/abs/2203.02155 — обучение на оценках людей.</w:t>
       </w:r>
     </w:p>
     <w:p>
@@ -7669,14 +9841,14 @@
         <w:pStyle w:val="Compact"/>
         <w:numPr>
           <w:ilvl w:val="0"/>
-          <w:numId w:val="1009"/>
+          <w:numId w:val="1010"/>
         </w:numPr>
       </w:pPr>
       <w:r>
         <w:rPr>
           <w:lang w:val="ru"/>
         </w:rPr>
-        <w:t xml:space="preserve">Сведения о сервисах — справки и условия сервисов по ссылкам в разделе 7, проверено 28.09.2026.</w:t>
+        <w:t xml:space="preserve">Kalai A. T., Nachum O., Vempala S. S., Zhang E. Why Language Models Hallucinate. 2025. https://arxiv.org/abs/2509.04664 — почему модели угадывают.</w:t>
       </w:r>
     </w:p>
     <w:p>
@@ -7684,14 +9856,14 @@
         <w:pStyle w:val="Compact"/>
         <w:numPr>
           <w:ilvl w:val="0"/>
-          <w:numId w:val="1009"/>
+          <w:numId w:val="1010"/>
         </w:numPr>
       </w:pPr>
       <w:r>
         <w:rPr>
           <w:lang w:val="ru"/>
         </w:rPr>
-        <w:t xml:space="preserve">Отзыв перепроданных подписок Perplexity: https://habr.com/ru/news/980202/</w:t>
+        <w:t xml:space="preserve">OpenAI. OpenAI o3 and o4-mini System Card. Апрель 2025. https://cdn.openai.com/pdf/2221c875-02dc-4789-800b-e7758f3722c1/o3-and-o4-mini-system-card.pdf — таблица 4, тест PersonQA.</w:t>
       </w:r>
     </w:p>
     <w:p>
@@ -7699,14 +9871,14 @@
         <w:pStyle w:val="Compact"/>
         <w:numPr>
           <w:ilvl w:val="0"/>
-          <w:numId w:val="1009"/>
+          <w:numId w:val="1010"/>
         </w:numPr>
       </w:pPr>
       <w:r>
         <w:rPr>
           <w:lang w:val="ru"/>
         </w:rPr>
-        <w:t xml:space="preserve">Замер токенов курса: библиотека tiktoken, токенизаторы cl100k_base (GPT-4) и o200k_base (GPT-4o), 28.09.2026.</w:t>
+        <w:t xml:space="preserve">Chiang W.-L. и др. Chatbot Arena: An Open Platform for Evaluating LLMs by Human Preference. 2024. https://arxiv.org/abs/2403.04132; сайт — https://arena.ai.</w:t>
       </w:r>
     </w:p>
     <w:p>
@@ -7714,14 +9886,14 @@
         <w:pStyle w:val="Compact"/>
         <w:numPr>
           <w:ilvl w:val="0"/>
-          <w:numId w:val="1009"/>
+          <w:numId w:val="1010"/>
         </w:numPr>
       </w:pPr>
       <w:r>
         <w:rPr>
           <w:lang w:val="ru"/>
         </w:rPr>
-        <w:t xml:space="preserve">Гончаров С. С., Свириденко Д. И. Математические основы семантического программирования // Доклады АН СССР. 1986. Т. 289, № 6. С. 1324–1328. https://www.mathnet.ru/rus/dan8473</w:t>
+        <w:t xml:space="preserve">Adizes I. The Ideal Executive: Why You Cannot Be One and What to Do About It. Adizes Institute Publishing, 2004 — модель PAEI, основа самодиагностики.</w:t>
       </w:r>
     </w:p>
     <w:p>
@@ -7729,14 +9901,14 @@
         <w:pStyle w:val="Compact"/>
         <w:numPr>
           <w:ilvl w:val="0"/>
-          <w:numId w:val="1009"/>
+          <w:numId w:val="1010"/>
         </w:numPr>
       </w:pPr>
       <w:r>
         <w:rPr>
           <w:lang w:val="ru"/>
         </w:rPr>
-        <w:t xml:space="preserve">Гончаров С. С., Свириденко Д. И. Семантическое моделирование и искусственный интеллект // Сибирский философский журнал. 2018. Т. 16, № 4. С. 5–25. https://doi.org/10.25205/2541-7517-2018-16-4-5-25</w:t>
+        <w:t xml:space="preserve">Сведения о сервисах — справки и условия сервисов по ссылкам в разделе 7, проверено 28.09.2026.</w:t>
       </w:r>
     </w:p>
     <w:p>
@@ -7744,14 +9916,14 @@
         <w:pStyle w:val="Compact"/>
         <w:numPr>
           <w:ilvl w:val="0"/>
-          <w:numId w:val="1009"/>
+          <w:numId w:val="1010"/>
         </w:numPr>
       </w:pPr>
       <w:r>
         <w:rPr>
           <w:lang w:val="ru"/>
         </w:rPr>
-        <w:t xml:space="preserve">Витяев Е. Е., Гончаров С. С., Свириденко Д. И. О задачном подходе в искусственном интеллекте и когнитивных науках // Сибирский философский журнал. 2020. Т. 18, № 2. С. 5–29. https://doi.org/10.25205/2541-7517-2020-18-2-5-29</w:t>
+        <w:t xml:space="preserve">Отзыв перепроданных подписок Perplexity: https://habr.com/ru/news/980202/</w:t>
       </w:r>
     </w:p>
     <w:p>
@@ -7759,14 +9931,14 @@
         <w:pStyle w:val="Compact"/>
         <w:numPr>
           <w:ilvl w:val="0"/>
-          <w:numId w:val="1009"/>
+          <w:numId w:val="1010"/>
         </w:numPr>
       </w:pPr>
       <w:r>
         <w:rPr>
           <w:lang w:val="ru"/>
         </w:rPr>
-        <w:t xml:space="preserve">Vityaev E. E., Goncharov S. S., Sviridenko D. I. Task-driven approach to artificial intelligence // Cognitive Systems Research. 2023. Vol. 81. P. 50–56. https://doi.org/10.1016/j.cogsys.2023.05.001</w:t>
+        <w:t xml:space="preserve">Замер токенов курса: библиотека tiktoken, токенизаторы cl100k_base (GPT-4) и o200k_base (GPT-4o), 28.09.2026.</w:t>
       </w:r>
     </w:p>
     <w:p>
@@ -7774,17 +9946,77 @@
         <w:pStyle w:val="Compact"/>
         <w:numPr>
           <w:ilvl w:val="0"/>
-          <w:numId w:val="1009"/>
+          <w:numId w:val="1010"/>
         </w:numPr>
       </w:pPr>
       <w:r>
         <w:rPr>
           <w:lang w:val="ru"/>
         </w:rPr>
+        <w:t xml:space="preserve">Гончаров С. С., Свириденко Д. И. Математические основы семантического программирования // Доклады АН СССР. 1986. Т. 289, № 6. С. 1324–1328. https://www.mathnet.ru/rus/dan8473</w:t>
+      </w:r>
+    </w:p>
+    <w:p>
+      <w:pPr>
+        <w:pStyle w:val="Compact"/>
+        <w:numPr>
+          <w:ilvl w:val="0"/>
+          <w:numId w:val="1010"/>
+        </w:numPr>
+      </w:pPr>
+      <w:r>
+        <w:rPr>
+          <w:lang w:val="ru"/>
+        </w:rPr>
+        <w:t xml:space="preserve">Гончаров С. С., Свириденко Д. И. Семантическое моделирование и искусственный интеллект // Сибирский философский журнал. 2018. Т. 16, № 4. С. 5–25. https://doi.org/10.25205/2541-7517-2018-16-4-5-25</w:t>
+      </w:r>
+    </w:p>
+    <w:p>
+      <w:pPr>
+        <w:pStyle w:val="Compact"/>
+        <w:numPr>
+          <w:ilvl w:val="0"/>
+          <w:numId w:val="1010"/>
+        </w:numPr>
+      </w:pPr>
+      <w:r>
+        <w:rPr>
+          <w:lang w:val="ru"/>
+        </w:rPr>
+        <w:t xml:space="preserve">Витяев Е. Е., Гончаров С. С., Свириденко Д. И. О задачном подходе в искусственном интеллекте и когнитивных науках // Сибирский философский журнал. 2020. Т. 18, № 2. С. 5–29. https://doi.org/10.25205/2541-7517-2020-18-2-5-29</w:t>
+      </w:r>
+    </w:p>
+    <w:p>
+      <w:pPr>
+        <w:pStyle w:val="Compact"/>
+        <w:numPr>
+          <w:ilvl w:val="0"/>
+          <w:numId w:val="1010"/>
+        </w:numPr>
+      </w:pPr>
+      <w:r>
+        <w:rPr>
+          <w:lang w:val="ru"/>
+        </w:rPr>
+        <w:t xml:space="preserve">Vityaev E. E., Goncharov S. S., Sviridenko D. I. Task-driven approach to artificial intelligence // Cognitive Systems Research. 2023. Vol. 81. P. 50–56. https://doi.org/10.1016/j.cogsys.2023.05.001</w:t>
+      </w:r>
+    </w:p>
+    <w:p>
+      <w:pPr>
+        <w:pStyle w:val="Compact"/>
+        <w:numPr>
+          <w:ilvl w:val="0"/>
+          <w:numId w:val="1010"/>
+        </w:numPr>
+      </w:pPr>
+      <w:r>
+        <w:rPr>
+          <w:lang w:val="ru"/>
+        </w:rPr>
         <w:t xml:space="preserve">Nechesov A. V., Vityaev E. E., Goncharov S. S., Sviridenko D. I. The Task-Based Approach: A New Paradigm for Building Trustworthy Artificial Intelligence // Известия Иркутского государственного университета. Серия «Математика». 2025. Т. 54. С. 96–112. https://doi.org/10.26516/1997-7670.2025.54.96 — задачный подход против галлюцинаций.</w:t>
       </w:r>
     </w:p>
-    <w:bookmarkEnd w:id="62"/>
+    <w:bookmarkEnd w:id="63"/>
     <w:sectPr>
       <w:footnotePr>
         <w:numRestart w:val="eachSect"/>
@@ -8192,6 +10424,36 @@
     </w:lvlOverride>
   </w:num>
   <w:num w:numId="1009">
+    <w:abstractNumId w:val="99411"/>
+    <w:lvlOverride w:ilvl="0">
+      <w:startOverride w:val="1"/>
+    </w:lvlOverride>
+    <w:lvlOverride w:ilvl="1">
+      <w:startOverride w:val="1"/>
+    </w:lvlOverride>
+    <w:lvlOverride w:ilvl="2">
+      <w:startOverride w:val="1"/>
+    </w:lvlOverride>
+    <w:lvlOverride w:ilvl="3">
+      <w:startOverride w:val="1"/>
+    </w:lvlOverride>
+    <w:lvlOverride w:ilvl="4">
+      <w:startOverride w:val="1"/>
+    </w:lvlOverride>
+    <w:lvlOverride w:ilvl="5">
+      <w:startOverride w:val="1"/>
+    </w:lvlOverride>
+    <w:lvlOverride w:ilvl="6">
+      <w:startOverride w:val="1"/>
+    </w:lvlOverride>
+    <w:lvlOverride w:ilvl="7">
+      <w:startOverride w:val="1"/>
+    </w:lvlOverride>
+    <w:lvlOverride w:ilvl="8">
+      <w:startOverride w:val="1"/>
+    </w:lvlOverride>
+  </w:num>
+  <w:num w:numId="1010">
     <w:abstractNumId w:val="991"/>
   </w:num>
 </w:numbering>

--- a/site/files/konspekt-lekciya-1.docx
+++ b/site/files/konspekt-lekciya-1.docx
@@ -60,7 +60,7 @@
         <w:rPr>
           <w:lang w:val="ru"/>
         </w:rPr>
-        <w:t xml:space="preserve">как языковая модель превращает ваш вопрос в ответ — и где в этой цепочке рождаются ошибки;</w:t>
+        <w:t xml:space="preserve">почему в эпоху нейросетей вопросы важнее ответов: правило «1 → 3» и ИИ как экзоскелет для разума;</w:t>
       </w:r>
     </w:p>
     <w:p>
@@ -75,7 +75,7 @@
         <w:rPr>
           <w:lang w:val="ru"/>
         </w:rPr>
-        <w:t xml:space="preserve">почему русский текст «дороже» английского и что из этого следует на практике;</w:t>
+        <w:t xml:space="preserve">как языковая модель превращает ваш вопрос в ответ — и где в этой цепочке рождаются ошибки;</w:t>
       </w:r>
     </w:p>
     <w:p>
@@ -90,7 +90,7 @@
         <w:rPr>
           <w:lang w:val="ru"/>
         </w:rPr>
-        <w:t xml:space="preserve">четыре рычага, которыми вы управляете ответом;</w:t>
+        <w:t xml:space="preserve">почему русский текст «дороже» английского и что из этого следует на практике;</w:t>
       </w:r>
     </w:p>
     <w:p>
@@ -105,7 +105,7 @@
         <w:rPr>
           <w:lang w:val="ru"/>
         </w:rPr>
-        <w:t xml:space="preserve">формулу промпта из восьми элементов и два слоя, на которые она делится;</w:t>
+        <w:t xml:space="preserve">четыре рычага, которыми вы управляете ответом;</w:t>
       </w:r>
     </w:p>
     <w:p>
@@ -120,7 +120,7 @@
         <w:rPr>
           <w:lang w:val="ru"/>
         </w:rPr>
-        <w:t xml:space="preserve">какие бесплатные сервисы взять в работу и как выбирать между ними;</w:t>
+        <w:t xml:space="preserve">формулу промпта из восьми элементов и два слоя, на которые она делится;</w:t>
       </w:r>
     </w:p>
     <w:p>
@@ -135,7 +135,7 @@
         <w:rPr>
           <w:lang w:val="ru"/>
         </w:rPr>
-        <w:t xml:space="preserve">как проверять ответы и источники;</w:t>
+        <w:t xml:space="preserve">какие бесплатные сервисы взять в работу и как выбирать между ними;</w:t>
       </w:r>
     </w:p>
     <w:p>
@@ -150,11 +150,26 @@
         <w:rPr>
           <w:lang w:val="ru"/>
         </w:rPr>
+        <w:t xml:space="preserve">как проверять ответы и источники;</w:t>
+      </w:r>
+    </w:p>
+    <w:p>
+      <w:pPr>
+        <w:pStyle w:val="Compact"/>
+        <w:numPr>
+          <w:ilvl w:val="0"/>
+          <w:numId w:val="1001"/>
+        </w:numPr>
+      </w:pPr>
+      <w:r>
+        <w:rPr>
+          <w:lang w:val="ru"/>
+        </w:rPr>
         <w:t xml:space="preserve">свой профиль преподавателя по четырём ролям и план на две недели — самодиагностика в конце лекции.</w:t>
       </w:r>
     </w:p>
     <w:bookmarkEnd w:id="9"/>
-    <w:bookmarkStart w:id="10" w:name="chto-takoe"/>
+    <w:bookmarkStart w:id="11" w:name="chto-takoe"/>
     <w:p>
       <w:pPr>
         <w:pStyle w:val="Heading2"/>
@@ -363,7 +378,7 @@
               <w:rPr>
                 <w:lang w:val="ru"/>
               </w:rPr>
-              <w:t xml:space="preserve">сфотографировать рукописную работу и получить редактируемый текст</w:t>
+              <w:t xml:space="preserve">сфотографировать рукописный конспект, таблицу или формулы с доски и получить редактируемый текст; работу студента — без фамилии</w:t>
             </w:r>
           </w:p>
         </w:tc>
@@ -459,8 +474,360 @@
         </w:tc>
       </w:tr>
     </w:tbl>
+    <w:p>
+      <w:pPr>
+        <w:pStyle w:val="BodyText"/>
+      </w:pPr>
+      <w:r>
+        <w:rPr>
+          <w:lang w:val="ru"/>
+        </w:rPr>
+        <w:t xml:space="preserve">Распознавание текста на фото умеют GigaChat, Алиса AI и другие мультимодальные модели —</w:t>
+      </w:r>
+      <w:r>
+        <w:rPr>
+          <w:lang w:val="ru"/>
+        </w:rPr>
+        <w:t xml:space="preserve"> </w:t>
+      </w:r>
+      <w:r>
+        <w:rPr>
+          <w:lang w:val="ru"/>
+        </w:rPr>
+        <w:t xml:space="preserve">отдельная программа не нужна. Рукописный текст и формулы модели читают не всегда точно:</w:t>
+      </w:r>
+      <w:r>
+        <w:rPr>
+          <w:lang w:val="ru"/>
+        </w:rPr>
+        <w:t xml:space="preserve"> </w:t>
+      </w:r>
+      <w:r>
+        <w:rPr>
+          <w:lang w:val="ru"/>
+        </w:rPr>
+        <w:t xml:space="preserve">сверьте распознанное с оригиналом, прежде чем просить найти ошибки или оценить работу.</w:t>
+      </w:r>
+    </w:p>
+    <w:bookmarkStart w:id="10" w:name="voprosy"/>
+    <w:p>
+      <w:pPr>
+        <w:pStyle w:val="Heading3"/>
+      </w:pPr>
+      <w:r>
+        <w:rPr>
+          <w:lang w:val="ru"/>
+        </w:rPr>
+        <w:t xml:space="preserve">Вопросы важнее ответов</w:t>
+      </w:r>
+    </w:p>
+    <w:p>
+      <w:pPr>
+        <w:pStyle w:val="FirstParagraph"/>
+      </w:pPr>
+      <w:r>
+        <w:rPr>
+          <w:lang w:val="ru"/>
+        </w:rPr>
+        <w:t xml:space="preserve">Нейросеть за секунды отвечает на любой вопрос — и создаёт у студентов и преподавателей</w:t>
+      </w:r>
+      <w:r>
+        <w:rPr>
+          <w:lang w:val="ru"/>
+        </w:rPr>
+        <w:t xml:space="preserve"> </w:t>
+      </w:r>
+      <w:r>
+        <w:rPr>
+          <w:lang w:val="ru"/>
+        </w:rPr>
+        <w:t xml:space="preserve">ощущение, что знать больше нечего. Но доступ к информации больше не дефицит: дефицитом</w:t>
+      </w:r>
+      <w:r>
+        <w:rPr>
+          <w:lang w:val="ru"/>
+        </w:rPr>
+        <w:t xml:space="preserve"> </w:t>
+      </w:r>
+      <w:r>
+        <w:rPr>
+          <w:lang w:val="ru"/>
+        </w:rPr>
+        <w:t xml:space="preserve">становится умение задавать правильные вопросы. Удержать это помогают две старые метафоры.</w:t>
+      </w:r>
+    </w:p>
+    <w:p>
+      <w:pPr>
+        <w:pStyle w:val="BodyText"/>
+      </w:pPr>
+      <w:r>
+        <w:rPr>
+          <w:b/>
+          <w:bCs/>
+          <w:lang w:val="ru"/>
+        </w:rPr>
+        <w:t xml:space="preserve">Сократовское незнание.</w:t>
+      </w:r>
+      <w:r>
+        <w:rPr>
+          <w:lang w:val="ru"/>
+        </w:rPr>
+        <w:t xml:space="preserve"> </w:t>
+      </w:r>
+      <w:r>
+        <w:rPr>
+          <w:lang w:val="ru"/>
+        </w:rPr>
+        <w:t xml:space="preserve">В «Апологии Сократа» Платона Сократ говорит, что мудрее других</w:t>
+      </w:r>
+      <w:r>
+        <w:rPr>
+          <w:lang w:val="ru"/>
+        </w:rPr>
+        <w:t xml:space="preserve"> </w:t>
+      </w:r>
+      <w:r>
+        <w:rPr>
+          <w:lang w:val="ru"/>
+        </w:rPr>
+        <w:t xml:space="preserve">лишь тем, что не думает, будто знает то, чего не знает; позже эту мысль сжали до «я знаю,</w:t>
+      </w:r>
+      <w:r>
+        <w:rPr>
+          <w:lang w:val="ru"/>
+        </w:rPr>
+        <w:t xml:space="preserve"> </w:t>
+      </w:r>
+      <w:r>
+        <w:rPr>
+          <w:lang w:val="ru"/>
+        </w:rPr>
+        <w:t xml:space="preserve">что ничего не знаю». С такой позиции и стоит читать ответ нейросети:</w:t>
+      </w:r>
+    </w:p>
+    <w:p>
+      <w:pPr>
+        <w:pStyle w:val="Compact"/>
+        <w:numPr>
+          <w:ilvl w:val="0"/>
+          <w:numId w:val="1002"/>
+        </w:numPr>
+      </w:pPr>
+      <w:r>
+        <w:rPr>
+          <w:lang w:val="ru"/>
+        </w:rPr>
+        <w:t xml:space="preserve">преподавателю поисковые агенты вроде Perplexity помогают находить пробелы в лекциях,</w:t>
+      </w:r>
+      <w:r>
+        <w:rPr>
+          <w:lang w:val="ru"/>
+        </w:rPr>
+        <w:t xml:space="preserve"> </w:t>
+      </w:r>
+      <w:r>
+        <w:rPr>
+          <w:lang w:val="ru"/>
+        </w:rPr>
+        <w:t xml:space="preserve">свежие публикации и данные — научное знание постоянно обновляется;</w:t>
+      </w:r>
+    </w:p>
+    <w:p>
+      <w:pPr>
+        <w:pStyle w:val="Compact"/>
+        <w:numPr>
+          <w:ilvl w:val="0"/>
+          <w:numId w:val="1002"/>
+        </w:numPr>
+      </w:pPr>
+      <w:r>
+        <w:rPr>
+          <w:lang w:val="ru"/>
+        </w:rPr>
+        <w:t xml:space="preserve">студенту — не копировать ответ, а сомневаться в нём: проверять источники, искать</w:t>
+      </w:r>
+      <w:r>
+        <w:rPr>
+          <w:lang w:val="ru"/>
+        </w:rPr>
+        <w:t xml:space="preserve"> </w:t>
+      </w:r>
+      <w:r>
+        <w:rPr>
+          <w:lang w:val="ru"/>
+        </w:rPr>
+        <w:t xml:space="preserve">галлюцинации модели, сверять факты (разделы 4 и 8).</w:t>
+      </w:r>
+    </w:p>
+    <w:p>
+      <w:pPr>
+        <w:pStyle w:val="FirstParagraph"/>
+      </w:pPr>
+      <w:r>
+        <w:rPr>
+          <w:b/>
+          <w:bCs/>
+          <w:lang w:val="ru"/>
+        </w:rPr>
+        <w:t xml:space="preserve">Круг знаний.</w:t>
+      </w:r>
+      <w:r>
+        <w:rPr>
+          <w:lang w:val="ru"/>
+        </w:rPr>
+        <w:t xml:space="preserve"> </w:t>
+      </w:r>
+      <w:r>
+        <w:rPr>
+          <w:lang w:val="ru"/>
+        </w:rPr>
+        <w:t xml:space="preserve">Площадь круга — то, что мы знаем, окружность — граница с неизвестным:</w:t>
+      </w:r>
+      <w:r>
+        <w:rPr>
+          <w:lang w:val="ru"/>
+        </w:rPr>
+        <w:t xml:space="preserve"> </w:t>
+      </w:r>
+      <w:r>
+        <w:rPr>
+          <w:lang w:val="ru"/>
+        </w:rPr>
+        <w:t xml:space="preserve">чем больше радиус, тем длиннее граница. ИИ берёт на себя рутину — тесты, проверку типовых</w:t>
+      </w:r>
+      <w:r>
+        <w:rPr>
+          <w:lang w:val="ru"/>
+        </w:rPr>
+        <w:t xml:space="preserve"> </w:t>
+      </w:r>
+      <w:r>
+        <w:rPr>
+          <w:lang w:val="ru"/>
+        </w:rPr>
+        <w:t xml:space="preserve">заданий, поиск источников — и освобождает время, чтобы круг расширять. Рабочее правило</w:t>
+      </w:r>
+      <w:r>
+        <w:rPr>
+          <w:lang w:val="ru"/>
+        </w:rPr>
+        <w:t xml:space="preserve"> </w:t>
+      </w:r>
+      <w:r>
+        <w:rPr>
+          <w:b/>
+          <w:bCs/>
+          <w:lang w:val="ru"/>
+        </w:rPr>
+        <w:t xml:space="preserve">«1 → 3»</w:t>
+      </w:r>
+      <w:r>
+        <w:rPr>
+          <w:lang w:val="ru"/>
+        </w:rPr>
+        <w:t xml:space="preserve">: каждый ответ нейросети должен порождать три новых вопроса. Тогда ответ</w:t>
+      </w:r>
+      <w:r>
+        <w:rPr>
+          <w:lang w:val="ru"/>
+        </w:rPr>
+        <w:t xml:space="preserve"> </w:t>
+      </w:r>
+      <w:r>
+        <w:rPr>
+          <w:lang w:val="ru"/>
+        </w:rPr>
+        <w:t xml:space="preserve">не закрывает тему, а открывает новые направления.</w:t>
+      </w:r>
+    </w:p>
+    <w:p>
+      <w:pPr>
+        <w:pStyle w:val="BodyText"/>
+      </w:pPr>
+      <w:r>
+        <w:rPr>
+          <w:b/>
+          <w:bCs/>
+          <w:lang w:val="ru"/>
+        </w:rPr>
+        <w:t xml:space="preserve">Экзоскелет для разума.</w:t>
+      </w:r>
+      <w:r>
+        <w:rPr>
+          <w:lang w:val="ru"/>
+        </w:rPr>
+        <w:t xml:space="preserve"> </w:t>
+      </w:r>
+      <w:r>
+        <w:rPr>
+          <w:lang w:val="ru"/>
+        </w:rPr>
+        <w:t xml:space="preserve">Экзоскелет многократно усиливает силу человека, но управляет</w:t>
+      </w:r>
+      <w:r>
+        <w:rPr>
+          <w:lang w:val="ru"/>
+        </w:rPr>
+        <w:t xml:space="preserve"> </w:t>
+      </w:r>
+      <w:r>
+        <w:rPr>
+          <w:lang w:val="ru"/>
+        </w:rPr>
+        <w:t xml:space="preserve">им человек. ИИ так же усиливает тягу к познанию, а вопросы и направление задаёт человек —</w:t>
+      </w:r>
+      <w:r>
+        <w:rPr>
+          <w:lang w:val="ru"/>
+        </w:rPr>
+        <w:t xml:space="preserve"> </w:t>
+      </w:r>
+      <w:r>
+        <w:rPr>
+          <w:lang w:val="ru"/>
+        </w:rPr>
+        <w:t xml:space="preserve">преподаватель и студент. Для преподавателя это три линии работы: черновики программ,</w:t>
+      </w:r>
+      <w:r>
+        <w:rPr>
+          <w:lang w:val="ru"/>
+        </w:rPr>
+        <w:t xml:space="preserve"> </w:t>
+      </w:r>
+      <w:r>
+        <w:rPr>
+          <w:lang w:val="ru"/>
+        </w:rPr>
+        <w:t xml:space="preserve">кейсов и тестов; поиск логических ошибок и проверка источников; и главное — переход</w:t>
+      </w:r>
+      <w:r>
+        <w:rPr>
+          <w:lang w:val="ru"/>
+        </w:rPr>
+        <w:t xml:space="preserve"> </w:t>
+      </w:r>
+      <w:r>
+        <w:rPr>
+          <w:lang w:val="ru"/>
+        </w:rPr>
+        <w:t xml:space="preserve">от «транслятора знаний» (площадь круга) к навигатору на границе непознанного</w:t>
+      </w:r>
+      <w:r>
+        <w:rPr>
+          <w:lang w:val="ru"/>
+        </w:rPr>
+        <w:t xml:space="preserve"> </w:t>
+      </w:r>
+      <w:r>
+        <w:rPr>
+          <w:lang w:val="ru"/>
+        </w:rPr>
+        <w:t xml:space="preserve">(окружность). Ценность смещается от заучивания к управлению знаниями.</w:t>
+      </w:r>
+    </w:p>
     <w:bookmarkEnd w:id="10"/>
-    <w:bookmarkStart w:id="16" w:name="ierarhiya"/>
+    <w:bookmarkEnd w:id="11"/>
+    <w:bookmarkStart w:id="17" w:name="ierarhiya"/>
     <w:p>
       <w:pPr>
         <w:pStyle w:val="Heading2"/>
@@ -889,7 +1256,7 @@
               </w:rPr>
               <w:t xml:space="preserve">(</w:t>
             </w:r>
-            <w:hyperlink r:id="rId11">
+            <w:hyperlink r:id="rId12">
               <w:r>
                 <w:rPr>
                   <w:rStyle w:val="Hyperlink"/>
@@ -960,7 +1327,7 @@
               <w:rPr>
                 <w:lang w:val="ru"/>
               </w:rPr>
-              <w:t xml:space="preserve">GigaChat, Алиса, DeepSeek, ChatGPT</w:t>
+              <w:t xml:space="preserve">GigaChat, Алиса AI, DeepSeek, Kimi, ChatGPT</w:t>
             </w:r>
           </w:p>
         </w:tc>
@@ -1137,7 +1504,7 @@
         </w:rPr>
         <w:t xml:space="preserve">(</w:t>
       </w:r>
-      <w:hyperlink r:id="rId12">
+      <w:hyperlink r:id="rId13">
         <w:r>
           <w:rPr>
             <w:rStyle w:val="Hyperlink"/>
@@ -1243,7 +1610,7 @@
         </w:rPr>
         <w:t xml:space="preserve">(</w:t>
       </w:r>
-      <w:hyperlink r:id="rId13">
+      <w:hyperlink r:id="rId14">
         <w:r>
           <w:rPr>
             <w:rStyle w:val="Hyperlink"/>
@@ -1288,7 +1655,7 @@
         </w:rPr>
         <w:t xml:space="preserve"> </w:t>
       </w:r>
-      <w:hyperlink r:id="rId14">
+      <w:hyperlink r:id="rId15">
         <w:r>
           <w:rPr>
             <w:rStyle w:val="Hyperlink"/>
@@ -1315,7 +1682,7 @@
         </w:rPr>
         <w:t xml:space="preserve"> </w:t>
       </w:r>
-      <w:hyperlink r:id="rId15">
+      <w:hyperlink r:id="rId16">
         <w:r>
           <w:rPr>
             <w:rStyle w:val="Hyperlink"/>
@@ -1337,8 +1704,8 @@
         <w:t xml:space="preserve">(2020).</w:t>
       </w:r>
     </w:p>
-    <w:bookmarkEnd w:id="16"/>
-    <w:bookmarkStart w:id="23" w:name="kak-ustroen"/>
+    <w:bookmarkEnd w:id="17"/>
+    <w:bookmarkStart w:id="26" w:name="kak-ustroen"/>
     <w:p>
       <w:pPr>
         <w:pStyle w:val="Heading2"/>
@@ -1350,7 +1717,7 @@
         <w:t xml:space="preserve">3. Как устроена языковая модель</w:t>
       </w:r>
     </w:p>
-    <w:bookmarkStart w:id="17" w:name="модель-продолжает-текст"/>
+    <w:bookmarkStart w:id="18" w:name="модель-продолжает-текст"/>
     <w:p>
       <w:pPr>
         <w:pStyle w:val="Heading3"/>
@@ -1483,8 +1850,101 @@
         <w:t xml:space="preserve">Отсюда и сила — модель пишет гладко на любую тему, — и слабость: гладко не значит верно.</w:t>
       </w:r>
     </w:p>
-    <w:bookmarkEnd w:id="17"/>
-    <w:bookmarkStart w:id="19" w:name="токены-русский-текст-дороже"/>
+    <w:p>
+      <w:pPr>
+        <w:pStyle w:val="BodyText"/>
+      </w:pPr>
+      <w:r>
+        <w:rPr>
+          <w:lang w:val="ru"/>
+        </w:rPr>
+        <w:t xml:space="preserve">Современные модели —</w:t>
+      </w:r>
+      <w:r>
+        <w:rPr>
+          <w:lang w:val="ru"/>
+        </w:rPr>
+        <w:t xml:space="preserve"> </w:t>
+      </w:r>
+      <w:r>
+        <w:rPr>
+          <w:b/>
+          <w:bCs/>
+          <w:lang w:val="ru"/>
+        </w:rPr>
+        <w:t xml:space="preserve">трансформеры</w:t>
+      </w:r>
+      <w:r>
+        <w:rPr>
+          <w:lang w:val="ru"/>
+        </w:rPr>
+        <w:t xml:space="preserve">: они смотрят на все слова фразы сразу и видят, как</w:t>
+      </w:r>
+      <w:r>
+        <w:rPr>
+          <w:lang w:val="ru"/>
+        </w:rPr>
+        <w:t xml:space="preserve"> </w:t>
+      </w:r>
+      <w:r>
+        <w:rPr>
+          <w:lang w:val="ru"/>
+        </w:rPr>
+        <w:t xml:space="preserve">слова связаны, даже на расстоянии. Поэтому «ключ» в «ключ от двери» и в «из-под камня бьёт</w:t>
+      </w:r>
+      <w:r>
+        <w:rPr>
+          <w:lang w:val="ru"/>
+        </w:rPr>
+        <w:t xml:space="preserve"> </w:t>
+      </w:r>
+      <w:r>
+        <w:rPr>
+          <w:lang w:val="ru"/>
+        </w:rPr>
+        <w:t xml:space="preserve">ключ» модель различает по соседним словам.</w:t>
+      </w:r>
+      <w:r>
+        <w:rPr>
+          <w:lang w:val="ru"/>
+        </w:rPr>
+        <w:t xml:space="preserve"> </w:t>
+      </w:r>
+      <w:r>
+        <w:rPr>
+          <w:b/>
+          <w:bCs/>
+          <w:lang w:val="ru"/>
+        </w:rPr>
+        <w:t xml:space="preserve">GPT</w:t>
+      </w:r>
+      <w:r>
+        <w:rPr>
+          <w:lang w:val="ru"/>
+        </w:rPr>
+        <w:t xml:space="preserve"> </w:t>
+      </w:r>
+      <w:r>
+        <w:rPr>
+          <w:lang w:val="ru"/>
+        </w:rPr>
+        <w:t xml:space="preserve">— Generative Pre-trained Transformer,</w:t>
+      </w:r>
+      <w:r>
+        <w:rPr>
+          <w:lang w:val="ru"/>
+        </w:rPr>
+        <w:t xml:space="preserve"> </w:t>
+      </w:r>
+      <w:r>
+        <w:rPr>
+          <w:lang w:val="ru"/>
+        </w:rPr>
+        <w:t xml:space="preserve">генеративный предобученный трансформер; «Chat» в ChatGPT — диалоговый режим.</w:t>
+      </w:r>
+    </w:p>
+    <w:bookmarkEnd w:id="18"/>
+    <w:bookmarkStart w:id="20" w:name="токены-русский-текст-дороже"/>
     <w:p>
       <w:pPr>
         <w:pStyle w:val="Heading3"/>
@@ -1796,7 +2256,7 @@
         </w:rPr>
         <w:t xml:space="preserve"> </w:t>
       </w:r>
-      <w:hyperlink r:id="rId18">
+      <w:hyperlink r:id="rId19">
         <w:r>
           <w:rPr>
             <w:rStyle w:val="Hyperlink"/>
@@ -1836,178 +2296,46 @@
       </w:pPr>
       <w:r>
         <w:rPr>
+          <w:lang w:val="ru"/>
+        </w:rPr>
+        <w:t xml:space="preserve">Метафора для студентов: модель собирает текст из деталей конструктора. Английские слова —</w:t>
+      </w:r>
+      <w:r>
+        <w:rPr>
+          <w:lang w:val="ru"/>
+        </w:rPr>
+        <w:t xml:space="preserve"> </w:t>
+      </w:r>
+      <w:r>
+        <w:rPr>
+          <w:lang w:val="ru"/>
+        </w:rPr>
+        <w:t xml:space="preserve">крупные готовые детали, русские приходится собирать из мелких, и на ту же фразу уходит</w:t>
+      </w:r>
+      <w:r>
+        <w:rPr>
+          <w:lang w:val="ru"/>
+        </w:rPr>
+        <w:t xml:space="preserve"> </w:t>
+      </w:r>
+      <w:r>
+        <w:rPr>
+          <w:lang w:val="ru"/>
+        </w:rPr>
+        <w:t xml:space="preserve">больше деталей-токенов.</w:t>
+      </w:r>
+    </w:p>
+    <w:p>
+      <w:pPr>
+        <w:pStyle w:val="BodyText"/>
+      </w:pPr>
+      <w:r>
+        <w:rPr>
           <w:b/>
           <w:bCs/>
           <w:lang w:val="ru"/>
         </w:rPr>
         <w:t xml:space="preserve">Что из этого следует:</w:t>
-      </w:r>
-    </w:p>
-    <w:p>
-      <w:pPr>
-        <w:pStyle w:val="Compact"/>
-        <w:numPr>
-          <w:ilvl w:val="0"/>
-          <w:numId w:val="1002"/>
-        </w:numPr>
-      </w:pPr>
-      <w:r>
-        <w:rPr>
-          <w:lang w:val="ru"/>
-        </w:rPr>
-        <w:t xml:space="preserve">русский текст быстрее заполняет «память» модели — в неё помещается меньше материала;</w:t>
-      </w:r>
-    </w:p>
-    <w:p>
-      <w:pPr>
-        <w:pStyle w:val="Compact"/>
-        <w:numPr>
-          <w:ilvl w:val="0"/>
-          <w:numId w:val="1002"/>
-        </w:numPr>
-      </w:pPr>
-      <w:r>
-        <w:rPr>
-          <w:lang w:val="ru"/>
-        </w:rPr>
-        <w:t xml:space="preserve">у платных программных интерфейсов цена считается в токенах — русский выходит дороже;</w:t>
-      </w:r>
-    </w:p>
-    <w:p>
-      <w:pPr>
-        <w:pStyle w:val="Compact"/>
-        <w:numPr>
-          <w:ilvl w:val="0"/>
-          <w:numId w:val="1002"/>
-        </w:numPr>
-      </w:pPr>
-      <w:r>
-        <w:rPr>
-          <w:lang w:val="ru"/>
-        </w:rPr>
-        <w:t xml:space="preserve">для больших документов планируйте запросы: делите текст на части, просите сначала</w:t>
-      </w:r>
-      <w:r>
-        <w:rPr>
-          <w:lang w:val="ru"/>
-        </w:rPr>
-        <w:t xml:space="preserve"> </w:t>
-      </w:r>
-      <w:r>
-        <w:rPr>
-          <w:lang w:val="ru"/>
-        </w:rPr>
-        <w:t xml:space="preserve">краткое содержание.</w:t>
-      </w:r>
-    </w:p>
-    <w:bookmarkEnd w:id="19"/>
-    <w:bookmarkStart w:id="20" w:name="контекстное-окно-память-диалога"/>
-    <w:p>
-      <w:pPr>
-        <w:pStyle w:val="Heading3"/>
-      </w:pPr>
-      <w:r>
-        <w:rPr>
-          <w:lang w:val="ru"/>
-        </w:rPr>
-        <w:t xml:space="preserve">Контекстное окно — память диалога</w:t>
-      </w:r>
-    </w:p>
-    <w:p>
-      <w:pPr>
-        <w:pStyle w:val="FirstParagraph"/>
-      </w:pPr>
-      <w:r>
-        <w:rPr>
-          <w:b/>
-          <w:bCs/>
-          <w:lang w:val="ru"/>
-        </w:rPr>
-        <w:t xml:space="preserve">Контекстное окно</w:t>
-      </w:r>
-      <w:r>
-        <w:rPr>
-          <w:lang w:val="ru"/>
-        </w:rPr>
-        <w:t xml:space="preserve"> </w:t>
-      </w:r>
-      <w:r>
-        <w:rPr>
-          <w:lang w:val="ru"/>
-        </w:rPr>
-        <w:t xml:space="preserve">— всё, что модель «видит» в текущем разговоре: ваши вопросы,</w:t>
-      </w:r>
-      <w:r>
-        <w:rPr>
-          <w:lang w:val="ru"/>
-        </w:rPr>
-        <w:t xml:space="preserve"> </w:t>
-      </w:r>
-      <w:r>
-        <w:rPr>
-          <w:lang w:val="ru"/>
-        </w:rPr>
-        <w:t xml:space="preserve">её ответы, приложенные файлы. У окна есть предел; то, что в него не поместилось,</w:t>
-      </w:r>
-      <w:r>
-        <w:rPr>
-          <w:lang w:val="ru"/>
-        </w:rPr>
-        <w:t xml:space="preserve"> </w:t>
-      </w:r>
-      <w:r>
-        <w:rPr>
-          <w:lang w:val="ru"/>
-        </w:rPr>
-        <w:t xml:space="preserve">модель просто не учитывает. Размер окна у разных сервисов разный и меняется</w:t>
-      </w:r>
-      <w:r>
-        <w:rPr>
-          <w:lang w:val="ru"/>
-        </w:rPr>
-        <w:t xml:space="preserve"> </w:t>
-      </w:r>
-      <w:r>
-        <w:rPr>
-          <w:lang w:val="ru"/>
-        </w:rPr>
-        <w:t xml:space="preserve">с каждой версией — смотрите справку сервиса.</w:t>
-      </w:r>
-    </w:p>
-    <w:p>
-      <w:pPr>
-        <w:pStyle w:val="BodyText"/>
-      </w:pPr>
-      <w:r>
-        <w:rPr>
-          <w:lang w:val="ru"/>
-        </w:rPr>
-        <w:t xml:space="preserve">Практическое правило: длинный разговор со временем «забывает» начало. Если ответы</w:t>
-      </w:r>
-      <w:r>
-        <w:rPr>
-          <w:lang w:val="ru"/>
-        </w:rPr>
-        <w:t xml:space="preserve"> </w:t>
-      </w:r>
-      <w:r>
-        <w:rPr>
-          <w:lang w:val="ru"/>
-        </w:rPr>
-        <w:t xml:space="preserve">поплыли — начните новый чат и дайте модели главное заново.</w:t>
-      </w:r>
-    </w:p>
-    <w:bookmarkEnd w:id="20"/>
-    <w:bookmarkStart w:id="22" w:name="как-модель-учится"/>
-    <w:p>
-      <w:pPr>
-        <w:pStyle w:val="Heading3"/>
-      </w:pPr>
-      <w:r>
-        <w:rPr>
-          <w:lang w:val="ru"/>
-        </w:rPr>
-        <w:t xml:space="preserve">Как модель учится</w:t>
       </w:r>
     </w:p>
     <w:p>
@@ -2020,35 +2348,9 @@
       </w:pPr>
       <w:r>
         <w:rPr>
-          <w:b/>
-          <w:bCs/>
-          <w:lang w:val="ru"/>
-        </w:rPr>
-        <w:t xml:space="preserve">Предобучение.</w:t>
-      </w:r>
-      <w:r>
-        <w:rPr>
-          <w:lang w:val="ru"/>
-        </w:rPr>
-        <w:t xml:space="preserve"> </w:t>
-      </w:r>
-      <w:r>
-        <w:rPr>
-          <w:lang w:val="ru"/>
-        </w:rPr>
-        <w:t xml:space="preserve">Модель читает огромные массивы текстов и учится предсказывать</w:t>
-      </w:r>
-      <w:r>
-        <w:rPr>
-          <w:lang w:val="ru"/>
-        </w:rPr>
-        <w:t xml:space="preserve"> </w:t>
-      </w:r>
-      <w:r>
-        <w:rPr>
-          <w:lang w:val="ru"/>
-        </w:rPr>
-        <w:t xml:space="preserve">продолжение.</w:t>
+          <w:lang w:val="ru"/>
+        </w:rPr>
+        <w:t xml:space="preserve">русский текст быстрее заполняет «память» модели — в неё помещается меньше материала;</w:t>
       </w:r>
     </w:p>
     <w:p>
@@ -2061,35 +2363,9 @@
       </w:pPr>
       <w:r>
         <w:rPr>
-          <w:b/>
-          <w:bCs/>
-          <w:lang w:val="ru"/>
-        </w:rPr>
-        <w:t xml:space="preserve">Дообучение на примерах.</w:t>
-      </w:r>
-      <w:r>
-        <w:rPr>
-          <w:lang w:val="ru"/>
-        </w:rPr>
-        <w:t xml:space="preserve"> </w:t>
-      </w:r>
-      <w:r>
-        <w:rPr>
-          <w:lang w:val="ru"/>
-        </w:rPr>
-        <w:t xml:space="preserve">Разработчики показывают модели образцы хороших ответов</w:t>
-      </w:r>
-      <w:r>
-        <w:rPr>
-          <w:lang w:val="ru"/>
-        </w:rPr>
-        <w:t xml:space="preserve"> </w:t>
-      </w:r>
-      <w:r>
-        <w:rPr>
-          <w:lang w:val="ru"/>
-        </w:rPr>
-        <w:t xml:space="preserve">на задания.</w:t>
+          <w:lang w:val="ru"/>
+        </w:rPr>
+        <w:t xml:space="preserve">у платных программных интерфейсов цена считается в токенах — русский выходит дороже;</w:t>
       </w:r>
     </w:p>
     <w:p>
@@ -2102,10 +2378,407 @@
       </w:pPr>
       <w:r>
         <w:rPr>
+          <w:lang w:val="ru"/>
+        </w:rPr>
+        <w:t xml:space="preserve">модель выдаёт ответ по токену за шаг, поэтому тот же текст по-русски и генерируется дольше;</w:t>
+      </w:r>
+    </w:p>
+    <w:p>
+      <w:pPr>
+        <w:pStyle w:val="Compact"/>
+        <w:numPr>
+          <w:ilvl w:val="0"/>
+          <w:numId w:val="1003"/>
+        </w:numPr>
+      </w:pPr>
+      <w:r>
+        <w:rPr>
+          <w:lang w:val="ru"/>
+        </w:rPr>
+        <w:t xml:space="preserve">для больших документов планируйте запросы: делите текст на части, просите сначала</w:t>
+      </w:r>
+      <w:r>
+        <w:rPr>
+          <w:lang w:val="ru"/>
+        </w:rPr>
+        <w:t xml:space="preserve"> </w:t>
+      </w:r>
+      <w:r>
+        <w:rPr>
+          <w:lang w:val="ru"/>
+        </w:rPr>
+        <w:t xml:space="preserve">краткое содержание.</w:t>
+      </w:r>
+    </w:p>
+    <w:bookmarkEnd w:id="20"/>
+    <w:bookmarkStart w:id="23" w:name="контекстное-окно-память-диалога"/>
+    <w:p>
+      <w:pPr>
+        <w:pStyle w:val="Heading3"/>
+      </w:pPr>
+      <w:r>
+        <w:rPr>
+          <w:lang w:val="ru"/>
+        </w:rPr>
+        <w:t xml:space="preserve">Контекстное окно — память диалога</w:t>
+      </w:r>
+    </w:p>
+    <w:p>
+      <w:pPr>
+        <w:pStyle w:val="FirstParagraph"/>
+      </w:pPr>
+      <w:r>
+        <w:rPr>
           <w:b/>
           <w:bCs/>
           <w:lang w:val="ru"/>
         </w:rPr>
+        <w:t xml:space="preserve">Контекстное окно</w:t>
+      </w:r>
+      <w:r>
+        <w:rPr>
+          <w:lang w:val="ru"/>
+        </w:rPr>
+        <w:t xml:space="preserve"> </w:t>
+      </w:r>
+      <w:r>
+        <w:rPr>
+          <w:lang w:val="ru"/>
+        </w:rPr>
+        <w:t xml:space="preserve">— всё, что модель «видит» в текущем разговоре: ваши вопросы,</w:t>
+      </w:r>
+      <w:r>
+        <w:rPr>
+          <w:lang w:val="ru"/>
+        </w:rPr>
+        <w:t xml:space="preserve"> </w:t>
+      </w:r>
+      <w:r>
+        <w:rPr>
+          <w:lang w:val="ru"/>
+        </w:rPr>
+        <w:t xml:space="preserve">её ответы, приложенные файлы. У окна есть предел; то, что в него не поместилось,</w:t>
+      </w:r>
+      <w:r>
+        <w:rPr>
+          <w:lang w:val="ru"/>
+        </w:rPr>
+        <w:t xml:space="preserve"> </w:t>
+      </w:r>
+      <w:r>
+        <w:rPr>
+          <w:lang w:val="ru"/>
+        </w:rPr>
+        <w:t xml:space="preserve">модель просто не учитывает. Размер окна у разных сервисов разный и меняется</w:t>
+      </w:r>
+      <w:r>
+        <w:rPr>
+          <w:lang w:val="ru"/>
+        </w:rPr>
+        <w:t xml:space="preserve"> </w:t>
+      </w:r>
+      <w:r>
+        <w:rPr>
+          <w:lang w:val="ru"/>
+        </w:rPr>
+        <w:t xml:space="preserve">с каждой версией — смотрите справку сервиса: от нескольких тысяч токенов у небольших</w:t>
+      </w:r>
+      <w:r>
+        <w:rPr>
+          <w:lang w:val="ru"/>
+        </w:rPr>
+        <w:t xml:space="preserve"> </w:t>
+      </w:r>
+      <w:r>
+        <w:rPr>
+          <w:lang w:val="ru"/>
+        </w:rPr>
+        <w:t xml:space="preserve">моделей на компьютере до миллиона и больше у крупных облачных</w:t>
+      </w:r>
+      <w:r>
+        <w:rPr>
+          <w:lang w:val="ru"/>
+        </w:rPr>
+        <w:t xml:space="preserve"> </w:t>
+      </w:r>
+      <w:r>
+        <w:rPr>
+          <w:lang w:val="ru"/>
+        </w:rPr>
+        <w:t xml:space="preserve">(</w:t>
+      </w:r>
+      <w:hyperlink r:id="rId21">
+        <w:r>
+          <w:rPr>
+            <w:rStyle w:val="Hyperlink"/>
+            <w:lang w:val="ru"/>
+          </w:rPr>
+          <w:t xml:space="preserve">Gemini API</w:t>
+        </w:r>
+      </w:hyperlink>
+      <w:r>
+        <w:rPr>
+          <w:lang w:val="ru"/>
+        </w:rPr>
+        <w:t xml:space="preserve">).</w:t>
+      </w:r>
+    </w:p>
+    <w:p>
+      <w:pPr>
+        <w:pStyle w:val="BodyText"/>
+      </w:pPr>
+      <w:r>
+        <w:rPr>
+          <w:rStyle w:val="VerbatimChar"/>
+          <w:lang w:val="ru"/>
+        </w:rPr>
+        <w:t xml:space="preserve">[замер 2026-10-10]</w:t>
+      </w:r>
+      <w:r>
+        <w:rPr>
+          <w:lang w:val="ru"/>
+        </w:rPr>
+        <w:t xml:space="preserve"> </w:t>
+      </w:r>
+      <w:r>
+        <w:rPr>
+          <w:lang w:val="ru"/>
+        </w:rPr>
+        <w:t xml:space="preserve">Сколько это в тексте: в русской прозе лекций курса токенизатор GPT-4o</w:t>
+      </w:r>
+      <w:r>
+        <w:rPr>
+          <w:lang w:val="ru"/>
+        </w:rPr>
+        <w:t xml:space="preserve"> </w:t>
+      </w:r>
+      <w:r>
+        <w:rPr>
+          <w:lang w:val="ru"/>
+        </w:rPr>
+        <w:t xml:space="preserve">даёт в среднем 3,45 символа на токен, токенизатор GPT-4 — 2,2; в английском тексте —</w:t>
+      </w:r>
+      <w:r>
+        <w:rPr>
+          <w:lang w:val="ru"/>
+        </w:rPr>
+        <w:t xml:space="preserve"> </w:t>
+      </w:r>
+      <w:r>
+        <w:rPr>
+          <w:lang w:val="ru"/>
+        </w:rPr>
+        <w:t xml:space="preserve">около 4,8. Окно в 4000 токенов вмещает около 14 000 знаков русского текста.</w:t>
+      </w:r>
+    </w:p>
+    <w:p>
+      <w:pPr>
+        <w:pStyle w:val="BodyText"/>
+      </w:pPr>
+      <w:r>
+        <w:rPr>
+          <w:lang w:val="ru"/>
+        </w:rPr>
+        <w:t xml:space="preserve">Если вместе с вопросом дать модели свои данные — текст, файл, таблицу, — она опирается</w:t>
+      </w:r>
+      <w:r>
+        <w:rPr>
+          <w:lang w:val="ru"/>
+        </w:rPr>
+        <w:t xml:space="preserve"> </w:t>
+      </w:r>
+      <w:r>
+        <w:rPr>
+          <w:lang w:val="ru"/>
+        </w:rPr>
+        <w:t xml:space="preserve">на них прямо в разговоре, без переобучения. Это называют</w:t>
+      </w:r>
+      <w:r>
+        <w:rPr>
+          <w:lang w:val="ru"/>
+        </w:rPr>
+        <w:t xml:space="preserve"> </w:t>
+      </w:r>
+      <w:r>
+        <w:rPr>
+          <w:b/>
+          <w:bCs/>
+          <w:lang w:val="ru"/>
+        </w:rPr>
+        <w:t xml:space="preserve">контекстным обучением</w:t>
+      </w:r>
+      <w:r>
+        <w:rPr>
+          <w:lang w:val="ru"/>
+        </w:rPr>
+        <w:t xml:space="preserve"> </w:t>
+      </w:r>
+      <w:r>
+        <w:rPr>
+          <w:lang w:val="ru"/>
+        </w:rPr>
+        <w:t xml:space="preserve">(</w:t>
+      </w:r>
+      <w:hyperlink r:id="rId22">
+        <w:r>
+          <w:rPr>
+            <w:rStyle w:val="Hyperlink"/>
+            <w:lang w:val="ru"/>
+          </w:rPr>
+          <w:t xml:space="preserve">Brown и др., 2020</w:t>
+        </w:r>
+      </w:hyperlink>
+      <w:r>
+        <w:rPr>
+          <w:lang w:val="ru"/>
+        </w:rPr>
+        <w:t xml:space="preserve">): так ваши материалы становятся</w:t>
+      </w:r>
+      <w:r>
+        <w:rPr>
+          <w:lang w:val="ru"/>
+        </w:rPr>
+        <w:t xml:space="preserve"> </w:t>
+      </w:r>
+      <w:r>
+        <w:rPr>
+          <w:lang w:val="ru"/>
+        </w:rPr>
+        <w:t xml:space="preserve">частью ответа.</w:t>
+      </w:r>
+    </w:p>
+    <w:p>
+      <w:pPr>
+        <w:pStyle w:val="BodyText"/>
+      </w:pPr>
+      <w:r>
+        <w:rPr>
+          <w:lang w:val="ru"/>
+        </w:rPr>
+        <w:t xml:space="preserve">Практическое правило: длинный разговор со временем «забывает» начало. Если ответы</w:t>
+      </w:r>
+      <w:r>
+        <w:rPr>
+          <w:lang w:val="ru"/>
+        </w:rPr>
+        <w:t xml:space="preserve"> </w:t>
+      </w:r>
+      <w:r>
+        <w:rPr>
+          <w:lang w:val="ru"/>
+        </w:rPr>
+        <w:t xml:space="preserve">поплыли — начните новый чат и дайте модели главное заново.</w:t>
+      </w:r>
+    </w:p>
+    <w:bookmarkEnd w:id="23"/>
+    <w:bookmarkStart w:id="25" w:name="как-модель-учится"/>
+    <w:p>
+      <w:pPr>
+        <w:pStyle w:val="Heading3"/>
+      </w:pPr>
+      <w:r>
+        <w:rPr>
+          <w:lang w:val="ru"/>
+        </w:rPr>
+        <w:t xml:space="preserve">Как модель учится</w:t>
+      </w:r>
+    </w:p>
+    <w:p>
+      <w:pPr>
+        <w:pStyle w:val="Compact"/>
+        <w:numPr>
+          <w:ilvl w:val="0"/>
+          <w:numId w:val="1004"/>
+        </w:numPr>
+      </w:pPr>
+      <w:r>
+        <w:rPr>
+          <w:b/>
+          <w:bCs/>
+          <w:lang w:val="ru"/>
+        </w:rPr>
+        <w:t xml:space="preserve">Предобучение.</w:t>
+      </w:r>
+      <w:r>
+        <w:rPr>
+          <w:lang w:val="ru"/>
+        </w:rPr>
+        <w:t xml:space="preserve"> </w:t>
+      </w:r>
+      <w:r>
+        <w:rPr>
+          <w:lang w:val="ru"/>
+        </w:rPr>
+        <w:t xml:space="preserve">Модель читает огромные массивы текстов и учится предсказывать</w:t>
+      </w:r>
+      <w:r>
+        <w:rPr>
+          <w:lang w:val="ru"/>
+        </w:rPr>
+        <w:t xml:space="preserve"> </w:t>
+      </w:r>
+      <w:r>
+        <w:rPr>
+          <w:lang w:val="ru"/>
+        </w:rPr>
+        <w:t xml:space="preserve">продолжение.</w:t>
+      </w:r>
+    </w:p>
+    <w:p>
+      <w:pPr>
+        <w:pStyle w:val="Compact"/>
+        <w:numPr>
+          <w:ilvl w:val="0"/>
+          <w:numId w:val="1004"/>
+        </w:numPr>
+      </w:pPr>
+      <w:r>
+        <w:rPr>
+          <w:b/>
+          <w:bCs/>
+          <w:lang w:val="ru"/>
+        </w:rPr>
+        <w:t xml:space="preserve">Дообучение на примерах.</w:t>
+      </w:r>
+      <w:r>
+        <w:rPr>
+          <w:lang w:val="ru"/>
+        </w:rPr>
+        <w:t xml:space="preserve"> </w:t>
+      </w:r>
+      <w:r>
+        <w:rPr>
+          <w:lang w:val="ru"/>
+        </w:rPr>
+        <w:t xml:space="preserve">Разработчики показывают модели образцы хороших ответов</w:t>
+      </w:r>
+      <w:r>
+        <w:rPr>
+          <w:lang w:val="ru"/>
+        </w:rPr>
+        <w:t xml:space="preserve"> </w:t>
+      </w:r>
+      <w:r>
+        <w:rPr>
+          <w:lang w:val="ru"/>
+        </w:rPr>
+        <w:t xml:space="preserve">на задания.</w:t>
+      </w:r>
+    </w:p>
+    <w:p>
+      <w:pPr>
+        <w:pStyle w:val="Compact"/>
+        <w:numPr>
+          <w:ilvl w:val="0"/>
+          <w:numId w:val="1004"/>
+        </w:numPr>
+      </w:pPr>
+      <w:r>
+        <w:rPr>
+          <w:b/>
+          <w:bCs/>
+          <w:lang w:val="ru"/>
+        </w:rPr>
         <w:t xml:space="preserve">Обучение на оценках людей</w:t>
       </w:r>
       <w:r>
@@ -2150,7 +2823,7 @@
         </w:rPr>
         <w:t xml:space="preserve"> </w:t>
       </w:r>
-      <w:hyperlink r:id="rId21">
+      <w:hyperlink r:id="rId24">
         <w:r>
           <w:rPr>
             <w:rStyle w:val="Hyperlink"/>
@@ -2166,9 +2839,9 @@
         <w:t xml:space="preserve">.</w:t>
       </w:r>
     </w:p>
-    <w:bookmarkEnd w:id="22"/>
-    <w:bookmarkEnd w:id="23"/>
-    <w:bookmarkStart w:id="26" w:name="gallyucinacii"/>
+    <w:bookmarkEnd w:id="25"/>
+    <w:bookmarkEnd w:id="26"/>
+    <w:bookmarkStart w:id="29" w:name="gallyucinacii"/>
     <w:p>
       <w:pPr>
         <w:pStyle w:val="Heading2"/>
@@ -2271,7 +2944,7 @@
         </w:rPr>
         <w:t xml:space="preserve"> </w:t>
       </w:r>
-      <w:hyperlink r:id="rId24">
+      <w:hyperlink r:id="rId27">
         <w:r>
           <w:rPr>
             <w:rStyle w:val="Hyperlink"/>
@@ -2391,7 +3064,7 @@
         </w:rPr>
         <w:t xml:space="preserve"> </w:t>
       </w:r>
-      <w:hyperlink r:id="rId25">
+      <w:hyperlink r:id="rId28">
         <w:r>
           <w:rPr>
             <w:rStyle w:val="Hyperlink"/>
@@ -2493,7 +3166,7 @@
         <w:pStyle w:val="Compact"/>
         <w:numPr>
           <w:ilvl w:val="0"/>
-          <w:numId w:val="1004"/>
+          <w:numId w:val="1005"/>
         </w:numPr>
       </w:pPr>
       <w:r>
@@ -2508,7 +3181,7 @@
         <w:pStyle w:val="Compact"/>
         <w:numPr>
           <w:ilvl w:val="0"/>
-          <w:numId w:val="1004"/>
+          <w:numId w:val="1005"/>
         </w:numPr>
       </w:pPr>
       <w:r>
@@ -2523,7 +3196,7 @@
         <w:pStyle w:val="Compact"/>
         <w:numPr>
           <w:ilvl w:val="0"/>
-          <w:numId w:val="1004"/>
+          <w:numId w:val="1005"/>
         </w:numPr>
       </w:pPr>
       <w:r>
@@ -2538,7 +3211,7 @@
         <w:pStyle w:val="Compact"/>
         <w:numPr>
           <w:ilvl w:val="0"/>
-          <w:numId w:val="1004"/>
+          <w:numId w:val="1005"/>
         </w:numPr>
       </w:pPr>
       <w:r>
@@ -2548,8 +3221,8 @@
         <w:t xml:space="preserve">для фактов подключайте поиск или свои документы (см. ниже).</w:t>
       </w:r>
     </w:p>
-    <w:bookmarkEnd w:id="26"/>
-    <w:bookmarkStart w:id="30" w:name="rychagi"/>
+    <w:bookmarkEnd w:id="29"/>
+    <w:bookmarkStart w:id="34" w:name="rychagi"/>
     <w:p>
       <w:pPr>
         <w:pStyle w:val="Heading2"/>
@@ -2559,6 +3232,118 @@
           <w:lang w:val="ru"/>
         </w:rPr>
         <w:t xml:space="preserve">5. Четыре рычага управления ответом</w:t>
+      </w:r>
+    </w:p>
+    <w:p>
+      <w:pPr>
+        <w:pStyle w:val="FirstParagraph"/>
+      </w:pPr>
+      <w:r>
+        <w:rPr>
+          <w:b/>
+          <w:bCs/>
+          <w:lang w:val="ru"/>
+        </w:rPr>
+        <w:t xml:space="preserve">Контекст-инжиниринг</w:t>
+      </w:r>
+      <w:r>
+        <w:rPr>
+          <w:lang w:val="ru"/>
+        </w:rPr>
+        <w:t xml:space="preserve"> </w:t>
+      </w:r>
+      <w:r>
+        <w:rPr>
+          <w:lang w:val="ru"/>
+        </w:rPr>
+        <w:t xml:space="preserve">— следующий шаг после промпт-инжиниринга: продумывается вся среда,</w:t>
+      </w:r>
+      <w:r>
+        <w:rPr>
+          <w:lang w:val="ru"/>
+        </w:rPr>
+        <w:t xml:space="preserve"> </w:t>
+      </w:r>
+      <w:r>
+        <w:rPr>
+          <w:lang w:val="ru"/>
+        </w:rPr>
+        <w:t xml:space="preserve">в которой модель отвечает, а не один запрос, — документы, правила, память, ограничения,</w:t>
+      </w:r>
+      <w:r>
+        <w:rPr>
+          <w:lang w:val="ru"/>
+        </w:rPr>
+        <w:t xml:space="preserve"> </w:t>
+      </w:r>
+      <w:r>
+        <w:rPr>
+          <w:lang w:val="ru"/>
+        </w:rPr>
+        <w:t xml:space="preserve">примеры, подключённые источники. В исследованиях и проектах точность зависит</w:t>
+      </w:r>
+      <w:r>
+        <w:rPr>
+          <w:lang w:val="ru"/>
+        </w:rPr>
+        <w:t xml:space="preserve"> </w:t>
+      </w:r>
+      <w:r>
+        <w:rPr>
+          <w:lang w:val="ru"/>
+        </w:rPr>
+        <w:t xml:space="preserve">не от красивого промпта, а от правильно собранного контекста. Четыре рычага ниже — способы</w:t>
+      </w:r>
+      <w:r>
+        <w:rPr>
+          <w:lang w:val="ru"/>
+        </w:rPr>
+        <w:t xml:space="preserve"> </w:t>
+      </w:r>
+      <w:r>
+        <w:rPr>
+          <w:lang w:val="ru"/>
+        </w:rPr>
+        <w:t xml:space="preserve">этим контекстом управлять. Профессор Гарвардской школы бизнеса Карим Лахани сказал</w:t>
+      </w:r>
+      <w:r>
+        <w:rPr>
+          <w:lang w:val="ru"/>
+        </w:rPr>
+        <w:t xml:space="preserve"> </w:t>
+      </w:r>
+      <w:r>
+        <w:rPr>
+          <w:lang w:val="ru"/>
+        </w:rPr>
+        <w:t xml:space="preserve">об этом так: ИИ не заменит людей, но люди с ИИ заменят людей без ИИ</w:t>
+      </w:r>
+      <w:r>
+        <w:rPr>
+          <w:lang w:val="ru"/>
+        </w:rPr>
+        <w:t xml:space="preserve"> </w:t>
+      </w:r>
+      <w:r>
+        <w:rPr>
+          <w:lang w:val="ru"/>
+        </w:rPr>
+        <w:t xml:space="preserve">(</w:t>
+      </w:r>
+      <w:hyperlink r:id="rId30">
+        <w:r>
+          <w:rPr>
+            <w:rStyle w:val="Hyperlink"/>
+            <w:lang w:val="ru"/>
+          </w:rPr>
+          <w:t xml:space="preserve">Harvard Business Review, 2023</w:t>
+        </w:r>
+      </w:hyperlink>
+      <w:r>
+        <w:rPr>
+          <w:lang w:val="ru"/>
+        </w:rPr>
+        <w:t xml:space="preserve">).</w:t>
       </w:r>
     </w:p>
     <w:tbl>
@@ -2699,7 +3484,7 @@
               </w:rPr>
               <w:t xml:space="preserve"> </w:t>
             </w:r>
-            <w:hyperlink r:id="rId27">
+            <w:hyperlink r:id="rId31">
               <w:r>
                 <w:rPr>
                   <w:rStyle w:val="Hyperlink"/>
@@ -2778,7 +3563,7 @@
               </w:rPr>
               <w:t xml:space="preserve"> </w:t>
             </w:r>
-            <w:hyperlink r:id="rId28">
+            <w:hyperlink r:id="rId32">
               <w:r>
                 <w:rPr>
                   <w:rStyle w:val="Hyperlink"/>
@@ -2905,8 +3690,32 @@
         </w:rPr>
         <w:t xml:space="preserve">Режим рассуждений — студент, который показывает черновик с решением, а не только ответ.</w:t>
       </w:r>
-    </w:p>
-    <w:bookmarkStart w:id="29" w:name="два-слоя-промпта"/>
+      <w:r>
+        <w:rPr>
+          <w:lang w:val="ru"/>
+        </w:rPr>
+        <w:t xml:space="preserve"> </w:t>
+      </w:r>
+      <w:r>
+        <w:rPr>
+          <w:lang w:val="ru"/>
+        </w:rPr>
+        <w:t xml:space="preserve">Так рассуждения полезны и на занятии: студенты видят ход решения и учатся проверять логику,</w:t>
+      </w:r>
+      <w:r>
+        <w:rPr>
+          <w:lang w:val="ru"/>
+        </w:rPr>
+        <w:t xml:space="preserve"> </w:t>
+      </w:r>
+      <w:r>
+        <w:rPr>
+          <w:lang w:val="ru"/>
+        </w:rPr>
+        <w:t xml:space="preserve">а не только ответ.</w:t>
+      </w:r>
+    </w:p>
+    <w:bookmarkStart w:id="33" w:name="два-слоя-промпта"/>
     <w:p>
       <w:pPr>
         <w:pStyle w:val="Heading3"/>
@@ -3159,9 +3968,9 @@
         <w:t xml:space="preserve">а в бонусном уроке 1 — навык.</w:t>
       </w:r>
     </w:p>
-    <w:bookmarkEnd w:id="29"/>
-    <w:bookmarkEnd w:id="30"/>
-    <w:bookmarkStart w:id="31" w:name="formula"/>
+    <w:bookmarkEnd w:id="33"/>
+    <w:bookmarkEnd w:id="34"/>
+    <w:bookmarkStart w:id="35" w:name="formula"/>
     <w:p>
       <w:pPr>
         <w:pStyle w:val="Heading2"/>
@@ -3171,6 +3980,79 @@
           <w:lang w:val="ru"/>
         </w:rPr>
         <w:t xml:space="preserve">6. Формула промпта из восьми элементов</w:t>
+      </w:r>
+    </w:p>
+    <w:p>
+      <w:pPr>
+        <w:pStyle w:val="FirstParagraph"/>
+      </w:pPr>
+      <w:r>
+        <w:rPr>
+          <w:b/>
+          <w:bCs/>
+          <w:lang w:val="ru"/>
+        </w:rPr>
+        <w:t xml:space="preserve">Промпт-инжиниринг</w:t>
+      </w:r>
+      <w:r>
+        <w:rPr>
+          <w:lang w:val="ru"/>
+        </w:rPr>
+        <w:t xml:space="preserve"> </w:t>
+      </w:r>
+      <w:r>
+        <w:rPr>
+          <w:lang w:val="ru"/>
+        </w:rPr>
+        <w:t xml:space="preserve">— умение составлять точные запросы к модели: от формулировки зависит,</w:t>
+      </w:r>
+      <w:r>
+        <w:rPr>
+          <w:lang w:val="ru"/>
+        </w:rPr>
+        <w:t xml:space="preserve"> </w:t>
+      </w:r>
+      <w:r>
+        <w:rPr>
+          <w:lang w:val="ru"/>
+        </w:rPr>
+        <w:t xml:space="preserve">насколько полезным и предсказуемым будет ответ. Формулу ниже ещё называют</w:t>
+      </w:r>
+      <w:r>
+        <w:rPr>
+          <w:lang w:val="ru"/>
+        </w:rPr>
+        <w:t xml:space="preserve"> </w:t>
+      </w:r>
+      <w:r>
+        <w:rPr>
+          <w:b/>
+          <w:bCs/>
+          <w:lang w:val="ru"/>
+        </w:rPr>
+        <w:t xml:space="preserve">универсальным</w:t>
+      </w:r>
+      <w:r>
+        <w:rPr>
+          <w:b/>
+          <w:bCs/>
+          <w:lang w:val="ru"/>
+        </w:rPr>
+        <w:t xml:space="preserve"> </w:t>
+      </w:r>
+      <w:r>
+        <w:rPr>
+          <w:b/>
+          <w:bCs/>
+          <w:lang w:val="ru"/>
+        </w:rPr>
+        <w:t xml:space="preserve">промптом</w:t>
+      </w:r>
+      <w:r>
+        <w:rPr>
+          <w:lang w:val="ru"/>
+        </w:rPr>
+        <w:t xml:space="preserve">: она подходит для любой задачи — от теста до письма коллеге.</w:t>
       </w:r>
     </w:p>
     <w:tbl>
@@ -3868,8 +4750,138 @@
         <w:t xml:space="preserve">, заполненный пример по истории — второй.</w:t>
       </w:r>
     </w:p>
-    <w:bookmarkEnd w:id="31"/>
-    <w:bookmarkStart w:id="50" w:name="instrumenty"/>
+    <w:p>
+      <w:pPr>
+        <w:pStyle w:val="BodyText"/>
+      </w:pPr>
+      <w:r>
+        <w:rPr>
+          <w:b/>
+          <w:bCs/>
+          <w:lang w:val="ru"/>
+        </w:rPr>
+        <w:t xml:space="preserve">Правила идеального промпта</w:t>
+      </w:r>
+      <w:r>
+        <w:rPr>
+          <w:lang w:val="ru"/>
+        </w:rPr>
+        <w:t xml:space="preserve"> </w:t>
+      </w:r>
+      <w:r>
+        <w:rPr>
+          <w:lang w:val="ru"/>
+        </w:rPr>
+        <w:t xml:space="preserve">— короткая памятка автора курса:</w:t>
+      </w:r>
+    </w:p>
+    <w:p>
+      <w:pPr>
+        <w:pStyle w:val="Compact"/>
+        <w:numPr>
+          <w:ilvl w:val="0"/>
+          <w:numId w:val="1006"/>
+        </w:numPr>
+      </w:pPr>
+      <w:r>
+        <w:rPr>
+          <w:lang w:val="ru"/>
+        </w:rPr>
+        <w:t xml:space="preserve">Давайте файлы со знаниями, чтобы модель вошла в контекст темы, и просите сначала их пересказать.</w:t>
+      </w:r>
+    </w:p>
+    <w:p>
+      <w:pPr>
+        <w:pStyle w:val="Compact"/>
+        <w:numPr>
+          <w:ilvl w:val="0"/>
+          <w:numId w:val="1006"/>
+        </w:numPr>
+      </w:pPr>
+      <w:r>
+        <w:rPr>
+          <w:lang w:val="ru"/>
+        </w:rPr>
+        <w:t xml:space="preserve">Всегда задавайте роль и описывайте аудиторию.</w:t>
+      </w:r>
+    </w:p>
+    <w:p>
+      <w:pPr>
+        <w:pStyle w:val="Compact"/>
+        <w:numPr>
+          <w:ilvl w:val="0"/>
+          <w:numId w:val="1006"/>
+        </w:numPr>
+      </w:pPr>
+      <w:r>
+        <w:rPr>
+          <w:lang w:val="ru"/>
+        </w:rPr>
+        <w:t xml:space="preserve">Формулируйте задачу однозначно — командой «Ты должен…».</w:t>
+      </w:r>
+    </w:p>
+    <w:p>
+      <w:pPr>
+        <w:pStyle w:val="Compact"/>
+        <w:numPr>
+          <w:ilvl w:val="0"/>
+          <w:numId w:val="1006"/>
+        </w:numPr>
+      </w:pPr>
+      <w:r>
+        <w:rPr>
+          <w:lang w:val="ru"/>
+        </w:rPr>
+        <w:t xml:space="preserve">Уточняйте формат вывода и стиль изложения — тон, которым говорит текст.</w:t>
+      </w:r>
+    </w:p>
+    <w:p>
+      <w:pPr>
+        <w:pStyle w:val="Compact"/>
+        <w:numPr>
+          <w:ilvl w:val="0"/>
+          <w:numId w:val="1006"/>
+        </w:numPr>
+      </w:pPr>
+      <w:r>
+        <w:rPr>
+          <w:lang w:val="ru"/>
+        </w:rPr>
+        <w:t xml:space="preserve">Ограничивайте шаблонные ответы.</w:t>
+      </w:r>
+    </w:p>
+    <w:p>
+      <w:pPr>
+        <w:pStyle w:val="Compact"/>
+        <w:numPr>
+          <w:ilvl w:val="0"/>
+          <w:numId w:val="1006"/>
+        </w:numPr>
+      </w:pPr>
+      <w:r>
+        <w:rPr>
+          <w:lang w:val="ru"/>
+        </w:rPr>
+        <w:t xml:space="preserve">Просите перепроверку, альтернативы и критику.</w:t>
+      </w:r>
+    </w:p>
+    <w:p>
+      <w:pPr>
+        <w:pStyle w:val="Compact"/>
+        <w:numPr>
+          <w:ilvl w:val="0"/>
+          <w:numId w:val="1006"/>
+        </w:numPr>
+      </w:pPr>
+      <w:r>
+        <w:rPr>
+          <w:lang w:val="ru"/>
+        </w:rPr>
+        <w:t xml:space="preserve">Добавляйте короткий пример хорошего результата — и плохого, чтобы модель видела, чего избегать.</w:t>
+      </w:r>
+    </w:p>
+    <w:bookmarkEnd w:id="35"/>
+    <w:bookmarkStart w:id="54" w:name="instrumenty"/>
     <w:p>
       <w:pPr>
         <w:pStyle w:val="Heading2"/>
@@ -4006,7 +5018,7 @@
             <w:pPr>
               <w:pStyle w:val="Compact"/>
             </w:pPr>
-            <w:hyperlink r:id="rId32">
+            <w:hyperlink r:id="rId36">
               <w:r>
                 <w:rPr>
                   <w:rStyle w:val="Hyperlink"/>
@@ -4047,7 +5059,7 @@
               </w:rPr>
               <w:t xml:space="preserve"> </w:t>
             </w:r>
-            <w:hyperlink r:id="rId33">
+            <w:hyperlink r:id="rId37">
               <w:r>
                 <w:rPr>
                   <w:rStyle w:val="Hyperlink"/>
@@ -4062,7 +5074,7 @@
               </w:rPr>
               <w:t xml:space="preserve">, нужен российский IP; PDF — до 20 МБ или первые 50 страниц (</w:t>
             </w:r>
-            <w:hyperlink r:id="rId34">
+            <w:hyperlink r:id="rId38">
               <w:r>
                 <w:rPr>
                   <w:rStyle w:val="Hyperlink"/>
@@ -4101,7 +5113,7 @@
             <w:pPr>
               <w:pStyle w:val="Compact"/>
             </w:pPr>
-            <w:hyperlink r:id="rId35">
+            <w:hyperlink r:id="rId39">
               <w:r>
                 <w:rPr>
                   <w:rStyle w:val="Hyperlink"/>
@@ -4130,7 +5142,7 @@
             <w:pPr>
               <w:pStyle w:val="Compact"/>
             </w:pPr>
-            <w:hyperlink r:id="rId36">
+            <w:hyperlink r:id="rId40">
               <w:r>
                 <w:rPr>
                   <w:rStyle w:val="Hyperlink"/>
@@ -4151,7 +5163,7 @@
               </w:rPr>
               <w:t xml:space="preserve"> </w:t>
             </w:r>
-            <w:hyperlink r:id="rId37">
+            <w:hyperlink r:id="rId41">
               <w:r>
                 <w:rPr>
                   <w:rStyle w:val="Hyperlink"/>
@@ -4192,7 +5204,7 @@
               </w:rPr>
               <w:t xml:space="preserve"> </w:t>
             </w:r>
-            <w:hyperlink r:id="rId38">
+            <w:hyperlink r:id="rId42">
               <w:r>
                 <w:rPr>
                   <w:rStyle w:val="Hyperlink"/>
@@ -4217,7 +5229,7 @@
             <w:pPr>
               <w:pStyle w:val="Compact"/>
             </w:pPr>
-            <w:hyperlink r:id="rId39">
+            <w:hyperlink r:id="rId43">
               <w:r>
                 <w:rPr>
                   <w:rStyle w:val="Hyperlink"/>
@@ -4246,7 +5258,7 @@
               </w:rPr>
               <w:t xml:space="preserve"> </w:t>
             </w:r>
-            <w:hyperlink r:id="rId40">
+            <w:hyperlink r:id="rId44">
               <w:r>
                 <w:rPr>
                   <w:rStyle w:val="Hyperlink"/>
@@ -4291,7 +5303,7 @@
             <w:pPr>
               <w:pStyle w:val="Compact"/>
             </w:pPr>
-            <w:hyperlink r:id="rId41">
+            <w:hyperlink r:id="rId45">
               <w:r>
                 <w:rPr>
                   <w:rStyle w:val="Hyperlink"/>
@@ -4320,7 +5332,7 @@
               </w:rPr>
               <w:t xml:space="preserve"> </w:t>
             </w:r>
-            <w:hyperlink r:id="rId42">
+            <w:hyperlink r:id="rId46">
               <w:r>
                 <w:rPr>
                   <w:rStyle w:val="Hyperlink"/>
@@ -4379,7 +5391,7 @@
             <w:pPr>
               <w:pStyle w:val="Compact"/>
             </w:pPr>
-            <w:hyperlink r:id="rId43">
+            <w:hyperlink r:id="rId47">
               <w:r>
                 <w:rPr>
                   <w:rStyle w:val="Hyperlink"/>
@@ -4438,7 +5450,7 @@
             <w:pPr>
               <w:pStyle w:val="Compact"/>
             </w:pPr>
-            <w:hyperlink r:id="rId44">
+            <w:hyperlink r:id="rId48">
               <w:r>
                 <w:rPr>
                   <w:rStyle w:val="Hyperlink"/>
@@ -4467,7 +5479,7 @@
               </w:rPr>
               <w:t xml:space="preserve"> </w:t>
             </w:r>
-            <w:hyperlink r:id="rId45">
+            <w:hyperlink r:id="rId49">
               <w:r>
                 <w:rPr>
                   <w:rStyle w:val="Hyperlink"/>
@@ -4554,7 +5566,7 @@
         </w:rPr>
         <w:t xml:space="preserve"> </w:t>
       </w:r>
-      <w:hyperlink r:id="rId46">
+      <w:hyperlink r:id="rId50">
         <w:r>
           <w:rPr>
             <w:rStyle w:val="Hyperlink"/>
@@ -4634,10 +5646,10 @@
         <w:pStyle w:val="Compact"/>
         <w:numPr>
           <w:ilvl w:val="0"/>
-          <w:numId w:val="1005"/>
+          <w:numId w:val="1007"/>
         </w:numPr>
       </w:pPr>
-      <w:hyperlink r:id="rId47">
+      <w:hyperlink r:id="rId51">
         <w:r>
           <w:rPr>
             <w:rStyle w:val="Hyperlink"/>
@@ -4694,7 +5706,43 @@
         <w:rPr>
           <w:lang w:val="ru"/>
         </w:rPr>
-        <w:t xml:space="preserve">умнее и медленнее.</w:t>
+        <w:t xml:space="preserve">умнее и медленнее. Быстрый старт: установите программу, найдите во встроенном каталоге</w:t>
+      </w:r>
+      <w:r>
+        <w:rPr>
+          <w:lang w:val="ru"/>
+        </w:rPr>
+        <w:t xml:space="preserve"> </w:t>
+      </w:r>
+      <w:r>
+        <w:rPr>
+          <w:lang w:val="ru"/>
+        </w:rPr>
+        <w:t xml:space="preserve">модель на 7–8 млрд параметров в формате GGUF, скачайте её, при загрузке задайте длину</w:t>
+      </w:r>
+      <w:r>
+        <w:rPr>
+          <w:lang w:val="ru"/>
+        </w:rPr>
+        <w:t xml:space="preserve"> </w:t>
+      </w:r>
+      <w:r>
+        <w:rPr>
+          <w:lang w:val="ru"/>
+        </w:rPr>
+        <w:t xml:space="preserve">контекста — например, 4000 токенов — и откройте чат. Модели на 14 млрд параметров</w:t>
+      </w:r>
+      <w:r>
+        <w:rPr>
+          <w:lang w:val="ru"/>
+        </w:rPr>
+        <w:t xml:space="preserve"> </w:t>
+      </w:r>
+      <w:r>
+        <w:rPr>
+          <w:lang w:val="ru"/>
+        </w:rPr>
+        <w:t xml:space="preserve">отвечают точнее, но им нужно больше видеопамяти, и работают они медленнее.</w:t>
       </w:r>
     </w:p>
     <w:p>
@@ -4702,10 +5750,10 @@
         <w:pStyle w:val="Compact"/>
         <w:numPr>
           <w:ilvl w:val="0"/>
-          <w:numId w:val="1005"/>
+          <w:numId w:val="1007"/>
         </w:numPr>
       </w:pPr>
-      <w:hyperlink r:id="rId48">
+      <w:hyperlink r:id="rId52">
         <w:r>
           <w:rPr>
             <w:rStyle w:val="Hyperlink"/>
@@ -4759,6 +5807,41 @@
       </w:pPr>
       <w:r>
         <w:rPr>
+          <w:lang w:val="ru"/>
+        </w:rPr>
+        <w:t xml:space="preserve">Кроме сервисов из таблицы есть и другие — Gemini, Claude, Grok, Llama, Mistral, Qwen.</w:t>
+      </w:r>
+      <w:r>
+        <w:rPr>
+          <w:lang w:val="ru"/>
+        </w:rPr>
+        <w:t xml:space="preserve"> </w:t>
+      </w:r>
+      <w:r>
+        <w:rPr>
+          <w:lang w:val="ru"/>
+        </w:rPr>
+        <w:t xml:space="preserve">Доступ из России и бесплатные тарифы у них разные; прежде чем строить на них работу,</w:t>
+      </w:r>
+      <w:r>
+        <w:rPr>
+          <w:lang w:val="ru"/>
+        </w:rPr>
+        <w:t xml:space="preserve"> </w:t>
+      </w:r>
+      <w:r>
+        <w:rPr>
+          <w:lang w:val="ru"/>
+        </w:rPr>
+        <w:t xml:space="preserve">загляните в справку.</w:t>
+      </w:r>
+    </w:p>
+    <w:p>
+      <w:pPr>
+        <w:pStyle w:val="BodyText"/>
+      </w:pPr>
+      <w:r>
+        <w:rPr>
           <w:b/>
           <w:bCs/>
           <w:lang w:val="ru"/>
@@ -4790,21 +5873,56 @@
         <w:t xml:space="preserve">и тот же промпт в двух-трёх сервисах и сравните — это и есть первая самостоятельная практика.</w:t>
       </w:r>
     </w:p>
-    <w:bookmarkStart w:id="49" w:name="проекты-и-пространства"/>
-    <w:p>
-      <w:pPr>
-        <w:pStyle w:val="Heading3"/>
-      </w:pPr>
-      <w:r>
-        <w:rPr>
-          <w:lang w:val="ru"/>
-        </w:rPr>
-        <w:t xml:space="preserve">Проекты и пространства</w:t>
-      </w:r>
-    </w:p>
-    <w:p>
-      <w:pPr>
-        <w:pStyle w:val="FirstParagraph"/>
+    <w:p>
+      <w:pPr>
+        <w:pStyle w:val="BodyText"/>
+      </w:pPr>
+      <w:r>
+        <w:rPr>
+          <w:lang w:val="ru"/>
+        </w:rPr>
+        <w:t xml:space="preserve">Опыт автора курса за 2025 год: ChatGPT — JavaScript для сайтов и графики, DeepSeek — код</w:t>
+      </w:r>
+      <w:r>
+        <w:rPr>
+          <w:lang w:val="ru"/>
+        </w:rPr>
+        <w:t xml:space="preserve"> </w:t>
+      </w:r>
+      <w:r>
+        <w:rPr>
+          <w:lang w:val="ru"/>
+        </w:rPr>
+        <w:t xml:space="preserve">на Python, GigaChat — презентации PowerPoint, Perplexity Labs — сложные проекты с доступом</w:t>
+      </w:r>
+      <w:r>
+        <w:rPr>
+          <w:lang w:val="ru"/>
+        </w:rPr>
+        <w:t xml:space="preserve"> </w:t>
+      </w:r>
+      <w:r>
+        <w:rPr>
+          <w:lang w:val="ru"/>
+        </w:rPr>
+        <w:t xml:space="preserve">к разным моделям. ChatGPT из России официально недоступен, а Perplexity Labs — платный</w:t>
+      </w:r>
+      <w:r>
+        <w:rPr>
+          <w:lang w:val="ru"/>
+        </w:rPr>
+        <w:t xml:space="preserve"> </w:t>
+      </w:r>
+      <w:r>
+        <w:rPr>
+          <w:lang w:val="ru"/>
+        </w:rPr>
+        <w:t xml:space="preserve">режим, поэтому в бесплатный набор курса они не входят.</w:t>
+      </w:r>
+    </w:p>
+    <w:p>
+      <w:pPr>
+        <w:pStyle w:val="BodyText"/>
       </w:pPr>
       <w:r>
         <w:rPr>
@@ -4812,92 +5930,7 @@
           <w:bCs/>
           <w:lang w:val="ru"/>
         </w:rPr>
-        <w:t xml:space="preserve">Проект</w:t>
-      </w:r>
-      <w:r>
-        <w:rPr>
-          <w:lang w:val="ru"/>
-        </w:rPr>
-        <w:t xml:space="preserve"> </w:t>
-      </w:r>
-      <w:r>
-        <w:rPr>
-          <w:lang w:val="ru"/>
-        </w:rPr>
-        <w:t xml:space="preserve">(в Perplexity до 2026 года — «пространство») — рабочая папка, где лежат ваши</w:t>
-      </w:r>
-      <w:r>
-        <w:rPr>
-          <w:lang w:val="ru"/>
-        </w:rPr>
-        <w:t xml:space="preserve"> </w:t>
-      </w:r>
-      <w:r>
-        <w:rPr>
-          <w:lang w:val="ru"/>
-        </w:rPr>
-        <w:t xml:space="preserve">файлы, постоянная инструкция и чаты по одной теме. Одна папка — один курс или одна научная</w:t>
-      </w:r>
-      <w:r>
-        <w:rPr>
-          <w:lang w:val="ru"/>
-        </w:rPr>
-        <w:t xml:space="preserve"> </w:t>
-      </w:r>
-      <w:r>
-        <w:rPr>
-          <w:lang w:val="ru"/>
-        </w:rPr>
-        <w:t xml:space="preserve">тема. В Perplexity проекты доступны только в платных тарифах; на бесплатном тарифе их</w:t>
-      </w:r>
-      <w:r>
-        <w:rPr>
-          <w:lang w:val="ru"/>
-        </w:rPr>
-        <w:t xml:space="preserve"> </w:t>
-      </w:r>
-      <w:r>
-        <w:rPr>
-          <w:lang w:val="ru"/>
-        </w:rPr>
-        <w:t xml:space="preserve">в любом сервисе заменяет простой приём: системный слой первым сообщением в новом чате плюс</w:t>
-      </w:r>
-      <w:r>
-        <w:rPr>
-          <w:lang w:val="ru"/>
-        </w:rPr>
-        <w:t xml:space="preserve"> </w:t>
-      </w:r>
-      <w:r>
-        <w:rPr>
-          <w:lang w:val="ru"/>
-        </w:rPr>
-        <w:t xml:space="preserve">приложенные файлы. Подробно — в лекции 3.</w:t>
-      </w:r>
-    </w:p>
-    <w:bookmarkEnd w:id="49"/>
-    <w:bookmarkEnd w:id="50"/>
-    <w:bookmarkStart w:id="51" w:name="proverka"/>
-    <w:p>
-      <w:pPr>
-        <w:pStyle w:val="Heading2"/>
-      </w:pPr>
-      <w:r>
-        <w:rPr>
-          <w:lang w:val="ru"/>
-        </w:rPr>
-        <w:t xml:space="preserve">8. Проверка ответов и источников</w:t>
-      </w:r>
-    </w:p>
-    <w:p>
-      <w:pPr>
-        <w:pStyle w:val="FirstParagraph"/>
-      </w:pPr>
-      <w:r>
-        <w:rPr>
-          <w:lang w:val="ru"/>
-        </w:rPr>
-        <w:t xml:space="preserve">Модель пишет уверенно всегда — уверенность ничего не говорит о точности. Порядок проверки:</w:t>
+        <w:t xml:space="preserve">Три правила, которые повторяются во всём курсе:</w:t>
       </w:r>
     </w:p>
     <w:p>
@@ -4905,14 +5938,14 @@
         <w:pStyle w:val="Compact"/>
         <w:numPr>
           <w:ilvl w:val="0"/>
-          <w:numId w:val="1006"/>
+          <w:numId w:val="1008"/>
         </w:numPr>
       </w:pPr>
       <w:r>
         <w:rPr>
           <w:lang w:val="ru"/>
         </w:rPr>
-        <w:t xml:space="preserve">Попросите источники с проверяемыми адресами: DOI, URL, ISBN.</w:t>
+        <w:t xml:space="preserve">Формат ответа зависит от промпта.</w:t>
       </w:r>
     </w:p>
     <w:p>
@@ -4920,26 +5953,26 @@
         <w:pStyle w:val="Compact"/>
         <w:numPr>
           <w:ilvl w:val="0"/>
-          <w:numId w:val="1006"/>
+          <w:numId w:val="1008"/>
         </w:numPr>
       </w:pPr>
       <w:r>
         <w:rPr>
           <w:lang w:val="ru"/>
         </w:rPr>
-        <w:t xml:space="preserve">Откройте каждый: существует ли, те ли авторы и год, говорит ли источник то, что ему</w:t>
-      </w:r>
-      <w:r>
-        <w:rPr>
-          <w:lang w:val="ru"/>
-        </w:rPr>
-        <w:t xml:space="preserve"> </w:t>
-      </w:r>
-      <w:r>
-        <w:rPr>
-          <w:lang w:val="ru"/>
-        </w:rPr>
-        <w:t xml:space="preserve">приписано.</w:t>
+        <w:t xml:space="preserve">Проверка нужна всегда: пошаговые рассуждения, вопрос «почему так, а не иначе», сверка</w:t>
+      </w:r>
+      <w:r>
+        <w:rPr>
+          <w:lang w:val="ru"/>
+        </w:rPr>
+        <w:t xml:space="preserve"> </w:t>
+      </w:r>
+      <w:r>
+        <w:rPr>
+          <w:lang w:val="ru"/>
+        </w:rPr>
+        <w:t xml:space="preserve">в другом сервисе (лекция 2, «Диалог-проверка»).</w:t>
       </w:r>
     </w:p>
     <w:p>
@@ -4947,14 +5980,124 @@
         <w:pStyle w:val="Compact"/>
         <w:numPr>
           <w:ilvl w:val="0"/>
-          <w:numId w:val="1006"/>
+          <w:numId w:val="1008"/>
         </w:numPr>
       </w:pPr>
       <w:r>
         <w:rPr>
           <w:lang w:val="ru"/>
         </w:rPr>
-        <w:t xml:space="preserve">Ключевые факты сверьте во втором сервисе или в учебнике.</w:t>
+        <w:t xml:space="preserve">Под задачу выбирают подходящую модель, а не одну «универсальную».</w:t>
+      </w:r>
+    </w:p>
+    <w:bookmarkStart w:id="53" w:name="проекты-и-пространства"/>
+    <w:p>
+      <w:pPr>
+        <w:pStyle w:val="Heading3"/>
+      </w:pPr>
+      <w:r>
+        <w:rPr>
+          <w:lang w:val="ru"/>
+        </w:rPr>
+        <w:t xml:space="preserve">Проекты и пространства</w:t>
+      </w:r>
+    </w:p>
+    <w:p>
+      <w:pPr>
+        <w:pStyle w:val="FirstParagraph"/>
+      </w:pPr>
+      <w:r>
+        <w:rPr>
+          <w:b/>
+          <w:bCs/>
+          <w:lang w:val="ru"/>
+        </w:rPr>
+        <w:t xml:space="preserve">Проект</w:t>
+      </w:r>
+      <w:r>
+        <w:rPr>
+          <w:lang w:val="ru"/>
+        </w:rPr>
+        <w:t xml:space="preserve"> </w:t>
+      </w:r>
+      <w:r>
+        <w:rPr>
+          <w:lang w:val="ru"/>
+        </w:rPr>
+        <w:t xml:space="preserve">(в Perplexity до 2026 года — «пространство») — рабочая папка, где лежат ваши</w:t>
+      </w:r>
+      <w:r>
+        <w:rPr>
+          <w:lang w:val="ru"/>
+        </w:rPr>
+        <w:t xml:space="preserve"> </w:t>
+      </w:r>
+      <w:r>
+        <w:rPr>
+          <w:lang w:val="ru"/>
+        </w:rPr>
+        <w:t xml:space="preserve">файлы, постоянная инструкция и чаты по одной теме. Одна папка — один курс или одна научная</w:t>
+      </w:r>
+      <w:r>
+        <w:rPr>
+          <w:lang w:val="ru"/>
+        </w:rPr>
+        <w:t xml:space="preserve"> </w:t>
+      </w:r>
+      <w:r>
+        <w:rPr>
+          <w:lang w:val="ru"/>
+        </w:rPr>
+        <w:t xml:space="preserve">тема. В Perplexity проекты доступны только в платных тарифах; на бесплатном тарифе их</w:t>
+      </w:r>
+      <w:r>
+        <w:rPr>
+          <w:lang w:val="ru"/>
+        </w:rPr>
+        <w:t xml:space="preserve"> </w:t>
+      </w:r>
+      <w:r>
+        <w:rPr>
+          <w:lang w:val="ru"/>
+        </w:rPr>
+        <w:t xml:space="preserve">в любом сервисе заменяет простой приём: системный слой первым сообщением в новом чате плюс</w:t>
+      </w:r>
+      <w:r>
+        <w:rPr>
+          <w:lang w:val="ru"/>
+        </w:rPr>
+        <w:t xml:space="preserve"> </w:t>
+      </w:r>
+      <w:r>
+        <w:rPr>
+          <w:lang w:val="ru"/>
+        </w:rPr>
+        <w:t xml:space="preserve">приложенные файлы. Подробно — в лекции 3.</w:t>
+      </w:r>
+    </w:p>
+    <w:bookmarkEnd w:id="53"/>
+    <w:bookmarkEnd w:id="54"/>
+    <w:bookmarkStart w:id="55" w:name="proverka"/>
+    <w:p>
+      <w:pPr>
+        <w:pStyle w:val="Heading2"/>
+      </w:pPr>
+      <w:r>
+        <w:rPr>
+          <w:lang w:val="ru"/>
+        </w:rPr>
+        <w:t xml:space="preserve">8. Проверка ответов и источников</w:t>
+      </w:r>
+    </w:p>
+    <w:p>
+      <w:pPr>
+        <w:pStyle w:val="FirstParagraph"/>
+      </w:pPr>
+      <w:r>
+        <w:rPr>
+          <w:lang w:val="ru"/>
+        </w:rPr>
+        <w:t xml:space="preserve">Модель пишет уверенно всегда — уверенность ничего не говорит о точности. Порядок проверки:</w:t>
       </w:r>
     </w:p>
     <w:p>
@@ -4962,13 +6105,70 @@
         <w:pStyle w:val="Compact"/>
         <w:numPr>
           <w:ilvl w:val="0"/>
-          <w:numId w:val="1006"/>
+          <w:numId w:val="1009"/>
         </w:numPr>
       </w:pPr>
       <w:r>
         <w:rPr>
           <w:lang w:val="ru"/>
         </w:rPr>
+        <w:t xml:space="preserve">Попросите источники с проверяемыми адресами: DOI, URL, ISBN.</w:t>
+      </w:r>
+    </w:p>
+    <w:p>
+      <w:pPr>
+        <w:pStyle w:val="Compact"/>
+        <w:numPr>
+          <w:ilvl w:val="0"/>
+          <w:numId w:val="1009"/>
+        </w:numPr>
+      </w:pPr>
+      <w:r>
+        <w:rPr>
+          <w:lang w:val="ru"/>
+        </w:rPr>
+        <w:t xml:space="preserve">Откройте каждый: существует ли, те ли авторы и год, говорит ли источник то, что ему</w:t>
+      </w:r>
+      <w:r>
+        <w:rPr>
+          <w:lang w:val="ru"/>
+        </w:rPr>
+        <w:t xml:space="preserve"> </w:t>
+      </w:r>
+      <w:r>
+        <w:rPr>
+          <w:lang w:val="ru"/>
+        </w:rPr>
+        <w:t xml:space="preserve">приписано.</w:t>
+      </w:r>
+    </w:p>
+    <w:p>
+      <w:pPr>
+        <w:pStyle w:val="Compact"/>
+        <w:numPr>
+          <w:ilvl w:val="0"/>
+          <w:numId w:val="1009"/>
+        </w:numPr>
+      </w:pPr>
+      <w:r>
+        <w:rPr>
+          <w:lang w:val="ru"/>
+        </w:rPr>
+        <w:t xml:space="preserve">Ключевые факты сверьте во втором сервисе или в учебнике.</w:t>
+      </w:r>
+    </w:p>
+    <w:p>
+      <w:pPr>
+        <w:pStyle w:val="Compact"/>
+        <w:numPr>
+          <w:ilvl w:val="0"/>
+          <w:numId w:val="1009"/>
+        </w:numPr>
+      </w:pPr>
+      <w:r>
+        <w:rPr>
+          <w:lang w:val="ru"/>
+        </w:rPr>
         <w:t xml:space="preserve">Попросите модель саму разметить свой ответ: что подтверждено источником, а что нет.</w:t>
       </w:r>
     </w:p>
@@ -4993,6 +6193,62 @@
           <w:lang w:val="ru"/>
         </w:rPr>
         <w:t xml:space="preserve">не нашли.</w:t>
+      </w:r>
+    </w:p>
+    <w:p>
+      <w:pPr>
+        <w:pStyle w:val="BodyText"/>
+      </w:pPr>
+      <w:r>
+        <w:rPr>
+          <w:lang w:val="ru"/>
+        </w:rPr>
+        <w:t xml:space="preserve">Источники к новому курсу можно искать и так: включите поиск и попросите программу по образцам</w:t>
+      </w:r>
+      <w:r>
+        <w:rPr>
+          <w:lang w:val="ru"/>
+        </w:rPr>
+        <w:t xml:space="preserve"> </w:t>
+      </w:r>
+      <w:r>
+        <w:rPr>
+          <w:lang w:val="ru"/>
+        </w:rPr>
+        <w:t xml:space="preserve">открытых онлайн-курсов со ссылками — промпт</w:t>
+      </w:r>
+      <w:r>
+        <w:rPr>
+          <w:lang w:val="ru"/>
+        </w:rPr>
+        <w:t xml:space="preserve"> </w:t>
+      </w:r>
+      <w:hyperlink w:anchor="p-l1-programma-po-obrazcam">
+        <w:r>
+          <w:rPr>
+            <w:rStyle w:val="Hyperlink"/>
+            <w:lang w:val="ru"/>
+          </w:rPr>
+          <w:t xml:space="preserve">«Программа курса по образцам онлайн-курсов»</w:t>
+        </w:r>
+      </w:hyperlink>
+      <w:r>
+        <w:rPr>
+          <w:lang w:val="ru"/>
+        </w:rPr>
+        <w:t xml:space="preserve">.</w:t>
+      </w:r>
+      <w:r>
+        <w:rPr>
+          <w:lang w:val="ru"/>
+        </w:rPr>
+        <w:t xml:space="preserve"> </w:t>
+      </w:r>
+      <w:r>
+        <w:rPr>
+          <w:lang w:val="ru"/>
+        </w:rPr>
+        <w:t xml:space="preserve">Каждую ссылку откройте: курс существует, и в нём есть то, что ему приписано.</w:t>
       </w:r>
     </w:p>
     <w:p>
@@ -5102,8 +6358,8 @@
         <w:t xml:space="preserve">.</w:t>
       </w:r>
     </w:p>
-    <w:bookmarkEnd w:id="51"/>
-    <w:bookmarkStart w:id="54" w:name="vajb-koding"/>
+    <w:bookmarkEnd w:id="55"/>
+    <w:bookmarkStart w:id="60" w:name="vajb-koding"/>
     <w:p>
       <w:pPr>
         <w:pStyle w:val="Heading2"/>
@@ -5149,15 +6405,42 @@
         <w:rPr>
           <w:lang w:val="ru"/>
         </w:rPr>
-        <w:t xml:space="preserve">тренажёр, небольшую программу. Так сделаны конструктор промптов курса,</w:t>
-      </w:r>
-      <w:r>
-        <w:rPr>
-          <w:lang w:val="ru"/>
-        </w:rPr>
-        <w:t xml:space="preserve"> </w:t>
-      </w:r>
-      <w:hyperlink r:id="rId52">
+        <w:t xml:space="preserve">тренажёр, небольшую программу. Так сделаны</w:t>
+      </w:r>
+      <w:r>
+        <w:rPr>
+          <w:lang w:val="ru"/>
+        </w:rPr>
+        <w:t xml:space="preserve"> </w:t>
+      </w:r>
+      <w:hyperlink r:id="rId56">
+        <w:r>
+          <w:rPr>
+            <w:rStyle w:val="Hyperlink"/>
+            <w:lang w:val="ru"/>
+          </w:rPr>
+          <w:t xml:space="preserve">конструктор промптов</w:t>
+        </w:r>
+      </w:hyperlink>
+      <w:r>
+        <w:rPr>
+          <w:lang w:val="ru"/>
+        </w:rPr>
+        <w:t xml:space="preserve"> </w:t>
+      </w:r>
+      <w:r>
+        <w:rPr>
+          <w:lang w:val="ru"/>
+        </w:rPr>
+        <w:t xml:space="preserve">курса,</w:t>
+      </w:r>
+      <w:r>
+        <w:rPr>
+          <w:lang w:val="ru"/>
+        </w:rPr>
+        <w:t xml:space="preserve"> </w:t>
+      </w:r>
+      <w:hyperlink r:id="rId57">
         <w:r>
           <w:rPr>
             <w:rStyle w:val="Hyperlink"/>
@@ -5176,19 +6459,58 @@
         <w:rPr>
           <w:lang w:val="ru"/>
         </w:rPr>
-        <w:t xml:space="preserve">из лекции 2 и примеры, которые вы увидите</w:t>
-      </w:r>
-      <w:r>
-        <w:rPr>
-          <w:lang w:val="ru"/>
-        </w:rPr>
-        <w:t xml:space="preserve"> </w:t>
-      </w:r>
-      <w:r>
-        <w:rPr>
-          <w:lang w:val="ru"/>
-        </w:rPr>
-        <w:t xml:space="preserve">на лекции 3.</w:t>
+        <w:t xml:space="preserve">из лекции 2</w:t>
+      </w:r>
+      <w:r>
+        <w:rPr>
+          <w:lang w:val="ru"/>
+        </w:rPr>
+        <w:t xml:space="preserve"> </w:t>
+      </w:r>
+      <w:r>
+        <w:rPr>
+          <w:lang w:val="ru"/>
+        </w:rPr>
+        <w:t xml:space="preserve">и</w:t>
+      </w:r>
+      <w:r>
+        <w:rPr>
+          <w:lang w:val="ru"/>
+        </w:rPr>
+        <w:t xml:space="preserve"> </w:t>
+      </w:r>
+      <w:hyperlink r:id="rId58">
+        <w:r>
+          <w:rPr>
+            <w:rStyle w:val="Hyperlink"/>
+            <w:lang w:val="ru"/>
+          </w:rPr>
+          <w:t xml:space="preserve">инженерный калькулятор</w:t>
+        </w:r>
+      </w:hyperlink>
+      <w:r>
+        <w:rPr>
+          <w:lang w:val="ru"/>
+        </w:rPr>
+        <w:t xml:space="preserve"> </w:t>
+      </w:r>
+      <w:r>
+        <w:rPr>
+          <w:lang w:val="ru"/>
+        </w:rPr>
+        <w:t xml:space="preserve">из бонусного урока 1 — там же рассказано,</w:t>
+      </w:r>
+      <w:r>
+        <w:rPr>
+          <w:lang w:val="ru"/>
+        </w:rPr>
+        <w:t xml:space="preserve"> </w:t>
+      </w:r>
+      <w:r>
+        <w:rPr>
+          <w:lang w:val="ru"/>
+        </w:rPr>
+        <w:t xml:space="preserve">как его испытывали.</w:t>
       </w:r>
     </w:p>
     <w:tbl>
@@ -5325,8 +6647,38 @@
           </w:p>
         </w:tc>
       </w:tr>
+      <w:tr>
+        <w:tc>
+          <w:tcPr/>
+          <w:p>
+            <w:pPr>
+              <w:pStyle w:val="Compact"/>
+            </w:pPr>
+            <w:r>
+              <w:rPr>
+                <w:lang w:val="ru"/>
+              </w:rPr>
+              <w:t xml:space="preserve">прототип продукта: проверить спрос, а потом переписать как следует</w:t>
+            </w:r>
+          </w:p>
+        </w:tc>
+        <w:tc>
+          <w:tcPr/>
+          <w:p>
+            <w:pPr>
+              <w:pStyle w:val="Compact"/>
+            </w:pPr>
+            <w:r>
+              <w:rPr>
+                <w:lang w:val="ru"/>
+              </w:rPr>
+              <w:t xml:space="preserve">рабочий код, который пойдёт в эксплуатацию без проверки: уязвимости опасны</w:t>
+            </w:r>
+          </w:p>
+        </w:tc>
+      </w:tr>
     </w:tbl>
-    <w:bookmarkStart w:id="53" w:name="X911a34e629bc769a0fd4a983a438b5d68058669"/>
+    <w:bookmarkStart w:id="59" w:name="X911a34e629bc769a0fd4a983a438b5d68058669"/>
     <w:p>
       <w:pPr>
         <w:pStyle w:val="Heading3"/>
@@ -5493,9 +6845,9 @@
         <w:t xml:space="preserve">бонусного урока про навыки.</w:t>
       </w:r>
     </w:p>
-    <w:bookmarkEnd w:id="53"/>
-    <w:bookmarkEnd w:id="54"/>
-    <w:bookmarkStart w:id="55" w:name="bezopasnost"/>
+    <w:bookmarkEnd w:id="59"/>
+    <w:bookmarkEnd w:id="60"/>
+    <w:bookmarkStart w:id="61" w:name="bezopasnost"/>
     <w:p>
       <w:pPr>
         <w:pStyle w:val="Heading2"/>
@@ -5512,7 +6864,7 @@
         <w:pStyle w:val="Compact"/>
         <w:numPr>
           <w:ilvl w:val="0"/>
-          <w:numId w:val="1007"/>
+          <w:numId w:val="1010"/>
         </w:numPr>
       </w:pPr>
       <w:r>
@@ -5553,7 +6905,7 @@
         <w:pStyle w:val="Compact"/>
         <w:numPr>
           <w:ilvl w:val="0"/>
-          <w:numId w:val="1007"/>
+          <w:numId w:val="1010"/>
         </w:numPr>
       </w:pPr>
       <w:r>
@@ -5582,7 +6934,7 @@
         <w:pStyle w:val="Compact"/>
         <w:numPr>
           <w:ilvl w:val="0"/>
-          <w:numId w:val="1007"/>
+          <w:numId w:val="1010"/>
         </w:numPr>
       </w:pPr>
       <w:r>
@@ -5611,7 +6963,7 @@
         <w:pStyle w:val="Compact"/>
         <w:numPr>
           <w:ilvl w:val="0"/>
-          <w:numId w:val="1007"/>
+          <w:numId w:val="1010"/>
         </w:numPr>
       </w:pPr>
       <w:r>
@@ -5647,8 +6999,8 @@
         <w:t xml:space="preserve">в лекции 3.</w:t>
       </w:r>
     </w:p>
-    <w:bookmarkEnd w:id="55"/>
-    <w:bookmarkStart w:id="57" w:name="promty"/>
+    <w:bookmarkEnd w:id="61"/>
+    <w:bookmarkStart w:id="63" w:name="promty"/>
     <w:p>
       <w:pPr>
         <w:pStyle w:val="Heading2"/>
@@ -6452,19 +7804,19 @@
           <w:bCs/>
           <w:lang w:val="ru"/>
         </w:rPr>
-        <w:t xml:space="preserve">Промпт: Попросить модель проверить свой ответ.</w:t>
-      </w:r>
-      <w:r>
-        <w:rPr>
-          <w:lang w:val="ru"/>
-        </w:rPr>
-        <w:t xml:space="preserve"> </w:t>
-      </w:r>
-      <w:r>
-        <w:rPr>
-          <w:lang w:val="ru"/>
-        </w:rPr>
-        <w:t xml:space="preserve">Когда: ответ нужен для занятия, и в нём есть факты.</w:t>
+        <w:t xml:space="preserve">Промпт: Программа курса по образцам онлайн-курсов.</w:t>
+      </w:r>
+      <w:r>
+        <w:rPr>
+          <w:lang w:val="ru"/>
+        </w:rPr>
+        <w:t xml:space="preserve"> </w:t>
+      </w:r>
+      <w:r>
+        <w:rPr>
+          <w:lang w:val="ru"/>
+        </w:rPr>
+        <w:t xml:space="preserve">Когда: проектируете курс и хотите увидеть, как похожие курсы устроены у других; включите поиск.</w:t>
       </w:r>
     </w:p>
     <w:p>
@@ -6476,27 +7828,47 @@
           <w:rStyle w:val="VerbatimChar"/>
           <w:lang w:val="ru"/>
         </w:rPr>
-        <w:t xml:space="preserve">Разбери свой предыдущий ответ по утверждениям.</w:t>
-      </w:r>
-      <w:r>
-        <w:br/>
-      </w:r>
-      <w:r>
-        <w:rPr>
-          <w:rStyle w:val="VerbatimChar"/>
-          <w:lang w:val="ru"/>
-        </w:rPr>
-        <w:t xml:space="preserve">Для каждого утверждения укажи: подтверждено ли оно источником (каким), или это твоё обобщение, или ты не уверен.</w:t>
-      </w:r>
-      <w:r>
-        <w:br/>
-      </w:r>
-      <w:r>
-        <w:rPr>
-          <w:rStyle w:val="VerbatimChar"/>
-          <w:lang w:val="ru"/>
-        </w:rPr>
-        <w:t xml:space="preserve">Отдельно перечисли даты, имена, числа и формулы, которые мне стоит проверить самому, и подскажи, где их проверить.</w:t>
+        <w:t xml:space="preserve">Составь программу учебного курса «[ТЕМА]» для [АУДИТОРИЯ] по образцам открытых онлайн-курсов российских вузов и платформ — например, «Открытое образование», Stepik, «Лекториум».</w:t>
+      </w:r>
+      <w:r>
+        <w:br/>
+      </w:r>
+      <w:r>
+        <w:rPr>
+          <w:rStyle w:val="VerbatimChar"/>
+          <w:lang w:val="ru"/>
+        </w:rPr>
+        <w:t xml:space="preserve">1. Найди поиском 3–5 похожих курсов. Для каждого: название, вуз или платформа, ссылка (URL), чему учит, чем полезен как образец.</w:t>
+      </w:r>
+      <w:r>
+        <w:br/>
+      </w:r>
+      <w:r>
+        <w:rPr>
+          <w:rStyle w:val="VerbatimChar"/>
+          <w:lang w:val="ru"/>
+        </w:rPr>
+        <w:t xml:space="preserve">2. Составь программу: темы по неделям, результаты обучения, практика и задания.</w:t>
+      </w:r>
+      <w:r>
+        <w:br/>
+      </w:r>
+      <w:r>
+        <w:rPr>
+          <w:rStyle w:val="VerbatimChar"/>
+          <w:lang w:val="ru"/>
+        </w:rPr>
+        <w:t xml:space="preserve">3. У каждой темы отметь, из какого курса-образца взята идея.</w:t>
+      </w:r>
+      <w:r>
+        <w:br/>
+      </w:r>
+      <w:r>
+        <w:rPr>
+          <w:rStyle w:val="VerbatimChar"/>
+          <w:lang w:val="ru"/>
+        </w:rPr>
+        <w:t xml:space="preserve">Ссылки — только те, что ты нашёл поиском; если не уверен, что курс существует, так и скажи, не придумывай.</w:t>
       </w:r>
     </w:p>
     <w:p>
@@ -6509,6 +7881,63 @@
           <w:bCs/>
           <w:lang w:val="ru"/>
         </w:rPr>
+        <w:t xml:space="preserve">Промпт: Попросить модель проверить свой ответ.</w:t>
+      </w:r>
+      <w:r>
+        <w:rPr>
+          <w:lang w:val="ru"/>
+        </w:rPr>
+        <w:t xml:space="preserve"> </w:t>
+      </w:r>
+      <w:r>
+        <w:rPr>
+          <w:lang w:val="ru"/>
+        </w:rPr>
+        <w:t xml:space="preserve">Когда: ответ нужен для занятия, и в нём есть факты.</w:t>
+      </w:r>
+    </w:p>
+    <w:p>
+      <w:pPr>
+        <w:pStyle w:val="SourceCode"/>
+      </w:pPr>
+      <w:r>
+        <w:rPr>
+          <w:rStyle w:val="VerbatimChar"/>
+          <w:lang w:val="ru"/>
+        </w:rPr>
+        <w:t xml:space="preserve">Разбери свой предыдущий ответ по утверждениям.</w:t>
+      </w:r>
+      <w:r>
+        <w:br/>
+      </w:r>
+      <w:r>
+        <w:rPr>
+          <w:rStyle w:val="VerbatimChar"/>
+          <w:lang w:val="ru"/>
+        </w:rPr>
+        <w:t xml:space="preserve">Для каждого утверждения укажи: подтверждено ли оно источником (каким), или это твоё обобщение, или ты не уверен.</w:t>
+      </w:r>
+      <w:r>
+        <w:br/>
+      </w:r>
+      <w:r>
+        <w:rPr>
+          <w:rStyle w:val="VerbatimChar"/>
+          <w:lang w:val="ru"/>
+        </w:rPr>
+        <w:t xml:space="preserve">Отдельно перечисли даты, имена, числа и формулы, которые мне стоит проверить самому, и подскажи, где их проверить.</w:t>
+      </w:r>
+    </w:p>
+    <w:p>
+      <w:pPr>
+        <w:pStyle w:val="FirstParagraph"/>
+      </w:pPr>
+      <w:r>
+        <w:rPr>
+          <w:b/>
+          <w:bCs/>
+          <w:lang w:val="ru"/>
+        </w:rPr>
         <w:t xml:space="preserve">Промпт: Фактчекер: проверить утверждение.</w:t>
       </w:r>
       <w:r>
@@ -6529,7 +7958,7 @@
         </w:rPr>
         <w:t xml:space="preserve"> </w:t>
       </w:r>
-      <w:hyperlink r:id="rId56">
+      <w:hyperlink r:id="rId62">
         <w:r>
           <w:rPr>
             <w:rStyle w:val="Hyperlink"/>
@@ -6805,8 +8234,8 @@
         <w:t xml:space="preserve">Проверка: перед каждым ответом сверь его с правилами выше. Если не уверен — так и скажи, не угадывай.</w:t>
       </w:r>
     </w:p>
-    <w:bookmarkEnd w:id="57"/>
-    <w:bookmarkStart w:id="60" w:name="samostoyatelno"/>
+    <w:bookmarkEnd w:id="63"/>
+    <w:bookmarkStart w:id="66" w:name="samostoyatelno"/>
     <w:p>
       <w:pPr>
         <w:pStyle w:val="Heading2"/>
@@ -6860,7 +8289,7 @@
         </w:rPr>
         <w:t xml:space="preserve"> </w:t>
       </w:r>
-      <w:hyperlink r:id="rId58">
+      <w:hyperlink r:id="rId64">
         <w:r>
           <w:rPr>
             <w:rStyle w:val="Hyperlink"/>
@@ -6887,7 +8316,7 @@
         </w:rPr>
         <w:t xml:space="preserve"> </w:t>
       </w:r>
-      <w:hyperlink r:id="rId59">
+      <w:hyperlink r:id="rId65">
         <w:r>
           <w:rPr>
             <w:rStyle w:val="Hyperlink"/>
@@ -6908,7 +8337,7 @@
         <w:pStyle w:val="Compact"/>
         <w:numPr>
           <w:ilvl w:val="0"/>
-          <w:numId w:val="1008"/>
+          <w:numId w:val="1011"/>
         </w:numPr>
       </w:pPr>
       <w:r>
@@ -6937,7 +8366,7 @@
         <w:pStyle w:val="Compact"/>
         <w:numPr>
           <w:ilvl w:val="0"/>
-          <w:numId w:val="1008"/>
+          <w:numId w:val="1011"/>
         </w:numPr>
       </w:pPr>
       <w:r>
@@ -6990,7 +8419,7 @@
         <w:pStyle w:val="Compact"/>
         <w:numPr>
           <w:ilvl w:val="0"/>
-          <w:numId w:val="1008"/>
+          <w:numId w:val="1011"/>
         </w:numPr>
       </w:pPr>
       <w:r>
@@ -7031,7 +8460,7 @@
         <w:pStyle w:val="Compact"/>
         <w:numPr>
           <w:ilvl w:val="0"/>
-          <w:numId w:val="1008"/>
+          <w:numId w:val="1011"/>
         </w:numPr>
       </w:pPr>
       <w:r>
@@ -7084,7 +8513,7 @@
         <w:pStyle w:val="Compact"/>
         <w:numPr>
           <w:ilvl w:val="0"/>
-          <w:numId w:val="1008"/>
+          <w:numId w:val="1011"/>
         </w:numPr>
       </w:pPr>
       <w:r>
@@ -7173,7 +8602,7 @@
         <w:pStyle w:val="Compact"/>
         <w:numPr>
           <w:ilvl w:val="0"/>
-          <w:numId w:val="1008"/>
+          <w:numId w:val="1011"/>
         </w:numPr>
       </w:pPr>
       <w:r>
@@ -7243,7 +8672,31 @@
         <w:rPr>
           <w:lang w:val="ru"/>
         </w:rPr>
-        <w:t xml:space="preserve">три фактчека и выводы — они пригодятся на следующих лекциях.</w:t>
+        <w:t xml:space="preserve">три фактчека и выводы — они пригодятся на следующих лекциях. Удачные промпты складывайте</w:t>
+      </w:r>
+      <w:r>
+        <w:rPr>
+          <w:lang w:val="ru"/>
+        </w:rPr>
+        <w:t xml:space="preserve"> </w:t>
+      </w:r>
+      <w:r>
+        <w:rPr>
+          <w:lang w:val="ru"/>
+        </w:rPr>
+        <w:t xml:space="preserve">в «копилку» — отдельный файл: со временем в нём соберутся шаблоны для разных задач,</w:t>
+      </w:r>
+      <w:r>
+        <w:rPr>
+          <w:lang w:val="ru"/>
+        </w:rPr>
+        <w:t xml:space="preserve"> </w:t>
+      </w:r>
+      <w:r>
+        <w:rPr>
+          <w:lang w:val="ru"/>
+        </w:rPr>
+        <w:t xml:space="preserve">и придумывать заново не придётся.</w:t>
       </w:r>
     </w:p>
     <w:p>
@@ -7332,8 +8785,8 @@
         <w:t xml:space="preserve">в фактчеке открыта каждая ссылка, а вердикт вы подтвердили или оспорили по источникам.</w:t>
       </w:r>
     </w:p>
-    <w:bookmarkEnd w:id="60"/>
-    <w:bookmarkStart w:id="61" w:name="proverte-sebya"/>
+    <w:bookmarkEnd w:id="66"/>
+    <w:bookmarkStart w:id="67" w:name="proverte-sebya"/>
     <w:p>
       <w:pPr>
         <w:pStyle w:val="Heading2"/>
@@ -7561,8 +9014,80 @@
         <w:t xml:space="preserve">на источник, а не на «память» модели, и его можно проверить.</w:t>
       </w:r>
     </w:p>
-    <w:bookmarkEnd w:id="61"/>
-    <w:bookmarkStart w:id="62" w:name="samodiagnostika"/>
+    <w:p>
+      <w:pPr>
+        <w:pStyle w:val="BodyText"/>
+      </w:pPr>
+      <w:r>
+        <w:rPr>
+          <w:b/>
+          <w:bCs/>
+          <w:lang w:val="ru"/>
+        </w:rPr>
+        <w:t xml:space="preserve">Что такое правило «1 → 3»?</w:t>
+      </w:r>
+    </w:p>
+    <w:p>
+      <w:pPr>
+        <w:pStyle w:val="BodyText"/>
+      </w:pPr>
+      <w:r>
+        <w:rPr>
+          <w:lang w:val="ru"/>
+        </w:rPr>
+        <w:t xml:space="preserve">Каждый ответ нейросети должен порождать три новых вопроса. Ответ не закрывает тему,</w:t>
+      </w:r>
+      <w:r>
+        <w:rPr>
+          <w:lang w:val="ru"/>
+        </w:rPr>
+        <w:t xml:space="preserve"> </w:t>
+      </w:r>
+      <w:r>
+        <w:rPr>
+          <w:lang w:val="ru"/>
+        </w:rPr>
+        <w:t xml:space="preserve">а открывает новые направления — круг знаний растёт.</w:t>
+      </w:r>
+    </w:p>
+    <w:p>
+      <w:pPr>
+        <w:pStyle w:val="BodyText"/>
+      </w:pPr>
+      <w:r>
+        <w:rPr>
+          <w:b/>
+          <w:bCs/>
+          <w:lang w:val="ru"/>
+        </w:rPr>
+        <w:t xml:space="preserve">Что такое контекстное обучение?</w:t>
+      </w:r>
+    </w:p>
+    <w:p>
+      <w:pPr>
+        <w:pStyle w:val="BodyText"/>
+      </w:pPr>
+      <w:r>
+        <w:rPr>
+          <w:lang w:val="ru"/>
+        </w:rPr>
+        <w:t xml:space="preserve">Модель опирается на данные, которые вы дали вместе с вопросом, — текст, файл, таблицу —</w:t>
+      </w:r>
+      <w:r>
+        <w:rPr>
+          <w:lang w:val="ru"/>
+        </w:rPr>
+        <w:t xml:space="preserve"> </w:t>
+      </w:r>
+      <w:r>
+        <w:rPr>
+          <w:lang w:val="ru"/>
+        </w:rPr>
+        <w:t xml:space="preserve">прямо в разговоре, без переобучения. Всё это занимает место в контекстном окне.</w:t>
+      </w:r>
+    </w:p>
+    <w:bookmarkEnd w:id="67"/>
+    <w:bookmarkStart w:id="68" w:name="samodiagnostika"/>
     <w:p>
       <w:pPr>
         <w:pStyle w:val="Heading2"/>
@@ -7594,43 +9119,445 @@
         <w:rPr>
           <w:lang w:val="ru"/>
         </w:rPr>
-        <w:t xml:space="preserve">короткую самодиагностику по четырём ролям. Основа — модель PAEI Ицхака Адизеса: в ней</w:t>
-      </w:r>
-      <w:r>
-        <w:rPr>
-          <w:lang w:val="ru"/>
-        </w:rPr>
-        <w:t xml:space="preserve"> </w:t>
-      </w:r>
-      <w:r>
-        <w:rPr>
-          <w:lang w:val="ru"/>
-        </w:rPr>
-        <w:t xml:space="preserve">руководитель совмещает роли производителя результата, администратора, предпринимателя</w:t>
-      </w:r>
-      <w:r>
-        <w:rPr>
-          <w:lang w:val="ru"/>
-        </w:rPr>
-        <w:t xml:space="preserve"> </w:t>
-      </w:r>
-      <w:r>
-        <w:rPr>
-          <w:lang w:val="ru"/>
-        </w:rPr>
-        <w:t xml:space="preserve">и интегратора. Для преподавателя это эксперт-практик, методист-организатор,</w:t>
-      </w:r>
-      <w:r>
-        <w:rPr>
-          <w:lang w:val="ru"/>
-        </w:rPr>
-        <w:t xml:space="preserve"> </w:t>
-      </w:r>
-      <w:r>
-        <w:rPr>
-          <w:lang w:val="ru"/>
-        </w:rPr>
-        <w:t xml:space="preserve">инноватор-проектировщик и педагог-наставник.</w:t>
+        <w:t xml:space="preserve">короткую самодиагностику по четырём ролям. Основа — модель PAEI Ицхака Адизеса:</w:t>
+      </w:r>
+      <w:r>
+        <w:rPr>
+          <w:lang w:val="ru"/>
+        </w:rPr>
+        <w:t xml:space="preserve"> </w:t>
+      </w:r>
+      <w:r>
+        <w:rPr>
+          <w:lang w:val="ru"/>
+        </w:rPr>
+        <w:t xml:space="preserve">управлению нужны четыре роли — производитель результата, администратор, предприниматель</w:t>
+      </w:r>
+      <w:r>
+        <w:rPr>
+          <w:lang w:val="ru"/>
+        </w:rPr>
+        <w:t xml:space="preserve"> </w:t>
+      </w:r>
+      <w:r>
+        <w:rPr>
+          <w:lang w:val="ru"/>
+        </w:rPr>
+        <w:t xml:space="preserve">и интегратор, но одному человеку все четыре не закрыть, поэтому их распределяют в команде.</w:t>
+      </w:r>
+      <w:r>
+        <w:rPr>
+          <w:lang w:val="ru"/>
+        </w:rPr>
+        <w:t xml:space="preserve"> </w:t>
+      </w:r>
+      <w:r>
+        <w:rPr>
+          <w:lang w:val="ru"/>
+        </w:rPr>
+        <w:t xml:space="preserve">Книга Адизеса так и называется: «Идеальный руководитель: почему им нельзя стать и что</w:t>
+      </w:r>
+      <w:r>
+        <w:rPr>
+          <w:lang w:val="ru"/>
+        </w:rPr>
+        <w:t xml:space="preserve"> </w:t>
+      </w:r>
+      <w:r>
+        <w:rPr>
+          <w:lang w:val="ru"/>
+        </w:rPr>
+        <w:t xml:space="preserve">с этим делать». Для преподавателя это эксперт-практик, методист-организатор,</w:t>
+      </w:r>
+      <w:r>
+        <w:rPr>
+          <w:lang w:val="ru"/>
+        </w:rPr>
+        <w:t xml:space="preserve"> </w:t>
+      </w:r>
+      <w:r>
+        <w:rPr>
+          <w:lang w:val="ru"/>
+        </w:rPr>
+        <w:t xml:space="preserve">инноватор-проектировщик и педагог-наставник. Раньше недостающие роли закрывали ассистенты,</w:t>
+      </w:r>
+      <w:r>
+        <w:rPr>
+          <w:lang w:val="ru"/>
+        </w:rPr>
+        <w:t xml:space="preserve"> </w:t>
+      </w:r>
+      <w:r>
+        <w:rPr>
+          <w:lang w:val="ru"/>
+        </w:rPr>
+        <w:t xml:space="preserve">методисты и кураторы; сегодня часть работы слабых ролей можно поручить нейросетям.</w:t>
+      </w:r>
+    </w:p>
+    <w:tbl>
+      <w:tblPr>
+        <w:tblStyle w:val="Table"/>
+        <w:tblW w:type="pct" w:w="5000"/>
+        <w:tblLayout w:type="fixed"/>
+        <w:tblLook w:firstRow="1" w:lastRow="0" w:firstColumn="0" w:lastColumn="0" w:noHBand="0" w:noVBand="0" w:val="0020"/>
+      </w:tblPr>
+      <w:tblGrid>
+        <w:gridCol w:w="1980"/>
+        <w:gridCol w:w="1980"/>
+        <w:gridCol w:w="1980"/>
+        <w:gridCol w:w="1980"/>
+      </w:tblGrid>
+      <w:tr>
+        <w:trPr>
+          <w:tblHeader w:val="on"/>
+        </w:trPr>
+        <w:tc>
+          <w:tcPr/>
+          <w:p>
+            <w:pPr>
+              <w:pStyle w:val="Compact"/>
+            </w:pPr>
+            <w:r>
+              <w:rPr>
+                <w:lang w:val="ru"/>
+              </w:rPr>
+              <w:t xml:space="preserve">Профиль</w:t>
+            </w:r>
+          </w:p>
+        </w:tc>
+        <w:tc>
+          <w:tcPr/>
+          <w:p>
+            <w:pPr>
+              <w:pStyle w:val="Compact"/>
+            </w:pPr>
+            <w:r>
+              <w:rPr>
+                <w:lang w:val="ru"/>
+              </w:rPr>
+              <w:t xml:space="preserve">Сильные роли</w:t>
+            </w:r>
+          </w:p>
+        </w:tc>
+        <w:tc>
+          <w:tcPr/>
+          <w:p>
+            <w:pPr>
+              <w:pStyle w:val="Compact"/>
+            </w:pPr>
+            <w:r>
+              <w:rPr>
+                <w:lang w:val="ru"/>
+              </w:rPr>
+              <w:t xml:space="preserve">Чего не хватает</w:t>
+            </w:r>
+          </w:p>
+        </w:tc>
+        <w:tc>
+          <w:tcPr/>
+          <w:p>
+            <w:pPr>
+              <w:pStyle w:val="Compact"/>
+            </w:pPr>
+            <w:r>
+              <w:rPr>
+                <w:lang w:val="ru"/>
+              </w:rPr>
+              <w:t xml:space="preserve">Что может взять ИИ</w:t>
+            </w:r>
+          </w:p>
+        </w:tc>
+      </w:tr>
+      <w:tr>
+        <w:tc>
+          <w:tcPr/>
+          <w:p>
+            <w:pPr>
+              <w:pStyle w:val="Compact"/>
+            </w:pPr>
+            <w:r>
+              <w:rPr>
+                <w:lang w:val="ru"/>
+              </w:rPr>
+              <w:t xml:space="preserve">«Вдохновляющий наставник»</w:t>
+            </w:r>
+          </w:p>
+        </w:tc>
+        <w:tc>
+          <w:tcPr/>
+          <w:p>
+            <w:pPr>
+              <w:pStyle w:val="Compact"/>
+            </w:pPr>
+            <w:r>
+              <w:rPr>
+                <w:lang w:val="ru"/>
+              </w:rPr>
+              <w:t xml:space="preserve">инноватор и наставник (E + I): увлекает и мотивирует, но страдает от бюрократии</w:t>
+            </w:r>
+          </w:p>
+        </w:tc>
+        <w:tc>
+          <w:tcPr/>
+          <w:p>
+            <w:pPr>
+              <w:pStyle w:val="Compact"/>
+            </w:pPr>
+            <w:r>
+              <w:rPr>
+                <w:lang w:val="ru"/>
+              </w:rPr>
+              <w:t xml:space="preserve">методист, эксперт (A, P)</w:t>
+            </w:r>
+          </w:p>
+        </w:tc>
+        <w:tc>
+          <w:tcPr/>
+          <w:p>
+            <w:pPr>
+              <w:pStyle w:val="Compact"/>
+            </w:pPr>
+            <w:r>
+              <w:rPr>
+                <w:lang w:val="ru"/>
+              </w:rPr>
+              <w:t xml:space="preserve">конспекты, рабочие программы, тесты с ключами, точные факты через поисковых агентов</w:t>
+            </w:r>
+          </w:p>
+        </w:tc>
+      </w:tr>
+      <w:tr>
+        <w:tc>
+          <w:tcPr/>
+          <w:p>
+            <w:pPr>
+              <w:pStyle w:val="Compact"/>
+            </w:pPr>
+            <w:r>
+              <w:rPr>
+                <w:lang w:val="ru"/>
+              </w:rPr>
+              <w:t xml:space="preserve">«Строгий академик»</w:t>
+            </w:r>
+          </w:p>
+        </w:tc>
+        <w:tc>
+          <w:tcPr/>
+          <w:p>
+            <w:pPr>
+              <w:pStyle w:val="Compact"/>
+            </w:pPr>
+            <w:r>
+              <w:rPr>
+                <w:lang w:val="ru"/>
+              </w:rPr>
+              <w:t xml:space="preserve">эксперт и методист (P + A): системные знания, но курс кажется сухим и устаревшим</w:t>
+            </w:r>
+          </w:p>
+        </w:tc>
+        <w:tc>
+          <w:tcPr/>
+          <w:p>
+            <w:pPr>
+              <w:pStyle w:val="Compact"/>
+            </w:pPr>
+            <w:r>
+              <w:rPr>
+                <w:lang w:val="ru"/>
+              </w:rPr>
+              <w:t xml:space="preserve">инноватор, наставник (E, I)</w:t>
+            </w:r>
+          </w:p>
+        </w:tc>
+        <w:tc>
+          <w:tcPr/>
+          <w:p>
+            <w:pPr>
+              <w:pStyle w:val="Compact"/>
+            </w:pPr>
+            <w:r>
+              <w:rPr>
+                <w:lang w:val="ru"/>
+              </w:rPr>
+              <w:t xml:space="preserve">игровые форматы, кейсы на стыке дисциплин, мягкая конструктивная обратная связь</w:t>
+            </w:r>
+          </w:p>
+        </w:tc>
+      </w:tr>
+      <w:tr>
+        <w:tc>
+          <w:tcPr/>
+          <w:p>
+            <w:pPr>
+              <w:pStyle w:val="Compact"/>
+            </w:pPr>
+            <w:r>
+              <w:rPr>
+                <w:lang w:val="ru"/>
+              </w:rPr>
+              <w:t xml:space="preserve">«Увлечённый исследователь»</w:t>
+            </w:r>
+          </w:p>
+        </w:tc>
+        <w:tc>
+          <w:tcPr/>
+          <w:p>
+            <w:pPr>
+              <w:pStyle w:val="Compact"/>
+            </w:pPr>
+            <w:r>
+              <w:rPr>
+                <w:lang w:val="ru"/>
+              </w:rPr>
+              <w:t xml:space="preserve">эксперт и инноватор (P + E): приносит новое, но хаотичен и теряет отстающих</w:t>
+            </w:r>
+          </w:p>
+        </w:tc>
+        <w:tc>
+          <w:tcPr/>
+          <w:p>
+            <w:pPr>
+              <w:pStyle w:val="Compact"/>
+            </w:pPr>
+            <w:r>
+              <w:rPr>
+                <w:lang w:val="ru"/>
+              </w:rPr>
+              <w:t xml:space="preserve">методист, наставник (A, I)</w:t>
+            </w:r>
+          </w:p>
+        </w:tc>
+        <w:tc>
+          <w:tcPr/>
+          <w:p>
+            <w:pPr>
+              <w:pStyle w:val="Compact"/>
+            </w:pPr>
+            <w:r>
+              <w:rPr>
+                <w:lang w:val="ru"/>
+              </w:rPr>
+              <w:t xml:space="preserve">чёткие критерии оценки проектов, пошаговые инструкции для слабых студентов</w:t>
+            </w:r>
+          </w:p>
+        </w:tc>
+      </w:tr>
+      <w:tr>
+        <w:tc>
+          <w:tcPr/>
+          <w:p>
+            <w:pPr>
+              <w:pStyle w:val="Compact"/>
+            </w:pPr>
+            <w:r>
+              <w:rPr>
+                <w:lang w:val="ru"/>
+              </w:rPr>
+              <w:t xml:space="preserve">«Заботливый куратор»</w:t>
+            </w:r>
+          </w:p>
+        </w:tc>
+        <w:tc>
+          <w:tcPr/>
+          <w:p>
+            <w:pPr>
+              <w:pStyle w:val="Compact"/>
+            </w:pPr>
+            <w:r>
+              <w:rPr>
+                <w:lang w:val="ru"/>
+              </w:rPr>
+              <w:t xml:space="preserve">методист и наставник (A + I): порядок и комфорт, но отстаёт от новых знаний</w:t>
+            </w:r>
+          </w:p>
+        </w:tc>
+        <w:tc>
+          <w:tcPr/>
+          <w:p>
+            <w:pPr>
+              <w:pStyle w:val="Compact"/>
+            </w:pPr>
+            <w:r>
+              <w:rPr>
+                <w:lang w:val="ru"/>
+              </w:rPr>
+              <w:t xml:space="preserve">эксперт, инноватор (P, E)</w:t>
+            </w:r>
+          </w:p>
+        </w:tc>
+        <w:tc>
+          <w:tcPr/>
+          <w:p>
+            <w:pPr>
+              <w:pStyle w:val="Compact"/>
+            </w:pPr>
+            <w:r>
+              <w:rPr>
+                <w:lang w:val="ru"/>
+              </w:rPr>
+              <w:t xml:space="preserve">свежие статьи, данные, код и идеи обновления курса</w:t>
+            </w:r>
+          </w:p>
+        </w:tc>
+      </w:tr>
+    </w:tbl>
+    <w:p>
+      <w:pPr>
+        <w:pStyle w:val="BodyText"/>
+      </w:pPr>
+      <w:r>
+        <w:rPr>
+          <w:lang w:val="ru"/>
+        </w:rPr>
+        <w:t xml:space="preserve">Студентам это даёт ровный курс, не зависящий от слабых сторон преподавателя: даже у сильного</w:t>
+      </w:r>
+      <w:r>
+        <w:rPr>
+          <w:lang w:val="ru"/>
+        </w:rPr>
+        <w:t xml:space="preserve"> </w:t>
+      </w:r>
+      <w:r>
+        <w:rPr>
+          <w:lang w:val="ru"/>
+        </w:rPr>
+        <w:t xml:space="preserve">практика со слабой методикой будут понятные критерии и логичная структура. Кафедре —</w:t>
+      </w:r>
+      <w:r>
+        <w:rPr>
+          <w:lang w:val="ru"/>
+        </w:rPr>
+        <w:t xml:space="preserve"> </w:t>
+      </w:r>
+      <w:r>
+        <w:rPr>
+          <w:lang w:val="ru"/>
+        </w:rPr>
+        <w:t xml:space="preserve">меньше выгорания: рутину роли A берёт ИИ, и время уходит на роль I — живое общение</w:t>
+      </w:r>
+      <w:r>
+        <w:rPr>
+          <w:lang w:val="ru"/>
+        </w:rPr>
+        <w:t xml:space="preserve"> </w:t>
+      </w:r>
+      <w:r>
+        <w:rPr>
+          <w:lang w:val="ru"/>
+        </w:rPr>
+        <w:t xml:space="preserve">и наставничество. ИИ не заменяет личность преподавателя: вы опираетесь на свои сильные</w:t>
+      </w:r>
+      <w:r>
+        <w:rPr>
+          <w:lang w:val="ru"/>
+        </w:rPr>
+        <w:t xml:space="preserve"> </w:t>
+      </w:r>
+      <w:r>
+        <w:rPr>
+          <w:lang w:val="ru"/>
+        </w:rPr>
+        <w:t xml:space="preserve">роли, а слабые поддерживаете с его помощью — и проверяете то, что он сделал.</w:t>
       </w:r>
     </w:p>
     <w:p>
@@ -7638,7 +9565,7 @@
         <w:pStyle w:val="Compact"/>
         <w:numPr>
           <w:ilvl w:val="0"/>
-          <w:numId w:val="1009"/>
+          <w:numId w:val="1012"/>
         </w:numPr>
       </w:pPr>
       <w:r>
@@ -7665,7 +9592,7 @@
         <w:pStyle w:val="Compact"/>
         <w:numPr>
           <w:ilvl w:val="0"/>
-          <w:numId w:val="1009"/>
+          <w:numId w:val="1012"/>
         </w:numPr>
       </w:pPr>
       <w:r>
@@ -7692,7 +9619,7 @@
         <w:pStyle w:val="Compact"/>
         <w:numPr>
           <w:ilvl w:val="0"/>
-          <w:numId w:val="1009"/>
+          <w:numId w:val="1012"/>
         </w:numPr>
       </w:pPr>
       <w:r>
@@ -9763,8 +11690,8 @@
         <w:t xml:space="preserve">Вопрос 1 из 12. Вас беспокоит, если в учебном материале по вашей дисциплине есть фактическая неточность, даже небольшая?»</w:t>
       </w:r>
     </w:p>
-    <w:bookmarkEnd w:id="62"/>
-    <w:bookmarkStart w:id="63" w:name="istochniki"/>
+    <w:bookmarkEnd w:id="68"/>
+    <w:bookmarkStart w:id="69" w:name="utochneniya"/>
     <w:p>
       <w:pPr>
         <w:pStyle w:val="Heading2"/>
@@ -9773,7 +11700,30 @@
         <w:rPr>
           <w:lang w:val="ru"/>
         </w:rPr>
-        <w:t xml:space="preserve">Источники</w:t>
+        <w:t xml:space="preserve">Что уточнено после записи видео</w:t>
+      </w:r>
+    </w:p>
+    <w:p>
+      <w:pPr>
+        <w:pStyle w:val="FirstParagraph"/>
+      </w:pPr>
+      <w:r>
+        <w:rPr>
+          <w:lang w:val="ru"/>
+        </w:rPr>
+        <w:t xml:space="preserve">Видео записано по слайдам; часть сведений после записи проверена и уточнена. Где видео</w:t>
+      </w:r>
+      <w:r>
+        <w:rPr>
+          <w:lang w:val="ru"/>
+        </w:rPr>
+        <w:t xml:space="preserve"> </w:t>
+      </w:r>
+      <w:r>
+        <w:rPr>
+          <w:lang w:val="ru"/>
+        </w:rPr>
+        <w:t xml:space="preserve">и конспект расходятся, опирайтесь на конспект.</w:t>
       </w:r>
     </w:p>
     <w:p>
@@ -9781,14 +11731,52 @@
         <w:pStyle w:val="Compact"/>
         <w:numPr>
           <w:ilvl w:val="0"/>
-          <w:numId w:val="1010"/>
+          <w:numId w:val="1013"/>
         </w:numPr>
       </w:pPr>
       <w:r>
         <w:rPr>
-          <w:lang w:val="ru"/>
-        </w:rPr>
-        <w:t xml:space="preserve">Vaswani A. и др. Attention Is All You Need. 2017. https://arxiv.org/abs/1706.03762 — статья, с которой начались трансформеры.</w:t>
+          <w:b/>
+          <w:bCs/>
+          <w:lang w:val="ru"/>
+        </w:rPr>
+        <w:t xml:space="preserve">Награды при обучении модели.</w:t>
+      </w:r>
+      <w:r>
+        <w:rPr>
+          <w:lang w:val="ru"/>
+        </w:rPr>
+        <w:t xml:space="preserve"> </w:t>
+      </w:r>
+      <w:r>
+        <w:rPr>
+          <w:lang w:val="ru"/>
+        </w:rPr>
+        <w:t xml:space="preserve">Схема «меньшая награда за „не знаю“, штраф за ошибку» —</w:t>
+      </w:r>
+      <w:r>
+        <w:rPr>
+          <w:lang w:val="ru"/>
+        </w:rPr>
+        <w:t xml:space="preserve"> </w:t>
+      </w:r>
+      <w:r>
+        <w:rPr>
+          <w:lang w:val="ru"/>
+        </w:rPr>
+        <w:t xml:space="preserve">предложение исследователей OpenAI (Kalai и др., 2025). Сейчас большинство тестов ставят</w:t>
+      </w:r>
+      <w:r>
+        <w:rPr>
+          <w:lang w:val="ru"/>
+        </w:rPr>
+        <w:t xml:space="preserve"> </w:t>
+      </w:r>
+      <w:r>
+        <w:rPr>
+          <w:lang w:val="ru"/>
+        </w:rPr>
+        <w:t xml:space="preserve">«не знаю» наравне с ошибкой, поэтому модели выгодно угадывать (раздел 4).</w:t>
       </w:r>
     </w:p>
     <w:p>
@@ -9796,14 +11784,52 @@
         <w:pStyle w:val="Compact"/>
         <w:numPr>
           <w:ilvl w:val="0"/>
-          <w:numId w:val="1010"/>
+          <w:numId w:val="1013"/>
         </w:numPr>
       </w:pPr>
       <w:r>
         <w:rPr>
-          <w:lang w:val="ru"/>
-        </w:rPr>
-        <w:t xml:space="preserve">Lewis P. и др. Retrieval-Augmented Generation for Knowledge-Intensive NLP Tasks. 2020. https://arxiv.org/abs/2005.11401 — поиск с дополнением (RAG).</w:t>
+          <w:b/>
+          <w:bCs/>
+          <w:lang w:val="ru"/>
+        </w:rPr>
+        <w:t xml:space="preserve">«YandexGPT и GigaChat работают эффективнее западных аналогов»</w:t>
+      </w:r>
+      <w:r>
+        <w:rPr>
+          <w:lang w:val="ru"/>
+        </w:rPr>
+        <w:t xml:space="preserve"> </w:t>
+      </w:r>
+      <w:r>
+        <w:rPr>
+          <w:lang w:val="ru"/>
+        </w:rPr>
+        <w:t xml:space="preserve">— не измерялось:</w:t>
+      </w:r>
+      <w:r>
+        <w:rPr>
+          <w:lang w:val="ru"/>
+        </w:rPr>
+        <w:t xml:space="preserve"> </w:t>
+      </w:r>
+      <w:r>
+        <w:rPr>
+          <w:lang w:val="ru"/>
+        </w:rPr>
+        <w:t xml:space="preserve">токенизаторы GigaChat и Алисы в курсе не замерялись (раздел 3). YandexGPT в видео —</w:t>
+      </w:r>
+      <w:r>
+        <w:rPr>
+          <w:lang w:val="ru"/>
+        </w:rPr>
+        <w:t xml:space="preserve"> </w:t>
+      </w:r>
+      <w:r>
+        <w:rPr>
+          <w:lang w:val="ru"/>
+        </w:rPr>
+        <w:t xml:space="preserve">это сервис Алиса AI на сайте.</w:t>
       </w:r>
     </w:p>
     <w:p>
@@ -9811,14 +11837,40 @@
         <w:pStyle w:val="Compact"/>
         <w:numPr>
           <w:ilvl w:val="0"/>
-          <w:numId w:val="1010"/>
+          <w:numId w:val="1013"/>
         </w:numPr>
       </w:pPr>
       <w:r>
         <w:rPr>
-          <w:lang w:val="ru"/>
-        </w:rPr>
-        <w:t xml:space="preserve">Wei J. и др. Chain-of-Thought Prompting Elicits Reasoning in Large Language Models. 2022. https://arxiv.org/abs/2201.11903 — рассуждения по шагам.</w:t>
+          <w:b/>
+          <w:bCs/>
+          <w:lang w:val="ru"/>
+        </w:rPr>
+        <w:t xml:space="preserve">Скидки на Perplexity.</w:t>
+      </w:r>
+      <w:r>
+        <w:rPr>
+          <w:lang w:val="ru"/>
+        </w:rPr>
+        <w:t xml:space="preserve"> </w:t>
+      </w:r>
+      <w:r>
+        <w:rPr>
+          <w:lang w:val="ru"/>
+        </w:rPr>
+        <w:t xml:space="preserve">Перепроданные годовые подписки отзываются с декабря 2025 года,</w:t>
+      </w:r>
+      <w:r>
+        <w:rPr>
+          <w:lang w:val="ru"/>
+        </w:rPr>
+        <w:t xml:space="preserve"> </w:t>
+      </w:r>
+      <w:r>
+        <w:rPr>
+          <w:lang w:val="ru"/>
+        </w:rPr>
+        <w:t xml:space="preserve">проекты Perplexity — только в платных тарифах (раздел 7).</w:t>
       </w:r>
     </w:p>
     <w:p>
@@ -9826,14 +11878,52 @@
         <w:pStyle w:val="Compact"/>
         <w:numPr>
           <w:ilvl w:val="0"/>
-          <w:numId w:val="1010"/>
+          <w:numId w:val="1013"/>
         </w:numPr>
       </w:pPr>
       <w:r>
         <w:rPr>
-          <w:lang w:val="ru"/>
-        </w:rPr>
-        <w:t xml:space="preserve">Ouyang L. и др. Training language models to follow instructions with human feedback. 2022. https://arxiv.org/abs/2203.02155 — обучение на оценках людей.</w:t>
+          <w:b/>
+          <w:bCs/>
+          <w:lang w:val="ru"/>
+        </w:rPr>
+        <w:t xml:space="preserve">«Итог: выбор стратегии».</w:t>
+      </w:r>
+      <w:r>
+        <w:rPr>
+          <w:lang w:val="ru"/>
+        </w:rPr>
+        <w:t xml:space="preserve"> </w:t>
+      </w:r>
+      <w:r>
+        <w:rPr>
+          <w:lang w:val="ru"/>
+        </w:rPr>
+        <w:t xml:space="preserve">ChatGPT Plus — платный и официально недоступен из России.</w:t>
+      </w:r>
+      <w:r>
+        <w:rPr>
+          <w:lang w:val="ru"/>
+        </w:rPr>
+        <w:t xml:space="preserve"> </w:t>
+      </w:r>
+      <w:r>
+        <w:rPr>
+          <w:lang w:val="ru"/>
+        </w:rPr>
+        <w:t xml:space="preserve">DeepSeek в браузере — облачный сервис; без интернета, на своём компьютере работают только</w:t>
+      </w:r>
+      <w:r>
+        <w:rPr>
+          <w:lang w:val="ru"/>
+        </w:rPr>
+        <w:t xml:space="preserve"> </w:t>
+      </w:r>
+      <w:r>
+        <w:rPr>
+          <w:lang w:val="ru"/>
+        </w:rPr>
+        <w:t xml:space="preserve">открытые модели — например, в LM Studio.</w:t>
       </w:r>
     </w:p>
     <w:p>
@@ -9841,14 +11931,52 @@
         <w:pStyle w:val="Compact"/>
         <w:numPr>
           <w:ilvl w:val="0"/>
-          <w:numId w:val="1010"/>
+          <w:numId w:val="1013"/>
         </w:numPr>
       </w:pPr>
       <w:r>
         <w:rPr>
-          <w:lang w:val="ru"/>
-        </w:rPr>
-        <w:t xml:space="preserve">Kalai A. T., Nachum O., Vempala S. S., Zhang E. Why Language Models Hallucinate. 2025. https://arxiv.org/abs/2509.04664 — почему модели угадывают.</w:t>
+          <w:b/>
+          <w:bCs/>
+          <w:lang w:val="ru"/>
+        </w:rPr>
+        <w:t xml:space="preserve">Числа с Arena</w:t>
+      </w:r>
+      <w:r>
+        <w:rPr>
+          <w:lang w:val="ru"/>
+        </w:rPr>
+        <w:t xml:space="preserve"> </w:t>
+      </w:r>
+      <w:r>
+        <w:rPr>
+          <w:lang w:val="ru"/>
+        </w:rPr>
+        <w:t xml:space="preserve">(«97 % success rate», «94,1 % HumanEval», «1138 Search Arena»)</w:t>
+      </w:r>
+      <w:r>
+        <w:rPr>
+          <w:lang w:val="ru"/>
+        </w:rPr>
+        <w:t xml:space="preserve"> </w:t>
+      </w:r>
+      <w:r>
+        <w:rPr>
+          <w:lang w:val="ru"/>
+        </w:rPr>
+        <w:t xml:space="preserve">не подтвердились — на сайте их нет. Модель под задачу выбирайте своим сравнением</w:t>
+      </w:r>
+      <w:r>
+        <w:rPr>
+          <w:lang w:val="ru"/>
+        </w:rPr>
+        <w:t xml:space="preserve"> </w:t>
+      </w:r>
+      <w:r>
+        <w:rPr>
+          <w:lang w:val="ru"/>
+        </w:rPr>
+        <w:t xml:space="preserve">(раздел 7).</w:t>
       </w:r>
     </w:p>
     <w:p>
@@ -9856,14 +11984,40 @@
         <w:pStyle w:val="Compact"/>
         <w:numPr>
           <w:ilvl w:val="0"/>
-          <w:numId w:val="1010"/>
+          <w:numId w:val="1013"/>
         </w:numPr>
       </w:pPr>
       <w:r>
         <w:rPr>
-          <w:lang w:val="ru"/>
-        </w:rPr>
-        <w:t xml:space="preserve">OpenAI. OpenAI o3 and o4-mini System Card. Апрель 2025. https://cdn.openai.com/pdf/2221c875-02dc-4789-800b-e7758f3722c1/o3-and-o4-mini-system-card.pdf — таблица 4, тест PersonQA.</w:t>
+          <w:b/>
+          <w:bCs/>
+          <w:lang w:val="ru"/>
+        </w:rPr>
+        <w:t xml:space="preserve">Вайб-кодинг и образование.</w:t>
+      </w:r>
+      <w:r>
+        <w:rPr>
+          <w:lang w:val="ru"/>
+        </w:rPr>
+        <w:t xml:space="preserve"> </w:t>
+      </w:r>
+      <w:r>
+        <w:rPr>
+          <w:lang w:val="ru"/>
+        </w:rPr>
+        <w:t xml:space="preserve">Учиться на разборе сгенерированного кода можно, сдавать</w:t>
+      </w:r>
+      <w:r>
+        <w:rPr>
+          <w:lang w:val="ru"/>
+        </w:rPr>
+        <w:t xml:space="preserve"> </w:t>
+      </w:r>
+      <w:r>
+        <w:rPr>
+          <w:lang w:val="ru"/>
+        </w:rPr>
+        <w:t xml:space="preserve">сгенерированный код как своё задание — нет (раздел 9).</w:t>
       </w:r>
     </w:p>
     <w:p>
@@ -9871,14 +12025,64 @@
         <w:pStyle w:val="Compact"/>
         <w:numPr>
           <w:ilvl w:val="0"/>
-          <w:numId w:val="1010"/>
+          <w:numId w:val="1013"/>
         </w:numPr>
       </w:pPr>
       <w:r>
         <w:rPr>
-          <w:lang w:val="ru"/>
-        </w:rPr>
-        <w:t xml:space="preserve">Chiang W.-L. и др. Chatbot Arena: An Open Platform for Evaluating LLMs by Human Preference. 2024. https://arxiv.org/abs/2403.04132; сайт — https://arena.ai.</w:t>
+          <w:b/>
+          <w:bCs/>
+          <w:lang w:val="ru"/>
+        </w:rPr>
+        <w:t xml:space="preserve">Пример теста по Киевской Руси.</w:t>
+      </w:r>
+      <w:r>
+        <w:rPr>
+          <w:lang w:val="ru"/>
+        </w:rPr>
+        <w:t xml:space="preserve"> </w:t>
+      </w:r>
+      <w:r>
+        <w:rPr>
+          <w:lang w:val="ru"/>
+        </w:rPr>
+        <w:t xml:space="preserve">В образце из видео есть ошибки: вопрос «кто первым</w:t>
+      </w:r>
+      <w:r>
+        <w:rPr>
+          <w:lang w:val="ru"/>
+        </w:rPr>
+        <w:t xml:space="preserve"> </w:t>
+      </w:r>
+      <w:r>
+        <w:rPr>
+          <w:lang w:val="ru"/>
+        </w:rPr>
+        <w:t xml:space="preserve">из русских князей принял христианство» неоднозначен — княгиня Ольга крестилась раньше</w:t>
+      </w:r>
+      <w:r>
+        <w:rPr>
+          <w:lang w:val="ru"/>
+        </w:rPr>
+        <w:t xml:space="preserve"> </w:t>
+      </w:r>
+      <w:r>
+        <w:rPr>
+          <w:lang w:val="ru"/>
+        </w:rPr>
+        <w:t xml:space="preserve">Владимира; битва на Калке (1223) и реформы Петра I — вне темы IX–XI веков. На сайте —</w:t>
+      </w:r>
+      <w:r>
+        <w:rPr>
+          <w:lang w:val="ru"/>
+        </w:rPr>
+        <w:t xml:space="preserve"> </w:t>
+      </w:r>
+      <w:r>
+        <w:rPr>
+          <w:lang w:val="ru"/>
+        </w:rPr>
+        <w:t xml:space="preserve">исправленный пример «Крещение Руси».</w:t>
       </w:r>
     </w:p>
     <w:p>
@@ -9886,14 +12090,40 @@
         <w:pStyle w:val="Compact"/>
         <w:numPr>
           <w:ilvl w:val="0"/>
-          <w:numId w:val="1010"/>
+          <w:numId w:val="1013"/>
         </w:numPr>
       </w:pPr>
       <w:r>
         <w:rPr>
-          <w:lang w:val="ru"/>
-        </w:rPr>
-        <w:t xml:space="preserve">Adizes I. The Ideal Executive: Why You Cannot Be One and What to Do About It. Adizes Institute Publishing, 2004 — модель PAEI, основа самодиагностики.</w:t>
+          <w:b/>
+          <w:bCs/>
+          <w:lang w:val="ru"/>
+        </w:rPr>
+        <w:t xml:space="preserve">Модель Адизеса.</w:t>
+      </w:r>
+      <w:r>
+        <w:rPr>
+          <w:lang w:val="ru"/>
+        </w:rPr>
+        <w:t xml:space="preserve"> </w:t>
+      </w:r>
+      <w:r>
+        <w:rPr>
+          <w:lang w:val="ru"/>
+        </w:rPr>
+        <w:t xml:space="preserve">«Не более двух сильных ролей» в источниках не найдено; точнее так:</w:t>
+      </w:r>
+      <w:r>
+        <w:rPr>
+          <w:lang w:val="ru"/>
+        </w:rPr>
+        <w:t xml:space="preserve"> </w:t>
+      </w:r>
+      <w:r>
+        <w:rPr>
+          <w:lang w:val="ru"/>
+        </w:rPr>
+        <w:t xml:space="preserve">одному человеку все четыре роли не закрыть, нужна команда (самодиагностика).</w:t>
       </w:r>
     </w:p>
     <w:p>
@@ -9901,14 +12131,40 @@
         <w:pStyle w:val="Compact"/>
         <w:numPr>
           <w:ilvl w:val="0"/>
-          <w:numId w:val="1010"/>
+          <w:numId w:val="1013"/>
         </w:numPr>
       </w:pPr>
       <w:r>
         <w:rPr>
-          <w:lang w:val="ru"/>
-        </w:rPr>
-        <w:t xml:space="preserve">Сведения о сервисах — справки и условия сервисов по ссылкам в разделе 7, проверено 28.09.2026.</w:t>
+          <w:b/>
+          <w:bCs/>
+          <w:lang w:val="ru"/>
+        </w:rPr>
+        <w:t xml:space="preserve">Регистрация.</w:t>
+      </w:r>
+      <w:r>
+        <w:rPr>
+          <w:lang w:val="ru"/>
+        </w:rPr>
+        <w:t xml:space="preserve"> </w:t>
+      </w:r>
+      <w:r>
+        <w:rPr>
+          <w:lang w:val="ru"/>
+        </w:rPr>
+        <w:t xml:space="preserve">В GigaChat входят по номеру российского телефона или Сбер ID, а не по почте;</w:t>
+      </w:r>
+      <w:r>
+        <w:rPr>
+          <w:lang w:val="ru"/>
+        </w:rPr>
+        <w:t xml:space="preserve"> </w:t>
+      </w:r>
+      <w:r>
+        <w:rPr>
+          <w:lang w:val="ru"/>
+        </w:rPr>
+        <w:t xml:space="preserve">для практики хватит двух бесплатных сервисов.</w:t>
       </w:r>
     </w:p>
     <w:p>
@@ -9916,14 +12172,65 @@
         <w:pStyle w:val="Compact"/>
         <w:numPr>
           <w:ilvl w:val="0"/>
-          <w:numId w:val="1010"/>
+          <w:numId w:val="1013"/>
         </w:numPr>
       </w:pPr>
       <w:r>
         <w:rPr>
-          <w:lang w:val="ru"/>
-        </w:rPr>
-        <w:t xml:space="preserve">Отзыв перепроданных подписок Perplexity: https://habr.com/ru/news/980202/</w:t>
+          <w:b/>
+          <w:bCs/>
+          <w:lang w:val="ru"/>
+        </w:rPr>
+        <w:t xml:space="preserve">Адрес и тест.</w:t>
+      </w:r>
+      <w:r>
+        <w:rPr>
+          <w:lang w:val="ru"/>
+        </w:rPr>
+        <w:t xml:space="preserve"> </w:t>
+      </w:r>
+      <w:r>
+        <w:rPr>
+          <w:lang w:val="ru"/>
+        </w:rPr>
+        <w:t xml:space="preserve">У сайта два адреса — основной на GitHub Pages и второй на Vercel</w:t>
+      </w:r>
+      <w:r>
+        <w:rPr>
+          <w:lang w:val="ru"/>
+        </w:rPr>
+        <w:t xml:space="preserve"> </w:t>
+      </w:r>
+      <w:r>
+        <w:rPr>
+          <w:lang w:val="ru"/>
+        </w:rPr>
+        <w:t xml:space="preserve">(страница «О курсе»). Зачёт — итоговый тест на сайте НГУ; на сайте курса — тесты</w:t>
+      </w:r>
+      <w:r>
+        <w:rPr>
+          <w:lang w:val="ru"/>
+        </w:rPr>
+        <w:t xml:space="preserve"> </w:t>
+      </w:r>
+      <w:r>
+        <w:rPr>
+          <w:lang w:val="ru"/>
+        </w:rPr>
+        <w:t xml:space="preserve">для самопроверки.</w:t>
+      </w:r>
+    </w:p>
+    <w:bookmarkEnd w:id="69"/>
+    <w:bookmarkStart w:id="70" w:name="istochniki"/>
+    <w:p>
+      <w:pPr>
+        <w:pStyle w:val="Heading2"/>
+      </w:pPr>
+      <w:r>
+        <w:rPr>
+          <w:lang w:val="ru"/>
+        </w:rPr>
+        <w:t xml:space="preserve">Источники</w:t>
       </w:r>
     </w:p>
     <w:p>
@@ -9931,14 +12238,14 @@
         <w:pStyle w:val="Compact"/>
         <w:numPr>
           <w:ilvl w:val="0"/>
-          <w:numId w:val="1010"/>
+          <w:numId w:val="1014"/>
         </w:numPr>
       </w:pPr>
       <w:r>
         <w:rPr>
           <w:lang w:val="ru"/>
         </w:rPr>
-        <w:t xml:space="preserve">Замер токенов курса: библиотека tiktoken, токенизаторы cl100k_base (GPT-4) и o200k_base (GPT-4o), 28.09.2026.</w:t>
+        <w:t xml:space="preserve">Vaswani A. и др. Attention Is All You Need. 2017. https://arxiv.org/abs/1706.03762 — статья, с которой начались трансформеры.</w:t>
       </w:r>
     </w:p>
     <w:p>
@@ -9946,14 +12253,14 @@
         <w:pStyle w:val="Compact"/>
         <w:numPr>
           <w:ilvl w:val="0"/>
-          <w:numId w:val="1010"/>
+          <w:numId w:val="1014"/>
         </w:numPr>
       </w:pPr>
       <w:r>
         <w:rPr>
           <w:lang w:val="ru"/>
         </w:rPr>
-        <w:t xml:space="preserve">Гончаров С. С., Свириденко Д. И. Математические основы семантического программирования // Доклады АН СССР. 1986. Т. 289, № 6. С. 1324–1328. https://www.mathnet.ru/rus/dan8473</w:t>
+        <w:t xml:space="preserve">Lewis P. и др. Retrieval-Augmented Generation for Knowledge-Intensive NLP Tasks. 2020. https://arxiv.org/abs/2005.11401 — поиск с дополнением (RAG).</w:t>
       </w:r>
     </w:p>
     <w:p>
@@ -9961,14 +12268,14 @@
         <w:pStyle w:val="Compact"/>
         <w:numPr>
           <w:ilvl w:val="0"/>
-          <w:numId w:val="1010"/>
+          <w:numId w:val="1014"/>
         </w:numPr>
       </w:pPr>
       <w:r>
         <w:rPr>
           <w:lang w:val="ru"/>
         </w:rPr>
-        <w:t xml:space="preserve">Гончаров С. С., Свириденко Д. И. Семантическое моделирование и искусственный интеллект // Сибирский философский журнал. 2018. Т. 16, № 4. С. 5–25. https://doi.org/10.25205/2541-7517-2018-16-4-5-25</w:t>
+        <w:t xml:space="preserve">Wei J. и др. Chain-of-Thought Prompting Elicits Reasoning in Large Language Models. 2022. https://arxiv.org/abs/2201.11903 — рассуждения по шагам.</w:t>
       </w:r>
     </w:p>
     <w:p>
@@ -9976,14 +12283,14 @@
         <w:pStyle w:val="Compact"/>
         <w:numPr>
           <w:ilvl w:val="0"/>
-          <w:numId w:val="1010"/>
+          <w:numId w:val="1014"/>
         </w:numPr>
       </w:pPr>
       <w:r>
         <w:rPr>
           <w:lang w:val="ru"/>
         </w:rPr>
-        <w:t xml:space="preserve">Витяев Е. Е., Гончаров С. С., Свириденко Д. И. О задачном подходе в искусственном интеллекте и когнитивных науках // Сибирский философский журнал. 2020. Т. 18, № 2. С. 5–29. https://doi.org/10.25205/2541-7517-2020-18-2-5-29</w:t>
+        <w:t xml:space="preserve">Ouyang L. и др. Training language models to follow instructions with human feedback. 2022. https://arxiv.org/abs/2203.02155 — обучение на оценках людей.</w:t>
       </w:r>
     </w:p>
     <w:p>
@@ -9991,14 +12298,14 @@
         <w:pStyle w:val="Compact"/>
         <w:numPr>
           <w:ilvl w:val="0"/>
-          <w:numId w:val="1010"/>
+          <w:numId w:val="1014"/>
         </w:numPr>
       </w:pPr>
       <w:r>
         <w:rPr>
           <w:lang w:val="ru"/>
         </w:rPr>
-        <w:t xml:space="preserve">Vityaev E. E., Goncharov S. S., Sviridenko D. I. Task-driven approach to artificial intelligence // Cognitive Systems Research. 2023. Vol. 81. P. 50–56. https://doi.org/10.1016/j.cogsys.2023.05.001</w:t>
+        <w:t xml:space="preserve">Kalai A. T., Nachum O., Vempala S. S., Zhang E. Why Language Models Hallucinate. 2025. https://arxiv.org/abs/2509.04664 — почему модели угадывают.</w:t>
       </w:r>
     </w:p>
     <w:p>
@@ -10006,17 +12313,227 @@
         <w:pStyle w:val="Compact"/>
         <w:numPr>
           <w:ilvl w:val="0"/>
-          <w:numId w:val="1010"/>
+          <w:numId w:val="1014"/>
         </w:numPr>
       </w:pPr>
       <w:r>
         <w:rPr>
           <w:lang w:val="ru"/>
         </w:rPr>
+        <w:t xml:space="preserve">OpenAI. OpenAI o3 and o4-mini System Card. Апрель 2025. https://cdn.openai.com/pdf/2221c875-02dc-4789-800b-e7758f3722c1/o3-and-o4-mini-system-card.pdf — таблица 4, тест PersonQA.</w:t>
+      </w:r>
+    </w:p>
+    <w:p>
+      <w:pPr>
+        <w:pStyle w:val="Compact"/>
+        <w:numPr>
+          <w:ilvl w:val="0"/>
+          <w:numId w:val="1014"/>
+        </w:numPr>
+      </w:pPr>
+      <w:r>
+        <w:rPr>
+          <w:lang w:val="ru"/>
+        </w:rPr>
+        <w:t xml:space="preserve">Chiang W.-L. и др. Chatbot Arena: An Open Platform for Evaluating LLMs by Human Preference. 2024. https://arxiv.org/abs/2403.04132; сайт — https://arena.ai.</w:t>
+      </w:r>
+    </w:p>
+    <w:p>
+      <w:pPr>
+        <w:pStyle w:val="Compact"/>
+        <w:numPr>
+          <w:ilvl w:val="0"/>
+          <w:numId w:val="1014"/>
+        </w:numPr>
+      </w:pPr>
+      <w:r>
+        <w:rPr>
+          <w:lang w:val="ru"/>
+        </w:rPr>
+        <w:t xml:space="preserve">Adizes I. The Ideal Executive: Why You Cannot Be One and What to Do About It. Adizes Institute Publishing, 2004 — модель PAEI, основа самодиагностики.</w:t>
+      </w:r>
+    </w:p>
+    <w:p>
+      <w:pPr>
+        <w:pStyle w:val="Compact"/>
+        <w:numPr>
+          <w:ilvl w:val="0"/>
+          <w:numId w:val="1014"/>
+        </w:numPr>
+      </w:pPr>
+      <w:r>
+        <w:rPr>
+          <w:lang w:val="ru"/>
+        </w:rPr>
+        <w:t xml:space="preserve">Brown T. и др. Language Models are Few-Shot Learners. 2020. https://arxiv.org/abs/2005.14165 — контекстное обучение.</w:t>
+      </w:r>
+    </w:p>
+    <w:p>
+      <w:pPr>
+        <w:pStyle w:val="Compact"/>
+        <w:numPr>
+          <w:ilvl w:val="0"/>
+          <w:numId w:val="1014"/>
+        </w:numPr>
+      </w:pPr>
+      <w:r>
+        <w:rPr>
+          <w:lang w:val="ru"/>
+        </w:rPr>
+        <w:t xml:space="preserve">Lakhani K. AI Won’t Replace Humans — But Humans With AI Will Replace Humans Without AI. Harvard Business Review. 2023. https://hbr.org/2023/08/ai-wont-replace-humans-but-humans-with-ai-will-replace-humans-without-ai</w:t>
+      </w:r>
+    </w:p>
+    <w:p>
+      <w:pPr>
+        <w:pStyle w:val="Compact"/>
+        <w:numPr>
+          <w:ilvl w:val="0"/>
+          <w:numId w:val="1014"/>
+        </w:numPr>
+      </w:pPr>
+      <w:r>
+        <w:rPr>
+          <w:lang w:val="ru"/>
+        </w:rPr>
+        <w:t xml:space="preserve">Google. Gemini API: Long context. https://ai.google.dev/gemini-api/docs/long-context — окна от миллиона токенов, проверено 10.10.2026.</w:t>
+      </w:r>
+    </w:p>
+    <w:p>
+      <w:pPr>
+        <w:pStyle w:val="Compact"/>
+        <w:numPr>
+          <w:ilvl w:val="0"/>
+          <w:numId w:val="1014"/>
+        </w:numPr>
+      </w:pPr>
+      <w:r>
+        <w:rPr>
+          <w:lang w:val="ru"/>
+        </w:rPr>
+        <w:t xml:space="preserve">Платон. Апология Сократа, 21d — «не думаю, что знаю то, чего не знаю».</w:t>
+      </w:r>
+    </w:p>
+    <w:p>
+      <w:pPr>
+        <w:pStyle w:val="Compact"/>
+        <w:numPr>
+          <w:ilvl w:val="0"/>
+          <w:numId w:val="1014"/>
+        </w:numPr>
+      </w:pPr>
+      <w:r>
+        <w:rPr>
+          <w:lang w:val="ru"/>
+        </w:rPr>
+        <w:t xml:space="preserve">Сведения о сервисах — справки и условия сервисов по ссылкам в разделе 7, проверено 28.09.2026.</w:t>
+      </w:r>
+    </w:p>
+    <w:p>
+      <w:pPr>
+        <w:pStyle w:val="Compact"/>
+        <w:numPr>
+          <w:ilvl w:val="0"/>
+          <w:numId w:val="1014"/>
+        </w:numPr>
+      </w:pPr>
+      <w:r>
+        <w:rPr>
+          <w:lang w:val="ru"/>
+        </w:rPr>
+        <w:t xml:space="preserve">Отзыв перепроданных подписок Perplexity: https://habr.com/ru/news/980202/</w:t>
+      </w:r>
+    </w:p>
+    <w:p>
+      <w:pPr>
+        <w:pStyle w:val="Compact"/>
+        <w:numPr>
+          <w:ilvl w:val="0"/>
+          <w:numId w:val="1014"/>
+        </w:numPr>
+      </w:pPr>
+      <w:r>
+        <w:rPr>
+          <w:lang w:val="ru"/>
+        </w:rPr>
+        <w:t xml:space="preserve">Замер токенов курса: библиотека tiktoken, токенизаторы cl100k_base (GPT-4) и o200k_base (GPT-4o), 28.09.2026; символы на токен — tiktoken 0.14.0 на прозе трёх лекций и тексте лицензии MIT, 10.10.2026.</w:t>
+      </w:r>
+    </w:p>
+    <w:p>
+      <w:pPr>
+        <w:pStyle w:val="Compact"/>
+        <w:numPr>
+          <w:ilvl w:val="0"/>
+          <w:numId w:val="1014"/>
+        </w:numPr>
+      </w:pPr>
+      <w:r>
+        <w:rPr>
+          <w:lang w:val="ru"/>
+        </w:rPr>
+        <w:t xml:space="preserve">Гончаров С. С., Свириденко Д. И. Математические основы семантического программирования // Доклады АН СССР. 1986. Т. 289, № 6. С. 1324–1328. https://www.mathnet.ru/rus/dan8473</w:t>
+      </w:r>
+    </w:p>
+    <w:p>
+      <w:pPr>
+        <w:pStyle w:val="Compact"/>
+        <w:numPr>
+          <w:ilvl w:val="0"/>
+          <w:numId w:val="1014"/>
+        </w:numPr>
+      </w:pPr>
+      <w:r>
+        <w:rPr>
+          <w:lang w:val="ru"/>
+        </w:rPr>
+        <w:t xml:space="preserve">Гончаров С. С., Свириденко Д. И. Семантическое моделирование и искусственный интеллект // Сибирский философский журнал. 2018. Т. 16, № 4. С. 5–25. https://doi.org/10.25205/2541-7517-2018-16-4-5-25</w:t>
+      </w:r>
+    </w:p>
+    <w:p>
+      <w:pPr>
+        <w:pStyle w:val="Compact"/>
+        <w:numPr>
+          <w:ilvl w:val="0"/>
+          <w:numId w:val="1014"/>
+        </w:numPr>
+      </w:pPr>
+      <w:r>
+        <w:rPr>
+          <w:lang w:val="ru"/>
+        </w:rPr>
+        <w:t xml:space="preserve">Витяев Е. Е., Гончаров С. С., Свириденко Д. И. О задачном подходе в искусственном интеллекте и когнитивных науках // Сибирский философский журнал. 2020. Т. 18, № 2. С. 5–29. https://doi.org/10.25205/2541-7517-2020-18-2-5-29</w:t>
+      </w:r>
+    </w:p>
+    <w:p>
+      <w:pPr>
+        <w:pStyle w:val="Compact"/>
+        <w:numPr>
+          <w:ilvl w:val="0"/>
+          <w:numId w:val="1014"/>
+        </w:numPr>
+      </w:pPr>
+      <w:r>
+        <w:rPr>
+          <w:lang w:val="ru"/>
+        </w:rPr>
+        <w:t xml:space="preserve">Vityaev E. E., Goncharov S. S., Sviridenko D. I. Task-driven approach to artificial intelligence // Cognitive Systems Research. 2023. Vol. 81. P. 50–56. https://doi.org/10.1016/j.cogsys.2023.05.001</w:t>
+      </w:r>
+    </w:p>
+    <w:p>
+      <w:pPr>
+        <w:pStyle w:val="Compact"/>
+        <w:numPr>
+          <w:ilvl w:val="0"/>
+          <w:numId w:val="1014"/>
+        </w:numPr>
+      </w:pPr>
+      <w:r>
+        <w:rPr>
+          <w:lang w:val="ru"/>
+        </w:rPr>
         <w:t xml:space="preserve">Nechesov A. V., Vityaev E. E., Goncharov S. S., Sviridenko D. I. The Task-Based Approach: A New Paradigm for Building Trustworthy Artificial Intelligence // Известия Иркутского государственного университета. Серия «Математика». 2025. Т. 54. С. 96–112. https://doi.org/10.26516/1997-7670.2025.54.96 — задачный подход против галлюцинаций.</w:t>
       </w:r>
     </w:p>
-    <w:bookmarkEnd w:id="63"/>
+    <w:bookmarkEnd w:id="70"/>
     <w:sectPr>
       <w:footnotePr>
         <w:numRestart w:val="eachSect"/>
@@ -10325,6 +12842,9 @@
     <w:abstractNumId w:val="991"/>
   </w:num>
   <w:num w:numId="1003">
+    <w:abstractNumId w:val="991"/>
+  </w:num>
+  <w:num w:numId="1004">
     <w:abstractNumId w:val="99411"/>
     <w:lvlOverride w:ilvl="0">
       <w:startOverride w:val="1"/>
@@ -10353,9 +12873,6 @@
     <w:lvlOverride w:ilvl="8">
       <w:startOverride w:val="1"/>
     </w:lvlOverride>
-  </w:num>
-  <w:num w:numId="1004">
-    <w:abstractNumId w:val="991"/>
   </w:num>
   <w:num w:numId="1005">
     <w:abstractNumId w:val="991"/>
@@ -10454,6 +12971,72 @@
     </w:lvlOverride>
   </w:num>
   <w:num w:numId="1010">
+    <w:abstractNumId w:val="991"/>
+  </w:num>
+  <w:num w:numId="1011">
+    <w:abstractNumId w:val="99411"/>
+    <w:lvlOverride w:ilvl="0">
+      <w:startOverride w:val="1"/>
+    </w:lvlOverride>
+    <w:lvlOverride w:ilvl="1">
+      <w:startOverride w:val="1"/>
+    </w:lvlOverride>
+    <w:lvlOverride w:ilvl="2">
+      <w:startOverride w:val="1"/>
+    </w:lvlOverride>
+    <w:lvlOverride w:ilvl="3">
+      <w:startOverride w:val="1"/>
+    </w:lvlOverride>
+    <w:lvlOverride w:ilvl="4">
+      <w:startOverride w:val="1"/>
+    </w:lvlOverride>
+    <w:lvlOverride w:ilvl="5">
+      <w:startOverride w:val="1"/>
+    </w:lvlOverride>
+    <w:lvlOverride w:ilvl="6">
+      <w:startOverride w:val="1"/>
+    </w:lvlOverride>
+    <w:lvlOverride w:ilvl="7">
+      <w:startOverride w:val="1"/>
+    </w:lvlOverride>
+    <w:lvlOverride w:ilvl="8">
+      <w:startOverride w:val="1"/>
+    </w:lvlOverride>
+  </w:num>
+  <w:num w:numId="1012">
+    <w:abstractNumId w:val="99411"/>
+    <w:lvlOverride w:ilvl="0">
+      <w:startOverride w:val="1"/>
+    </w:lvlOverride>
+    <w:lvlOverride w:ilvl="1">
+      <w:startOverride w:val="1"/>
+    </w:lvlOverride>
+    <w:lvlOverride w:ilvl="2">
+      <w:startOverride w:val="1"/>
+    </w:lvlOverride>
+    <w:lvlOverride w:ilvl="3">
+      <w:startOverride w:val="1"/>
+    </w:lvlOverride>
+    <w:lvlOverride w:ilvl="4">
+      <w:startOverride w:val="1"/>
+    </w:lvlOverride>
+    <w:lvlOverride w:ilvl="5">
+      <w:startOverride w:val="1"/>
+    </w:lvlOverride>
+    <w:lvlOverride w:ilvl="6">
+      <w:startOverride w:val="1"/>
+    </w:lvlOverride>
+    <w:lvlOverride w:ilvl="7">
+      <w:startOverride w:val="1"/>
+    </w:lvlOverride>
+    <w:lvlOverride w:ilvl="8">
+      <w:startOverride w:val="1"/>
+    </w:lvlOverride>
+  </w:num>
+  <w:num w:numId="1013">
+    <w:abstractNumId w:val="991"/>
+  </w:num>
+  <w:num w:numId="1014">
     <w:abstractNumId w:val="991"/>
   </w:num>
 </w:numbering>

--- a/site/files/konspekt-lekciya-1.docx
+++ b/site/files/konspekt-lekciya-1.docx
@@ -6075,6 +6075,53 @@
         <w:t xml:space="preserve">приложенные файлы. Подробно — в лекции 3.</w:t>
       </w:r>
     </w:p>
+    <w:p>
+      <w:pPr>
+        <w:pStyle w:val="BodyText"/>
+      </w:pPr>
+      <w:r>
+        <w:rPr>
+          <w:lang w:val="ru"/>
+        </w:rPr>
+        <w:t xml:space="preserve">В GigaChat тоже есть «Проекты», но по опыту автора курса это просто папки: документы и чаты</w:t>
+      </w:r>
+      <w:r>
+        <w:rPr>
+          <w:lang w:val="ru"/>
+        </w:rPr>
+        <w:t xml:space="preserve"> </w:t>
+      </w:r>
+      <w:r>
+        <w:rPr>
+          <w:lang w:val="ru"/>
+        </w:rPr>
+        <w:t xml:space="preserve">одной темы лежат вместе, а не в общей куче. Функций проекта — постоянной инструкции, общей</w:t>
+      </w:r>
+      <w:r>
+        <w:rPr>
+          <w:lang w:val="ru"/>
+        </w:rPr>
+        <w:t xml:space="preserve"> </w:t>
+      </w:r>
+      <w:r>
+        <w:rPr>
+          <w:lang w:val="ru"/>
+        </w:rPr>
+        <w:t xml:space="preserve">базы знаний для всех чатов — у них нет. Системный слой в GigaChat — первым сообщением</w:t>
+      </w:r>
+      <w:r>
+        <w:rPr>
+          <w:lang w:val="ru"/>
+        </w:rPr>
+        <w:t xml:space="preserve"> </w:t>
+      </w:r>
+      <w:r>
+        <w:rPr>
+          <w:lang w:val="ru"/>
+        </w:rPr>
+        <w:t xml:space="preserve">в новом чате.</w:t>
+      </w:r>
+    </w:p>
     <w:bookmarkEnd w:id="53"/>
     <w:bookmarkEnd w:id="54"/>
     <w:bookmarkStart w:id="55" w:name="proverka"/>
@@ -12124,6 +12171,59 @@
           <w:lang w:val="ru"/>
         </w:rPr>
         <w:t xml:space="preserve">одному человеку все четыре роли не закрыть, нужна команда (самодиагностика).</w:t>
+      </w:r>
+    </w:p>
+    <w:p>
+      <w:pPr>
+        <w:pStyle w:val="Compact"/>
+        <w:numPr>
+          <w:ilvl w:val="0"/>
+          <w:numId w:val="1013"/>
+        </w:numPr>
+      </w:pPr>
+      <w:r>
+        <w:rPr>
+          <w:b/>
+          <w:bCs/>
+          <w:lang w:val="ru"/>
+        </w:rPr>
+        <w:t xml:space="preserve">«Проект в GigaChat».</w:t>
+      </w:r>
+      <w:r>
+        <w:rPr>
+          <w:lang w:val="ru"/>
+        </w:rPr>
+        <w:t xml:space="preserve"> </w:t>
+      </w:r>
+      <w:r>
+        <w:rPr>
+          <w:lang w:val="ru"/>
+        </w:rPr>
+        <w:t xml:space="preserve">В GigaChat «Проекты» — только папки для документов и чатов одной</w:t>
+      </w:r>
+      <w:r>
+        <w:rPr>
+          <w:lang w:val="ru"/>
+        </w:rPr>
+        <w:t xml:space="preserve"> </w:t>
+      </w:r>
+      <w:r>
+        <w:rPr>
+          <w:lang w:val="ru"/>
+        </w:rPr>
+        <w:t xml:space="preserve">темы: постоянной инструкции и общей базы знаний у них нет (по опыту автора курса,</w:t>
+      </w:r>
+      <w:r>
+        <w:rPr>
+          <w:lang w:val="ru"/>
+        </w:rPr>
+        <w:t xml:space="preserve"> </w:t>
+      </w:r>
+      <w:r>
+        <w:rPr>
+          <w:lang w:val="ru"/>
+        </w:rPr>
+        <w:t xml:space="preserve">10.10.2026). Системный слой — первым сообщением в чате (раздел 7).</w:t>
       </w:r>
     </w:p>
     <w:p>
